--- a/系統文件/第6章/6-2 - 1.docx
+++ b/系統文件/第6章/6-2 - 1.docx
@@ -297,21 +297,12 @@
                 <w:szCs w:val="24"/>
               </w:rPr>
             </w:pPr>
-            <w:proofErr w:type="gramStart"/>
             <w:r>
               <w:rPr>
                 <w:rFonts w:ascii="標楷體" w:eastAsia="標楷體" w:hAnsi="標楷體" w:cs="新細明體" w:hint="eastAsia"/>
                 <w:szCs w:val="24"/>
               </w:rPr>
-              <w:t>會員帳密紀錄</w:t>
-            </w:r>
-            <w:proofErr w:type="gramEnd"/>
-            <w:r>
-              <w:rPr>
-                <w:rFonts w:ascii="標楷體" w:eastAsia="標楷體" w:hAnsi="標楷體" w:cs="新細明體" w:hint="eastAsia"/>
-                <w:szCs w:val="24"/>
-              </w:rPr>
-              <w:t xml:space="preserve"> (</w:t>
+              <w:t>會員帳密紀錄 (</w:t>
             </w:r>
             <w:r>
               <w:rPr>
@@ -783,7 +774,7 @@
             <w:pPr>
               <w:jc w:val="both"/>
               <w:rPr>
-                <w:rFonts w:ascii="標楷體" w:eastAsia="標楷體" w:hAnsi="標楷體" w:hint="eastAsia"/>
+                <w:rFonts w:ascii="標楷體" w:eastAsia="標楷體" w:hAnsi="標楷體"/>
                 <w:szCs w:val="24"/>
               </w:rPr>
             </w:pPr>
@@ -905,7 +896,7 @@
             <w:pPr>
               <w:jc w:val="both"/>
               <w:rPr>
-                <w:rFonts w:ascii="標楷體" w:eastAsia="標楷體" w:hAnsi="標楷體" w:hint="eastAsia"/>
+                <w:rFonts w:ascii="標楷體" w:eastAsia="標楷體" w:hAnsi="標楷體"/>
                 <w:szCs w:val="24"/>
               </w:rPr>
             </w:pPr>
@@ -930,7 +921,7 @@
             <w:pPr>
               <w:jc w:val="both"/>
               <w:rPr>
-                <w:rFonts w:ascii="標楷體" w:eastAsia="標楷體" w:hAnsi="標楷體" w:hint="eastAsia"/>
+                <w:rFonts w:ascii="標楷體" w:eastAsia="標楷體" w:hAnsi="標楷體"/>
                 <w:szCs w:val="24"/>
               </w:rPr>
             </w:pPr>
@@ -977,21 +968,7 @@
                 <w:rFonts w:ascii="標楷體" w:eastAsia="標楷體" w:hAnsi="標楷體" w:cs="新細明體" w:hint="eastAsia"/>
                 <w:szCs w:val="24"/>
               </w:rPr>
-              <w:t>使用者帳號密碼</w:t>
-            </w:r>
-            <w:r>
-              <w:rPr>
-                <w:rFonts w:ascii="標楷體" w:eastAsia="標楷體" w:hAnsi="標楷體" w:cs="新細明體" w:hint="eastAsia"/>
-                <w:szCs w:val="24"/>
-              </w:rPr>
-              <w:t>紀錄</w:t>
-            </w:r>
-            <w:r>
-              <w:rPr>
-                <w:rFonts w:ascii="標楷體" w:eastAsia="標楷體" w:hAnsi="標楷體" w:cs="新細明體" w:hint="eastAsia"/>
-                <w:szCs w:val="24"/>
-              </w:rPr>
-              <w:t>(T</w:t>
+              <w:t>使用者帳號密碼紀錄(T</w:t>
             </w:r>
             <w:r>
               <w:rPr>
@@ -1204,6 +1181,7 @@
         <w:tc>
           <w:tcPr>
             <w:tcW w:w="1271" w:type="dxa"/>
+            <w:vMerge w:val="restart"/>
             <w:vAlign w:val="center"/>
           </w:tcPr>
           <w:p>
@@ -1273,24 +1251,17 @@
         <w:tc>
           <w:tcPr>
             <w:tcW w:w="1271" w:type="dxa"/>
-            <w:vMerge w:val="restart"/>
-            <w:vAlign w:val="center"/>
-          </w:tcPr>
-          <w:p>
-            <w:pPr>
-              <w:jc w:val="both"/>
-              <w:rPr>
-                <w:rFonts w:ascii="標楷體" w:eastAsia="標楷體" w:hAnsi="標楷體"/>
-                <w:szCs w:val="24"/>
-              </w:rPr>
-            </w:pPr>
-            <w:r>
-              <w:rPr>
-                <w:rFonts w:ascii="標楷體" w:eastAsia="標楷體" w:hAnsi="標楷體" w:hint="eastAsia"/>
-                <w:szCs w:val="24"/>
-              </w:rPr>
-              <w:t>輸出值</w:t>
-            </w:r>
+            <w:vMerge/>
+            <w:vAlign w:val="center"/>
+          </w:tcPr>
+          <w:p>
+            <w:pPr>
+              <w:jc w:val="both"/>
+              <w:rPr>
+                <w:rFonts w:ascii="標楷體" w:eastAsia="標楷體" w:hAnsi="標楷體" w:hint="eastAsia"/>
+                <w:szCs w:val="24"/>
+              </w:rPr>
+            </w:pPr>
           </w:p>
         </w:tc>
         <w:tc>
@@ -1302,16 +1273,16 @@
             <w:pPr>
               <w:jc w:val="both"/>
               <w:rPr>
-                <w:rFonts w:ascii="標楷體" w:eastAsia="標楷體" w:hAnsi="標楷體"/>
-                <w:szCs w:val="24"/>
-              </w:rPr>
-            </w:pPr>
-            <w:r>
-              <w:rPr>
-                <w:rFonts w:ascii="標楷體" w:eastAsia="標楷體" w:hAnsi="標楷體" w:cs="新細明體"/>
-                <w:szCs w:val="24"/>
-              </w:rPr>
-              <w:t>使用者</w:t>
+                <w:rFonts w:ascii="標楷體" w:eastAsia="標楷體" w:hAnsi="標楷體" w:cs="新細明體"/>
+                <w:szCs w:val="24"/>
+              </w:rPr>
+            </w:pPr>
+            <w:r>
+              <w:rPr>
+                <w:rFonts w:ascii="標楷體" w:eastAsia="標楷體" w:hAnsi="標楷體" w:cs="新細明體" w:hint="eastAsia"/>
+                <w:szCs w:val="24"/>
+              </w:rPr>
+              <w:t>資料庫</w:t>
             </w:r>
           </w:p>
         </w:tc>
@@ -1325,35 +1296,69 @@
             <w:pPr>
               <w:jc w:val="both"/>
               <w:rPr>
-                <w:rFonts w:ascii="標楷體" w:eastAsia="標楷體" w:hAnsi="標楷體"/>
-                <w:szCs w:val="24"/>
-              </w:rPr>
-            </w:pPr>
-            <w:r>
-              <w:rPr>
-                <w:rFonts w:ascii="標楷體" w:eastAsia="標楷體" w:hAnsi="標楷體" w:cs="新細明體"/>
-                <w:szCs w:val="24"/>
-              </w:rPr>
-              <w:t>註冊成功/失敗訊息</w:t>
-            </w:r>
-          </w:p>
-        </w:tc>
-      </w:tr>
-      <w:tr>
-        <w:tc>
-          <w:tcPr>
-            <w:tcW w:w="1271" w:type="dxa"/>
-            <w:vMerge/>
-            <w:vAlign w:val="center"/>
-          </w:tcPr>
-          <w:p>
-            <w:pPr>
-              <w:jc w:val="both"/>
-              <w:rPr>
-                <w:rFonts w:ascii="標楷體" w:eastAsia="標楷體" w:hAnsi="標楷體" w:hint="eastAsia"/>
-                <w:szCs w:val="24"/>
-              </w:rPr>
-            </w:pPr>
+                <w:rFonts w:ascii="標楷體" w:eastAsia="標楷體" w:hAnsi="標楷體" w:cs="新細明體"/>
+                <w:szCs w:val="24"/>
+              </w:rPr>
+            </w:pPr>
+            <w:r>
+              <w:rPr>
+                <w:rFonts w:ascii="標楷體" w:eastAsia="標楷體" w:hAnsi="標楷體" w:cs="新細明體" w:hint="eastAsia"/>
+                <w:szCs w:val="24"/>
+              </w:rPr>
+              <w:t>新帳號密碼</w:t>
+            </w:r>
+            <w:r>
+              <w:rPr>
+                <w:rFonts w:ascii="標楷體" w:eastAsia="標楷體" w:hAnsi="標楷體" w:cs="新細明體" w:hint="eastAsia"/>
+                <w:szCs w:val="24"/>
+              </w:rPr>
+              <w:t>(T0</w:t>
+            </w:r>
+            <w:r>
+              <w:rPr>
+                <w:rFonts w:ascii="標楷體" w:eastAsia="標楷體" w:hAnsi="標楷體" w:cs="新細明體"/>
+                <w:szCs w:val="24"/>
+              </w:rPr>
+              <w:t>1</w:t>
+            </w:r>
+            <w:r>
+              <w:rPr>
+                <w:rFonts w:ascii="標楷體" w:eastAsia="標楷體" w:hAnsi="標楷體" w:hint="eastAsia"/>
+                <w:szCs w:val="24"/>
+              </w:rPr>
+              <w:t>使用者資料表</w:t>
+            </w:r>
+            <w:r>
+              <w:rPr>
+                <w:rFonts w:ascii="標楷體" w:eastAsia="標楷體" w:hAnsi="標楷體" w:cs="新細明體" w:hint="eastAsia"/>
+                <w:szCs w:val="24"/>
+              </w:rPr>
+              <w:t>)</w:t>
+            </w:r>
+          </w:p>
+        </w:tc>
+      </w:tr>
+      <w:tr>
+        <w:tc>
+          <w:tcPr>
+            <w:tcW w:w="1271" w:type="dxa"/>
+            <w:vAlign w:val="center"/>
+          </w:tcPr>
+          <w:p>
+            <w:pPr>
+              <w:jc w:val="both"/>
+              <w:rPr>
+                <w:rFonts w:ascii="標楷體" w:eastAsia="標楷體" w:hAnsi="標楷體"/>
+                <w:szCs w:val="24"/>
+              </w:rPr>
+            </w:pPr>
+            <w:r>
+              <w:rPr>
+                <w:rFonts w:ascii="標楷體" w:eastAsia="標楷體" w:hAnsi="標楷體" w:hint="eastAsia"/>
+                <w:szCs w:val="24"/>
+              </w:rPr>
+              <w:t>輸出值</w:t>
+            </w:r>
           </w:p>
         </w:tc>
         <w:tc>
@@ -1365,16 +1370,16 @@
             <w:pPr>
               <w:jc w:val="both"/>
               <w:rPr>
-                <w:rFonts w:ascii="標楷體" w:eastAsia="標楷體" w:hAnsi="標楷體" w:cs="新細明體"/>
-                <w:szCs w:val="24"/>
-              </w:rPr>
-            </w:pPr>
-            <w:r>
-              <w:rPr>
-                <w:rFonts w:ascii="標楷體" w:eastAsia="標楷體" w:hAnsi="標楷體" w:cs="新細明體" w:hint="eastAsia"/>
-                <w:szCs w:val="24"/>
-              </w:rPr>
-              <w:t>資料庫</w:t>
+                <w:rFonts w:ascii="標楷體" w:eastAsia="標楷體" w:hAnsi="標楷體"/>
+                <w:szCs w:val="24"/>
+              </w:rPr>
+            </w:pPr>
+            <w:r>
+              <w:rPr>
+                <w:rFonts w:ascii="標楷體" w:eastAsia="標楷體" w:hAnsi="標楷體" w:cs="新細明體"/>
+                <w:szCs w:val="24"/>
+              </w:rPr>
+              <w:t>使用者</w:t>
             </w:r>
           </w:p>
         </w:tc>
@@ -1388,83 +1393,39 @@
             <w:pPr>
               <w:jc w:val="both"/>
               <w:rPr>
-                <w:rFonts w:ascii="標楷體" w:eastAsia="標楷體" w:hAnsi="標楷體" w:cs="新細明體"/>
-                <w:szCs w:val="24"/>
-              </w:rPr>
-            </w:pPr>
-            <w:r>
-              <w:rPr>
-                <w:rFonts w:ascii="標楷體" w:eastAsia="標楷體" w:hAnsi="標楷體" w:cs="新細明體" w:hint="eastAsia"/>
-                <w:szCs w:val="24"/>
-              </w:rPr>
-              <w:t>新增</w:t>
-            </w:r>
-            <w:r>
-              <w:rPr>
-                <w:rFonts w:ascii="標楷體" w:eastAsia="標楷體" w:hAnsi="標楷體" w:cs="新細明體" w:hint="eastAsia"/>
-                <w:szCs w:val="24"/>
-              </w:rPr>
-              <w:t>註冊</w:t>
-            </w:r>
-            <w:r>
-              <w:rPr>
-                <w:rFonts w:ascii="標楷體" w:eastAsia="標楷體" w:hAnsi="標楷體" w:cs="新細明體" w:hint="eastAsia"/>
-                <w:szCs w:val="24"/>
-              </w:rPr>
-              <w:t>資料至</w:t>
-            </w:r>
-            <w:r>
-              <w:rPr>
-                <w:rFonts w:ascii="標楷體" w:eastAsia="標楷體" w:hAnsi="標楷體" w:cs="新細明體" w:hint="eastAsia"/>
-                <w:szCs w:val="24"/>
-              </w:rPr>
-              <w:t>(T0</w:t>
-            </w:r>
-            <w:r>
-              <w:rPr>
-                <w:rFonts w:ascii="標楷體" w:eastAsia="標楷體" w:hAnsi="標楷體" w:cs="新細明體"/>
-                <w:szCs w:val="24"/>
-              </w:rPr>
-              <w:t>1</w:t>
-            </w:r>
-            <w:r>
-              <w:rPr>
-                <w:rFonts w:ascii="標楷體" w:eastAsia="標楷體" w:hAnsi="標楷體" w:hint="eastAsia"/>
-                <w:szCs w:val="24"/>
-              </w:rPr>
-              <w:t>使用者資料表</w:t>
-            </w:r>
-            <w:r>
-              <w:rPr>
-                <w:rFonts w:ascii="標楷體" w:eastAsia="標楷體" w:hAnsi="標楷體" w:cs="新細明體" w:hint="eastAsia"/>
-                <w:szCs w:val="24"/>
-              </w:rPr>
-              <w:t>)</w:t>
+                <w:rFonts w:ascii="標楷體" w:eastAsia="標楷體" w:hAnsi="標楷體"/>
+                <w:szCs w:val="24"/>
+              </w:rPr>
+            </w:pPr>
+            <w:r>
+              <w:rPr>
+                <w:rFonts w:ascii="標楷體" w:eastAsia="標楷體" w:hAnsi="標楷體" w:cs="新細明體"/>
+                <w:szCs w:val="24"/>
+              </w:rPr>
+              <w:t>註冊成功/失敗訊息</w:t>
             </w:r>
           </w:p>
         </w:tc>
       </w:tr>
     </w:tbl>
-    <w:p>
-      <w:pPr>
-        <w:rPr>
-          <w:rFonts w:ascii="標楷體" w:eastAsia="標楷體" w:hAnsi="標楷體"/>
-          <w:szCs w:val="24"/>
-        </w:rPr>
-      </w:pPr>
-    </w:p>
     <w:p>
       <w:pPr>
         <w:pStyle w:val="a3"/>
       </w:pPr>
       <w:r>
-        <w:t>表 6-2-3 說明</w:t>
+        <w:t>表 6-2-2 說明</w:t>
       </w:r>
       <w:r>
         <w:rPr>
           <w:rFonts w:hint="eastAsia"/>
         </w:rPr>
-        <w:t>登入驗證</w:t>
+        <w:t>刪除</w:t>
+      </w:r>
+      <w:r>
+        <w:rPr>
+          <w:rFonts w:hint="eastAsia"/>
+        </w:rPr>
+        <w:t>帳號資料</w:t>
       </w:r>
     </w:p>
     <w:tbl>
@@ -1532,6 +1493,20 @@
                 <w:rFonts w:ascii="標楷體" w:eastAsia="標楷體" w:hAnsi="標楷體"/>
                 <w:szCs w:val="24"/>
               </w:rPr>
+              <w:t>1</w:t>
+            </w:r>
+            <w:r>
+              <w:rPr>
+                <w:rFonts w:ascii="標楷體" w:eastAsia="標楷體" w:hAnsi="標楷體" w:hint="eastAsia"/>
+                <w:szCs w:val="24"/>
+              </w:rPr>
+              <w:t>.</w:t>
+            </w:r>
+            <w:r>
+              <w:rPr>
+                <w:rFonts w:ascii="標楷體" w:eastAsia="標楷體" w:hAnsi="標楷體" w:hint="eastAsia"/>
+                <w:szCs w:val="24"/>
+              </w:rPr>
               <w:t>2</w:t>
             </w:r>
           </w:p>
@@ -1576,7 +1551,14 @@
                 <w:rFonts w:ascii="標楷體" w:eastAsia="標楷體" w:hAnsi="標楷體" w:hint="eastAsia"/>
                 <w:szCs w:val="24"/>
               </w:rPr>
-              <w:t>登入驗證</w:t>
+              <w:t>刪除</w:t>
+            </w:r>
+            <w:r>
+              <w:rPr>
+                <w:rFonts w:ascii="標楷體" w:eastAsia="標楷體" w:hAnsi="標楷體" w:hint="eastAsia"/>
+                <w:szCs w:val="24"/>
+              </w:rPr>
+              <w:t>帳號資料</w:t>
             </w:r>
           </w:p>
         </w:tc>
@@ -1623,7 +1605,7 @@
                 <w:rFonts w:ascii="標楷體" w:eastAsia="標楷體" w:hAnsi="標楷體" w:cs="新細明體"/>
                 <w:szCs w:val="24"/>
               </w:rPr>
-              <w:t>使用者以 Email 或 Google 帳號登入，系統驗證身分並記錄最後登入時間。</w:t>
+              <w:t>使用者輸入帳號密碼完成 Email 註冊，系統寫入使用者資料。</w:t>
             </w:r>
           </w:p>
         </w:tc>
@@ -1690,10 +1672,10 @@
             </w:pPr>
             <w:r>
               <w:rPr>
-                <w:rFonts w:ascii="標楷體" w:eastAsia="標楷體" w:hAnsi="標楷體" w:cs="新細明體"/>
-                <w:szCs w:val="24"/>
-              </w:rPr>
-              <w:t>登入資訊（Email/密碼 或 Google授權）</w:t>
+                <w:rFonts w:ascii="標楷體" w:eastAsia="標楷體" w:hAnsi="標楷體" w:cs="新細明體" w:hint="eastAsia"/>
+                <w:szCs w:val="24"/>
+              </w:rPr>
+              <w:t>刪除需求</w:t>
             </w:r>
           </w:p>
         </w:tc>
@@ -1724,7 +1706,7 @@
             <w:pPr>
               <w:jc w:val="both"/>
               <w:rPr>
-                <w:rFonts w:ascii="標楷體" w:eastAsia="標楷體" w:hAnsi="標楷體" w:cs="新細明體" w:hint="eastAsia"/>
+                <w:rFonts w:ascii="標楷體" w:eastAsia="標楷體" w:hAnsi="標楷體" w:cs="新細明體"/>
                 <w:szCs w:val="24"/>
               </w:rPr>
             </w:pPr>
@@ -1756,7 +1738,7 @@
                 <w:rFonts w:ascii="標楷體" w:eastAsia="標楷體" w:hAnsi="標楷體" w:cs="新細明體" w:hint="eastAsia"/>
                 <w:szCs w:val="24"/>
               </w:rPr>
-              <w:t>驗證密碼與帳號</w:t>
+              <w:t>刪除指令</w:t>
             </w:r>
             <w:r>
               <w:rPr>
@@ -1793,7 +1775,6 @@
         <w:tc>
           <w:tcPr>
             <w:tcW w:w="1271" w:type="dxa"/>
-            <w:vMerge w:val="restart"/>
             <w:vAlign w:val="center"/>
           </w:tcPr>
           <w:p>
@@ -1845,107 +1826,16 @@
             <w:pPr>
               <w:jc w:val="both"/>
               <w:rPr>
-                <w:rFonts w:ascii="標楷體" w:eastAsia="標楷體" w:hAnsi="標楷體"/>
-                <w:szCs w:val="24"/>
-              </w:rPr>
-            </w:pPr>
-            <w:r>
-              <w:rPr>
-                <w:rFonts w:ascii="標楷體" w:eastAsia="標楷體" w:hAnsi="標楷體" w:cs="新細明體"/>
-                <w:szCs w:val="24"/>
-              </w:rPr>
-              <w:t>登入結果（成功/失敗）</w:t>
-            </w:r>
-          </w:p>
-        </w:tc>
-      </w:tr>
-      <w:tr>
-        <w:tc>
-          <w:tcPr>
-            <w:tcW w:w="1271" w:type="dxa"/>
-            <w:vMerge/>
-            <w:vAlign w:val="center"/>
-          </w:tcPr>
-          <w:p>
-            <w:pPr>
-              <w:jc w:val="both"/>
-              <w:rPr>
-                <w:rFonts w:ascii="標楷體" w:eastAsia="標楷體" w:hAnsi="標楷體" w:hint="eastAsia"/>
-                <w:szCs w:val="24"/>
-              </w:rPr>
-            </w:pPr>
-          </w:p>
-        </w:tc>
-        <w:tc>
-          <w:tcPr>
-            <w:tcW w:w="992" w:type="dxa"/>
-            <w:vAlign w:val="center"/>
-          </w:tcPr>
-          <w:p>
-            <w:pPr>
-              <w:jc w:val="both"/>
-              <w:rPr>
-                <w:rFonts w:ascii="標楷體" w:eastAsia="標楷體" w:hAnsi="標楷體" w:cs="新細明體"/>
-                <w:szCs w:val="24"/>
-              </w:rPr>
-            </w:pPr>
-            <w:r>
-              <w:rPr>
-                <w:rFonts w:ascii="標楷體" w:eastAsia="標楷體" w:hAnsi="標楷體" w:cs="新細明體" w:hint="eastAsia"/>
-                <w:szCs w:val="24"/>
-              </w:rPr>
-              <w:t>資料庫</w:t>
-            </w:r>
-          </w:p>
-        </w:tc>
-        <w:tc>
-          <w:tcPr>
-            <w:tcW w:w="6033" w:type="dxa"/>
-            <w:gridSpan w:val="3"/>
-            <w:vAlign w:val="center"/>
-          </w:tcPr>
-          <w:p>
-            <w:pPr>
-              <w:jc w:val="both"/>
-              <w:rPr>
-                <w:rFonts w:ascii="標楷體" w:eastAsia="標楷體" w:hAnsi="標楷體" w:cs="新細明體"/>
-                <w:szCs w:val="24"/>
-              </w:rPr>
-            </w:pPr>
-            <w:r>
-              <w:rPr>
-                <w:rFonts w:ascii="標楷體" w:eastAsia="標楷體" w:hAnsi="標楷體" w:cs="新細明體" w:hint="eastAsia"/>
-                <w:szCs w:val="24"/>
-              </w:rPr>
-              <w:t>更新資料</w:t>
-            </w:r>
-            <w:r>
-              <w:rPr>
-                <w:rFonts w:ascii="標楷體" w:eastAsia="標楷體" w:hAnsi="標楷體" w:cs="新細明體" w:hint="eastAsia"/>
-                <w:szCs w:val="24"/>
-              </w:rPr>
-              <w:t>(T0</w:t>
-            </w:r>
-            <w:r>
-              <w:rPr>
-                <w:rFonts w:ascii="標楷體" w:eastAsia="標楷體" w:hAnsi="標楷體" w:cs="新細明體"/>
-                <w:szCs w:val="24"/>
-              </w:rPr>
-              <w:t>1</w:t>
-            </w:r>
-            <w:r>
-              <w:rPr>
-                <w:rFonts w:ascii="標楷體" w:eastAsia="標楷體" w:hAnsi="標楷體" w:hint="eastAsia"/>
-                <w:szCs w:val="24"/>
-              </w:rPr>
-              <w:t>使用者資料表</w:t>
-            </w:r>
-            <w:r>
-              <w:rPr>
-                <w:rFonts w:ascii="標楷體" w:eastAsia="標楷體" w:hAnsi="標楷體" w:cs="新細明體" w:hint="eastAsia"/>
-                <w:szCs w:val="24"/>
-              </w:rPr>
-              <w:t>)</w:t>
+                <w:rFonts w:ascii="標楷體" w:eastAsia="標楷體" w:hAnsi="標楷體" w:hint="eastAsia"/>
+                <w:szCs w:val="24"/>
+              </w:rPr>
+            </w:pPr>
+            <w:r>
+              <w:rPr>
+                <w:rFonts w:ascii="標楷體" w:eastAsia="標楷體" w:hAnsi="標楷體" w:hint="eastAsia"/>
+                <w:szCs w:val="24"/>
+              </w:rPr>
+              <w:t>刪除帳號結果</w:t>
             </w:r>
           </w:p>
         </w:tc>
@@ -1956,22 +1846,20 @@
         <w:pStyle w:val="a3"/>
       </w:pPr>
       <w:r>
-        <w:t xml:space="preserve">表 6-2-3 </w:t>
+        <w:lastRenderedPageBreak/>
+        <w:t>表 6-2-2 說明</w:t>
       </w:r>
       <w:r>
         <w:rPr>
           <w:rFonts w:hint="eastAsia"/>
         </w:rPr>
-        <w:t>E</w:t>
-      </w:r>
-      <w:r>
-        <w:t>mail</w:t>
+        <w:t>修改</w:t>
       </w:r>
       <w:r>
         <w:rPr>
           <w:rFonts w:hint="eastAsia"/>
         </w:rPr>
-        <w:t>登入</w:t>
+        <w:t>帳號資料</w:t>
       </w:r>
     </w:p>
     <w:tbl>
@@ -2039,7 +1927,7 @@
                 <w:rFonts w:ascii="標楷體" w:eastAsia="標楷體" w:hAnsi="標楷體"/>
                 <w:szCs w:val="24"/>
               </w:rPr>
-              <w:t>2</w:t>
+              <w:t>1</w:t>
             </w:r>
             <w:r>
               <w:rPr>
@@ -2050,10 +1938,10 @@
             </w:r>
             <w:r>
               <w:rPr>
-                <w:rFonts w:ascii="標楷體" w:eastAsia="標楷體" w:hAnsi="標楷體"/>
-                <w:szCs w:val="24"/>
-              </w:rPr>
-              <w:t>1</w:t>
+                <w:rFonts w:ascii="標楷體" w:eastAsia="標楷體" w:hAnsi="標楷體" w:hint="eastAsia"/>
+                <w:szCs w:val="24"/>
+              </w:rPr>
+              <w:t>3</w:t>
             </w:r>
           </w:p>
         </w:tc>
@@ -2097,21 +1985,14 @@
                 <w:rFonts w:ascii="標楷體" w:eastAsia="標楷體" w:hAnsi="標楷體" w:hint="eastAsia"/>
                 <w:szCs w:val="24"/>
               </w:rPr>
-              <w:t>Em</w:t>
-            </w:r>
-            <w:r>
-              <w:rPr>
-                <w:rFonts w:ascii="標楷體" w:eastAsia="標楷體" w:hAnsi="標楷體"/>
-                <w:szCs w:val="24"/>
-              </w:rPr>
-              <w:t>ail</w:t>
-            </w:r>
-            <w:r>
-              <w:rPr>
-                <w:rFonts w:ascii="標楷體" w:eastAsia="標楷體" w:hAnsi="標楷體" w:hint="eastAsia"/>
-                <w:szCs w:val="24"/>
-              </w:rPr>
-              <w:t>登入</w:t>
+              <w:t>修改</w:t>
+            </w:r>
+            <w:r>
+              <w:rPr>
+                <w:rFonts w:ascii="標楷體" w:eastAsia="標楷體" w:hAnsi="標楷體" w:hint="eastAsia"/>
+                <w:szCs w:val="24"/>
+              </w:rPr>
+              <w:t>帳號資料</w:t>
             </w:r>
           </w:p>
         </w:tc>
@@ -2158,7 +2039,7 @@
                 <w:rFonts w:ascii="標楷體" w:eastAsia="標楷體" w:hAnsi="標楷體" w:cs="新細明體"/>
                 <w:szCs w:val="24"/>
               </w:rPr>
-              <w:t>使用者以 Email 或 Google 帳號登入，系統驗證身分並記錄最後登入時間。</w:t>
+              <w:t>使用者輸入帳號密碼完成 Email 註冊，系統寫入使用者資料。</w:t>
             </w:r>
           </w:p>
         </w:tc>
@@ -2225,17 +2106,10 @@
             </w:pPr>
             <w:r>
               <w:rPr>
-                <w:rFonts w:ascii="標楷體" w:eastAsia="標楷體" w:hAnsi="標楷體" w:cs="新細明體" w:hint="eastAsia"/>
-                <w:szCs w:val="24"/>
-              </w:rPr>
-              <w:t>E</w:t>
-            </w:r>
-            <w:r>
-              <w:rPr>
-                <w:rFonts w:ascii="標楷體" w:eastAsia="標楷體" w:hAnsi="標楷體" w:cs="新細明體"/>
-                <w:szCs w:val="24"/>
-              </w:rPr>
-              <w:t xml:space="preserve">mail/密碼 </w:t>
+                <w:rFonts w:ascii="標楷體" w:eastAsia="標楷體" w:hAnsi="標楷體" w:hint="eastAsia"/>
+                <w:szCs w:val="24"/>
+              </w:rPr>
+              <w:t>帳號異動資料</w:t>
             </w:r>
           </w:p>
         </w:tc>
@@ -2266,7 +2140,7 @@
             <w:pPr>
               <w:jc w:val="both"/>
               <w:rPr>
-                <w:rFonts w:ascii="標楷體" w:eastAsia="標楷體" w:hAnsi="標楷體" w:cs="新細明體" w:hint="eastAsia"/>
+                <w:rFonts w:ascii="標楷體" w:eastAsia="標楷體" w:hAnsi="標楷體" w:cs="新細明體"/>
                 <w:szCs w:val="24"/>
               </w:rPr>
             </w:pPr>
@@ -2298,7 +2172,7 @@
                 <w:rFonts w:ascii="標楷體" w:eastAsia="標楷體" w:hAnsi="標楷體" w:cs="新細明體" w:hint="eastAsia"/>
                 <w:szCs w:val="24"/>
               </w:rPr>
-              <w:t>驗證密碼與帳號</w:t>
+              <w:t>異動後帳號資料</w:t>
             </w:r>
             <w:r>
               <w:rPr>
@@ -2335,7 +2209,6 @@
         <w:tc>
           <w:tcPr>
             <w:tcW w:w="1271" w:type="dxa"/>
-            <w:vMerge w:val="restart"/>
             <w:vAlign w:val="center"/>
           </w:tcPr>
           <w:p>
@@ -2387,6 +2260,949 @@
             <w:pPr>
               <w:jc w:val="both"/>
               <w:rPr>
+                <w:rFonts w:ascii="標楷體" w:eastAsia="標楷體" w:hAnsi="標楷體" w:hint="eastAsia"/>
+                <w:szCs w:val="24"/>
+              </w:rPr>
+            </w:pPr>
+            <w:r>
+              <w:rPr>
+                <w:rFonts w:ascii="標楷體" w:eastAsia="標楷體" w:hAnsi="標楷體" w:hint="eastAsia"/>
+                <w:szCs w:val="24"/>
+              </w:rPr>
+              <w:t>更新結果</w:t>
+            </w:r>
+          </w:p>
+        </w:tc>
+      </w:tr>
+    </w:tbl>
+    <w:p>
+      <w:pPr>
+        <w:rPr>
+          <w:rFonts w:ascii="標楷體" w:eastAsia="標楷體" w:hAnsi="標楷體"/>
+          <w:szCs w:val="24"/>
+        </w:rPr>
+      </w:pPr>
+    </w:p>
+    <w:p>
+      <w:pPr>
+        <w:pStyle w:val="a3"/>
+      </w:pPr>
+      <w:r>
+        <w:t>表 6-2-2 說明</w:t>
+      </w:r>
+      <w:r>
+        <w:rPr>
+          <w:rFonts w:hint="eastAsia"/>
+        </w:rPr>
+        <w:t>查詢</w:t>
+      </w:r>
+      <w:r>
+        <w:rPr>
+          <w:rFonts w:hint="eastAsia"/>
+        </w:rPr>
+        <w:t>帳號資料</w:t>
+      </w:r>
+    </w:p>
+    <w:tbl>
+      <w:tblPr>
+        <w:tblStyle w:val="ab"/>
+        <w:tblW w:w="0" w:type="auto"/>
+        <w:tblLook w:val="04A0" w:firstRow="1" w:lastRow="0" w:firstColumn="1" w:lastColumn="0" w:noHBand="0" w:noVBand="1"/>
+      </w:tblPr>
+      <w:tblGrid>
+        <w:gridCol w:w="1271"/>
+        <w:gridCol w:w="992"/>
+        <w:gridCol w:w="1885"/>
+        <w:gridCol w:w="1376"/>
+        <w:gridCol w:w="2772"/>
+      </w:tblGrid>
+      <w:tr>
+        <w:trPr>
+          <w:trHeight w:val="454"/>
+        </w:trPr>
+        <w:tc>
+          <w:tcPr>
+            <w:tcW w:w="1271" w:type="dxa"/>
+            <w:vAlign w:val="center"/>
+          </w:tcPr>
+          <w:p>
+            <w:pPr>
+              <w:jc w:val="both"/>
+              <w:rPr>
+                <w:rFonts w:ascii="標楷體" w:eastAsia="標楷體" w:hAnsi="標楷體"/>
+                <w:szCs w:val="24"/>
+              </w:rPr>
+            </w:pPr>
+            <w:r>
+              <w:rPr>
+                <w:rFonts w:ascii="標楷體" w:eastAsia="標楷體" w:hAnsi="標楷體" w:hint="eastAsia"/>
+                <w:szCs w:val="24"/>
+              </w:rPr>
+              <w:t>編號</w:t>
+            </w:r>
+          </w:p>
+        </w:tc>
+        <w:tc>
+          <w:tcPr>
+            <w:tcW w:w="2877" w:type="dxa"/>
+            <w:gridSpan w:val="2"/>
+            <w:vAlign w:val="center"/>
+          </w:tcPr>
+          <w:p>
+            <w:pPr>
+              <w:jc w:val="both"/>
+              <w:rPr>
+                <w:rFonts w:ascii="標楷體" w:eastAsia="標楷體" w:hAnsi="標楷體"/>
+                <w:szCs w:val="24"/>
+              </w:rPr>
+            </w:pPr>
+            <w:r>
+              <w:rPr>
+                <w:rFonts w:ascii="標楷體" w:eastAsia="標楷體" w:hAnsi="標楷體" w:hint="eastAsia"/>
+                <w:szCs w:val="24"/>
+              </w:rPr>
+              <w:t>1.</w:t>
+            </w:r>
+            <w:r>
+              <w:rPr>
+                <w:rFonts w:ascii="標楷體" w:eastAsia="標楷體" w:hAnsi="標楷體"/>
+                <w:szCs w:val="24"/>
+              </w:rPr>
+              <w:t>1</w:t>
+            </w:r>
+            <w:r>
+              <w:rPr>
+                <w:rFonts w:ascii="標楷體" w:eastAsia="標楷體" w:hAnsi="標楷體" w:hint="eastAsia"/>
+                <w:szCs w:val="24"/>
+              </w:rPr>
+              <w:t>.</w:t>
+            </w:r>
+            <w:r>
+              <w:rPr>
+                <w:rFonts w:ascii="標楷體" w:eastAsia="標楷體" w:hAnsi="標楷體" w:hint="eastAsia"/>
+                <w:szCs w:val="24"/>
+              </w:rPr>
+              <w:t>4</w:t>
+            </w:r>
+          </w:p>
+        </w:tc>
+        <w:tc>
+          <w:tcPr>
+            <w:tcW w:w="1376" w:type="dxa"/>
+            <w:vAlign w:val="center"/>
+          </w:tcPr>
+          <w:p>
+            <w:pPr>
+              <w:jc w:val="both"/>
+              <w:rPr>
+                <w:rFonts w:ascii="標楷體" w:eastAsia="標楷體" w:hAnsi="標楷體"/>
+                <w:szCs w:val="24"/>
+              </w:rPr>
+            </w:pPr>
+            <w:r>
+              <w:rPr>
+                <w:rFonts w:ascii="標楷體" w:eastAsia="標楷體" w:hAnsi="標楷體" w:hint="eastAsia"/>
+                <w:szCs w:val="24"/>
+              </w:rPr>
+              <w:t>功能名稱</w:t>
+            </w:r>
+          </w:p>
+        </w:tc>
+        <w:tc>
+          <w:tcPr>
+            <w:tcW w:w="2772" w:type="dxa"/>
+            <w:vAlign w:val="center"/>
+          </w:tcPr>
+          <w:p>
+            <w:pPr>
+              <w:jc w:val="both"/>
+              <w:rPr>
+                <w:rFonts w:ascii="標楷體" w:eastAsia="標楷體" w:hAnsi="標楷體"/>
+                <w:szCs w:val="24"/>
+              </w:rPr>
+            </w:pPr>
+            <w:r>
+              <w:rPr>
+                <w:rFonts w:ascii="標楷體" w:eastAsia="標楷體" w:hAnsi="標楷體" w:hint="eastAsia"/>
+                <w:szCs w:val="24"/>
+              </w:rPr>
+              <w:t>查詢</w:t>
+            </w:r>
+            <w:r>
+              <w:rPr>
+                <w:rFonts w:ascii="標楷體" w:eastAsia="標楷體" w:hAnsi="標楷體" w:hint="eastAsia"/>
+                <w:szCs w:val="24"/>
+              </w:rPr>
+              <w:t>帳號資料</w:t>
+            </w:r>
+          </w:p>
+        </w:tc>
+      </w:tr>
+      <w:tr>
+        <w:tc>
+          <w:tcPr>
+            <w:tcW w:w="1271" w:type="dxa"/>
+            <w:vAlign w:val="center"/>
+          </w:tcPr>
+          <w:p>
+            <w:pPr>
+              <w:jc w:val="both"/>
+              <w:rPr>
+                <w:rFonts w:ascii="標楷體" w:eastAsia="標楷體" w:hAnsi="標楷體"/>
+                <w:szCs w:val="24"/>
+              </w:rPr>
+            </w:pPr>
+            <w:r>
+              <w:rPr>
+                <w:rFonts w:ascii="標楷體" w:eastAsia="標楷體" w:hAnsi="標楷體" w:hint="eastAsia"/>
+                <w:szCs w:val="24"/>
+              </w:rPr>
+              <w:t>操作說明</w:t>
+            </w:r>
+          </w:p>
+        </w:tc>
+        <w:tc>
+          <w:tcPr>
+            <w:tcW w:w="7025" w:type="dxa"/>
+            <w:gridSpan w:val="4"/>
+            <w:vAlign w:val="center"/>
+          </w:tcPr>
+          <w:p>
+            <w:pPr>
+              <w:jc w:val="both"/>
+              <w:rPr>
+                <w:rFonts w:ascii="標楷體" w:eastAsia="標楷體" w:hAnsi="標楷體"/>
+                <w:szCs w:val="24"/>
+              </w:rPr>
+            </w:pPr>
+            <w:r>
+              <w:rPr>
+                <w:rFonts w:ascii="標楷體" w:eastAsia="標楷體" w:hAnsi="標楷體" w:cs="新細明體"/>
+                <w:szCs w:val="24"/>
+              </w:rPr>
+              <w:t>使用者輸入帳號密碼完成 Email 註冊，系統</w:t>
+            </w:r>
+            <w:r>
+              <w:rPr>
+                <w:rFonts w:ascii="標楷體" w:eastAsia="標楷體" w:hAnsi="標楷體" w:cs="新細明體" w:hint="eastAsia"/>
+                <w:szCs w:val="24"/>
+              </w:rPr>
+              <w:t xml:space="preserve"> </w:t>
+            </w:r>
+            <w:r>
+              <w:rPr>
+                <w:rFonts w:ascii="標楷體" w:eastAsia="標楷體" w:hAnsi="標楷體" w:cs="新細明體"/>
+                <w:szCs w:val="24"/>
+              </w:rPr>
+              <w:t>寫入使用者資料。</w:t>
+            </w:r>
+          </w:p>
+        </w:tc>
+      </w:tr>
+      <w:tr>
+        <w:tc>
+          <w:tcPr>
+            <w:tcW w:w="1271" w:type="dxa"/>
+            <w:vMerge w:val="restart"/>
+            <w:vAlign w:val="center"/>
+          </w:tcPr>
+          <w:p>
+            <w:pPr>
+              <w:jc w:val="both"/>
+              <w:rPr>
+                <w:rFonts w:ascii="標楷體" w:eastAsia="標楷體" w:hAnsi="標楷體"/>
+                <w:szCs w:val="24"/>
+              </w:rPr>
+            </w:pPr>
+            <w:r>
+              <w:rPr>
+                <w:rFonts w:ascii="標楷體" w:eastAsia="標楷體" w:hAnsi="標楷體" w:hint="eastAsia"/>
+                <w:szCs w:val="24"/>
+              </w:rPr>
+              <w:t>輸入值</w:t>
+            </w:r>
+          </w:p>
+        </w:tc>
+        <w:tc>
+          <w:tcPr>
+            <w:tcW w:w="992" w:type="dxa"/>
+            <w:vAlign w:val="center"/>
+          </w:tcPr>
+          <w:p>
+            <w:pPr>
+              <w:jc w:val="both"/>
+              <w:rPr>
+                <w:rFonts w:ascii="標楷體" w:eastAsia="標楷體" w:hAnsi="標楷體"/>
+                <w:szCs w:val="24"/>
+              </w:rPr>
+            </w:pPr>
+            <w:r>
+              <w:rPr>
+                <w:rFonts w:ascii="標楷體" w:eastAsia="標楷體" w:hAnsi="標楷體" w:cs="新細明體"/>
+                <w:szCs w:val="24"/>
+              </w:rPr>
+              <w:t>使用者</w:t>
+            </w:r>
+          </w:p>
+        </w:tc>
+        <w:tc>
+          <w:tcPr>
+            <w:tcW w:w="6033" w:type="dxa"/>
+            <w:gridSpan w:val="3"/>
+            <w:vAlign w:val="center"/>
+          </w:tcPr>
+          <w:p>
+            <w:pPr>
+              <w:jc w:val="both"/>
+              <w:rPr>
+                <w:rFonts w:ascii="標楷體" w:eastAsia="標楷體" w:hAnsi="標楷體"/>
+                <w:szCs w:val="24"/>
+              </w:rPr>
+            </w:pPr>
+            <w:r>
+              <w:rPr>
+                <w:rFonts w:ascii="標楷體" w:eastAsia="標楷體" w:hAnsi="標楷體" w:hint="eastAsia"/>
+                <w:szCs w:val="24"/>
+              </w:rPr>
+              <w:t>帳號</w:t>
+            </w:r>
+          </w:p>
+        </w:tc>
+      </w:tr>
+      <w:tr>
+        <w:tc>
+          <w:tcPr>
+            <w:tcW w:w="1271" w:type="dxa"/>
+            <w:vMerge/>
+            <w:vAlign w:val="center"/>
+          </w:tcPr>
+          <w:p>
+            <w:pPr>
+              <w:jc w:val="both"/>
+              <w:rPr>
+                <w:rFonts w:ascii="標楷體" w:eastAsia="標楷體" w:hAnsi="標楷體" w:hint="eastAsia"/>
+                <w:szCs w:val="24"/>
+              </w:rPr>
+            </w:pPr>
+          </w:p>
+        </w:tc>
+        <w:tc>
+          <w:tcPr>
+            <w:tcW w:w="992" w:type="dxa"/>
+            <w:vAlign w:val="center"/>
+          </w:tcPr>
+          <w:p>
+            <w:pPr>
+              <w:jc w:val="both"/>
+              <w:rPr>
+                <w:rFonts w:ascii="標楷體" w:eastAsia="標楷體" w:hAnsi="標楷體" w:cs="新細明體"/>
+                <w:szCs w:val="24"/>
+              </w:rPr>
+            </w:pPr>
+            <w:r>
+              <w:rPr>
+                <w:rFonts w:ascii="標楷體" w:eastAsia="標楷體" w:hAnsi="標楷體" w:cs="新細明體" w:hint="eastAsia"/>
+                <w:szCs w:val="24"/>
+              </w:rPr>
+              <w:t>資料庫</w:t>
+            </w:r>
+          </w:p>
+        </w:tc>
+        <w:tc>
+          <w:tcPr>
+            <w:tcW w:w="6033" w:type="dxa"/>
+            <w:gridSpan w:val="3"/>
+            <w:vAlign w:val="center"/>
+          </w:tcPr>
+          <w:p>
+            <w:pPr>
+              <w:jc w:val="both"/>
+              <w:rPr>
+                <w:rFonts w:ascii="標楷體" w:eastAsia="標楷體" w:hAnsi="標楷體" w:cs="新細明體"/>
+                <w:szCs w:val="24"/>
+              </w:rPr>
+            </w:pPr>
+            <w:r>
+              <w:rPr>
+                <w:rFonts w:ascii="標楷體" w:eastAsia="標楷體" w:hAnsi="標楷體" w:cs="新細明體" w:hint="eastAsia"/>
+                <w:szCs w:val="24"/>
+              </w:rPr>
+              <w:t>異動後帳號資料(T0</w:t>
+            </w:r>
+            <w:r>
+              <w:rPr>
+                <w:rFonts w:ascii="標楷體" w:eastAsia="標楷體" w:hAnsi="標楷體" w:cs="新細明體"/>
+                <w:szCs w:val="24"/>
+              </w:rPr>
+              <w:t>1</w:t>
+            </w:r>
+            <w:r>
+              <w:rPr>
+                <w:rFonts w:ascii="標楷體" w:eastAsia="標楷體" w:hAnsi="標楷體" w:hint="eastAsia"/>
+                <w:szCs w:val="24"/>
+              </w:rPr>
+              <w:t>使用者資料表</w:t>
+            </w:r>
+            <w:r>
+              <w:rPr>
+                <w:rFonts w:ascii="標楷體" w:eastAsia="標楷體" w:hAnsi="標楷體" w:cs="新細明體" w:hint="eastAsia"/>
+                <w:szCs w:val="24"/>
+              </w:rPr>
+              <w:t>)</w:t>
+            </w:r>
+          </w:p>
+        </w:tc>
+      </w:tr>
+      <w:tr>
+        <w:tc>
+          <w:tcPr>
+            <w:tcW w:w="1271" w:type="dxa"/>
+            <w:vMerge w:val="restart"/>
+            <w:vAlign w:val="center"/>
+          </w:tcPr>
+          <w:p>
+            <w:pPr>
+              <w:jc w:val="both"/>
+              <w:rPr>
+                <w:rFonts w:ascii="標楷體" w:eastAsia="標楷體" w:hAnsi="標楷體"/>
+                <w:szCs w:val="24"/>
+              </w:rPr>
+            </w:pPr>
+            <w:r>
+              <w:rPr>
+                <w:rFonts w:ascii="標楷體" w:eastAsia="標楷體" w:hAnsi="標楷體" w:hint="eastAsia"/>
+                <w:szCs w:val="24"/>
+              </w:rPr>
+              <w:t>輸出值</w:t>
+            </w:r>
+          </w:p>
+        </w:tc>
+        <w:tc>
+          <w:tcPr>
+            <w:tcW w:w="992" w:type="dxa"/>
+            <w:vAlign w:val="center"/>
+          </w:tcPr>
+          <w:p>
+            <w:pPr>
+              <w:jc w:val="both"/>
+              <w:rPr>
+                <w:rFonts w:ascii="標楷體" w:eastAsia="標楷體" w:hAnsi="標楷體"/>
+                <w:szCs w:val="24"/>
+              </w:rPr>
+            </w:pPr>
+            <w:r>
+              <w:rPr>
+                <w:rFonts w:ascii="標楷體" w:eastAsia="標楷體" w:hAnsi="標楷體" w:cs="新細明體"/>
+                <w:szCs w:val="24"/>
+              </w:rPr>
+              <w:t>使用者</w:t>
+            </w:r>
+          </w:p>
+        </w:tc>
+        <w:tc>
+          <w:tcPr>
+            <w:tcW w:w="6033" w:type="dxa"/>
+            <w:gridSpan w:val="3"/>
+            <w:vAlign w:val="center"/>
+          </w:tcPr>
+          <w:p>
+            <w:pPr>
+              <w:jc w:val="both"/>
+              <w:rPr>
+                <w:rFonts w:ascii="標楷體" w:eastAsia="標楷體" w:hAnsi="標楷體" w:hint="eastAsia"/>
+                <w:szCs w:val="24"/>
+              </w:rPr>
+            </w:pPr>
+            <w:r>
+              <w:rPr>
+                <w:rFonts w:ascii="標楷體" w:eastAsia="標楷體" w:hAnsi="標楷體" w:hint="eastAsia"/>
+                <w:szCs w:val="24"/>
+              </w:rPr>
+              <w:t>個人帳號資訊</w:t>
+            </w:r>
+          </w:p>
+        </w:tc>
+      </w:tr>
+      <w:tr>
+        <w:tc>
+          <w:tcPr>
+            <w:tcW w:w="1271" w:type="dxa"/>
+            <w:vMerge/>
+            <w:vAlign w:val="center"/>
+          </w:tcPr>
+          <w:p>
+            <w:pPr>
+              <w:jc w:val="both"/>
+              <w:rPr>
+                <w:rFonts w:ascii="標楷體" w:eastAsia="標楷體" w:hAnsi="標楷體" w:hint="eastAsia"/>
+                <w:szCs w:val="24"/>
+              </w:rPr>
+            </w:pPr>
+          </w:p>
+        </w:tc>
+        <w:tc>
+          <w:tcPr>
+            <w:tcW w:w="992" w:type="dxa"/>
+            <w:vAlign w:val="center"/>
+          </w:tcPr>
+          <w:p>
+            <w:pPr>
+              <w:jc w:val="both"/>
+              <w:rPr>
+                <w:rFonts w:ascii="標楷體" w:eastAsia="標楷體" w:hAnsi="標楷體" w:cs="新細明體"/>
+                <w:szCs w:val="24"/>
+              </w:rPr>
+            </w:pPr>
+            <w:r>
+              <w:rPr>
+                <w:rFonts w:ascii="標楷體" w:eastAsia="標楷體" w:hAnsi="標楷體" w:cs="新細明體" w:hint="eastAsia"/>
+                <w:szCs w:val="24"/>
+              </w:rPr>
+              <w:t>資料庫</w:t>
+            </w:r>
+          </w:p>
+        </w:tc>
+        <w:tc>
+          <w:tcPr>
+            <w:tcW w:w="6033" w:type="dxa"/>
+            <w:gridSpan w:val="3"/>
+            <w:vAlign w:val="center"/>
+          </w:tcPr>
+          <w:p>
+            <w:pPr>
+              <w:jc w:val="both"/>
+              <w:rPr>
+                <w:rFonts w:ascii="標楷體" w:eastAsia="標楷體" w:hAnsi="標楷體" w:hint="eastAsia"/>
+                <w:szCs w:val="24"/>
+              </w:rPr>
+            </w:pPr>
+            <w:r>
+              <w:rPr>
+                <w:rFonts w:ascii="標楷體" w:eastAsia="標楷體" w:hAnsi="標楷體" w:hint="eastAsia"/>
+                <w:szCs w:val="24"/>
+              </w:rPr>
+              <w:t>現有帳號紀錄</w:t>
+            </w:r>
+          </w:p>
+        </w:tc>
+      </w:tr>
+    </w:tbl>
+    <w:p>
+      <w:pPr>
+        <w:rPr>
+          <w:rFonts w:ascii="標楷體" w:eastAsia="標楷體" w:hAnsi="標楷體"/>
+          <w:szCs w:val="24"/>
+        </w:rPr>
+      </w:pPr>
+    </w:p>
+    <w:p>
+      <w:pPr>
+        <w:rPr>
+          <w:rFonts w:ascii="標楷體" w:eastAsia="標楷體" w:hAnsi="標楷體"/>
+          <w:szCs w:val="24"/>
+        </w:rPr>
+      </w:pPr>
+    </w:p>
+    <w:p>
+      <w:pPr>
+        <w:rPr>
+          <w:rFonts w:ascii="標楷體" w:eastAsia="標楷體" w:hAnsi="標楷體"/>
+          <w:szCs w:val="24"/>
+        </w:rPr>
+      </w:pPr>
+    </w:p>
+    <w:p>
+      <w:pPr>
+        <w:pStyle w:val="a3"/>
+      </w:pPr>
+      <w:r>
+        <w:t>表 6-2-3 說明</w:t>
+      </w:r>
+      <w:r>
+        <w:rPr>
+          <w:rFonts w:hint="eastAsia"/>
+        </w:rPr>
+        <w:t>登入驗證</w:t>
+      </w:r>
+    </w:p>
+    <w:tbl>
+      <w:tblPr>
+        <w:tblStyle w:val="ab"/>
+        <w:tblW w:w="0" w:type="auto"/>
+        <w:tblLook w:val="04A0" w:firstRow="1" w:lastRow="0" w:firstColumn="1" w:lastColumn="0" w:noHBand="0" w:noVBand="1"/>
+      </w:tblPr>
+      <w:tblGrid>
+        <w:gridCol w:w="1271"/>
+        <w:gridCol w:w="992"/>
+        <w:gridCol w:w="1885"/>
+        <w:gridCol w:w="1376"/>
+        <w:gridCol w:w="2772"/>
+      </w:tblGrid>
+      <w:tr>
+        <w:trPr>
+          <w:trHeight w:val="454"/>
+        </w:trPr>
+        <w:tc>
+          <w:tcPr>
+            <w:tcW w:w="1271" w:type="dxa"/>
+            <w:vAlign w:val="center"/>
+          </w:tcPr>
+          <w:p>
+            <w:pPr>
+              <w:jc w:val="both"/>
+              <w:rPr>
+                <w:rFonts w:ascii="標楷體" w:eastAsia="標楷體" w:hAnsi="標楷體"/>
+                <w:szCs w:val="24"/>
+              </w:rPr>
+            </w:pPr>
+            <w:r>
+              <w:rPr>
+                <w:rFonts w:ascii="標楷體" w:eastAsia="標楷體" w:hAnsi="標楷體" w:hint="eastAsia"/>
+                <w:szCs w:val="24"/>
+              </w:rPr>
+              <w:t>編號</w:t>
+            </w:r>
+          </w:p>
+        </w:tc>
+        <w:tc>
+          <w:tcPr>
+            <w:tcW w:w="2877" w:type="dxa"/>
+            <w:gridSpan w:val="2"/>
+            <w:vAlign w:val="center"/>
+          </w:tcPr>
+          <w:p>
+            <w:pPr>
+              <w:jc w:val="both"/>
+              <w:rPr>
+                <w:rFonts w:ascii="標楷體" w:eastAsia="標楷體" w:hAnsi="標楷體"/>
+                <w:szCs w:val="24"/>
+              </w:rPr>
+            </w:pPr>
+            <w:r>
+              <w:rPr>
+                <w:rFonts w:ascii="標楷體" w:eastAsia="標楷體" w:hAnsi="標楷體" w:hint="eastAsia"/>
+                <w:szCs w:val="24"/>
+              </w:rPr>
+              <w:t>1.</w:t>
+            </w:r>
+            <w:r>
+              <w:rPr>
+                <w:rFonts w:ascii="標楷體" w:eastAsia="標楷體" w:hAnsi="標楷體"/>
+                <w:szCs w:val="24"/>
+              </w:rPr>
+              <w:t>2</w:t>
+            </w:r>
+          </w:p>
+        </w:tc>
+        <w:tc>
+          <w:tcPr>
+            <w:tcW w:w="1376" w:type="dxa"/>
+            <w:vAlign w:val="center"/>
+          </w:tcPr>
+          <w:p>
+            <w:pPr>
+              <w:jc w:val="both"/>
+              <w:rPr>
+                <w:rFonts w:ascii="標楷體" w:eastAsia="標楷體" w:hAnsi="標楷體"/>
+                <w:szCs w:val="24"/>
+              </w:rPr>
+            </w:pPr>
+            <w:r>
+              <w:rPr>
+                <w:rFonts w:ascii="標楷體" w:eastAsia="標楷體" w:hAnsi="標楷體" w:hint="eastAsia"/>
+                <w:szCs w:val="24"/>
+              </w:rPr>
+              <w:t>功能名稱</w:t>
+            </w:r>
+          </w:p>
+        </w:tc>
+        <w:tc>
+          <w:tcPr>
+            <w:tcW w:w="2772" w:type="dxa"/>
+            <w:vAlign w:val="center"/>
+          </w:tcPr>
+          <w:p>
+            <w:pPr>
+              <w:jc w:val="both"/>
+              <w:rPr>
+                <w:rFonts w:ascii="標楷體" w:eastAsia="標楷體" w:hAnsi="標楷體"/>
+                <w:szCs w:val="24"/>
+              </w:rPr>
+            </w:pPr>
+            <w:r>
+              <w:rPr>
+                <w:rFonts w:ascii="標楷體" w:eastAsia="標楷體" w:hAnsi="標楷體" w:hint="eastAsia"/>
+                <w:szCs w:val="24"/>
+              </w:rPr>
+              <w:t>登入驗證</w:t>
+            </w:r>
+          </w:p>
+        </w:tc>
+      </w:tr>
+      <w:tr>
+        <w:tc>
+          <w:tcPr>
+            <w:tcW w:w="1271" w:type="dxa"/>
+            <w:vAlign w:val="center"/>
+          </w:tcPr>
+          <w:p>
+            <w:pPr>
+              <w:jc w:val="both"/>
+              <w:rPr>
+                <w:rFonts w:ascii="標楷體" w:eastAsia="標楷體" w:hAnsi="標楷體"/>
+                <w:szCs w:val="24"/>
+              </w:rPr>
+            </w:pPr>
+            <w:r>
+              <w:rPr>
+                <w:rFonts w:ascii="標楷體" w:eastAsia="標楷體" w:hAnsi="標楷體" w:hint="eastAsia"/>
+                <w:szCs w:val="24"/>
+              </w:rPr>
+              <w:t>操作說明</w:t>
+            </w:r>
+          </w:p>
+        </w:tc>
+        <w:tc>
+          <w:tcPr>
+            <w:tcW w:w="7025" w:type="dxa"/>
+            <w:gridSpan w:val="4"/>
+            <w:vAlign w:val="center"/>
+          </w:tcPr>
+          <w:p>
+            <w:pPr>
+              <w:jc w:val="both"/>
+              <w:rPr>
+                <w:rFonts w:ascii="標楷體" w:eastAsia="標楷體" w:hAnsi="標楷體"/>
+                <w:szCs w:val="24"/>
+              </w:rPr>
+            </w:pPr>
+            <w:r>
+              <w:rPr>
+                <w:rFonts w:ascii="標楷體" w:eastAsia="標楷體" w:hAnsi="標楷體" w:cs="新細明體"/>
+                <w:szCs w:val="24"/>
+              </w:rPr>
+              <w:t>使用者以 Email 或 Google 帳號登入，系統驗證身分並記錄最後登入時間。</w:t>
+            </w:r>
+          </w:p>
+        </w:tc>
+      </w:tr>
+      <w:tr>
+        <w:tc>
+          <w:tcPr>
+            <w:tcW w:w="1271" w:type="dxa"/>
+            <w:vMerge w:val="restart"/>
+            <w:vAlign w:val="center"/>
+          </w:tcPr>
+          <w:p>
+            <w:pPr>
+              <w:jc w:val="both"/>
+              <w:rPr>
+                <w:rFonts w:ascii="標楷體" w:eastAsia="標楷體" w:hAnsi="標楷體"/>
+                <w:szCs w:val="24"/>
+              </w:rPr>
+            </w:pPr>
+            <w:r>
+              <w:rPr>
+                <w:rFonts w:ascii="標楷體" w:eastAsia="標楷體" w:hAnsi="標楷體" w:hint="eastAsia"/>
+                <w:szCs w:val="24"/>
+              </w:rPr>
+              <w:t>輸入值</w:t>
+            </w:r>
+          </w:p>
+        </w:tc>
+        <w:tc>
+          <w:tcPr>
+            <w:tcW w:w="992" w:type="dxa"/>
+            <w:vAlign w:val="center"/>
+          </w:tcPr>
+          <w:p>
+            <w:pPr>
+              <w:jc w:val="both"/>
+              <w:rPr>
+                <w:rFonts w:ascii="標楷體" w:eastAsia="標楷體" w:hAnsi="標楷體"/>
+                <w:szCs w:val="24"/>
+              </w:rPr>
+            </w:pPr>
+            <w:r>
+              <w:rPr>
+                <w:rFonts w:ascii="標楷體" w:eastAsia="標楷體" w:hAnsi="標楷體" w:cs="新細明體"/>
+                <w:szCs w:val="24"/>
+              </w:rPr>
+              <w:t>使用者</w:t>
+            </w:r>
+          </w:p>
+        </w:tc>
+        <w:tc>
+          <w:tcPr>
+            <w:tcW w:w="6033" w:type="dxa"/>
+            <w:gridSpan w:val="3"/>
+            <w:vAlign w:val="center"/>
+          </w:tcPr>
+          <w:p>
+            <w:pPr>
+              <w:jc w:val="both"/>
+              <w:rPr>
+                <w:rFonts w:ascii="標楷體" w:eastAsia="標楷體" w:hAnsi="標楷體"/>
+                <w:szCs w:val="24"/>
+              </w:rPr>
+            </w:pPr>
+            <w:r>
+              <w:rPr>
+                <w:rFonts w:ascii="標楷體" w:eastAsia="標楷體" w:hAnsi="標楷體" w:cs="新細明體"/>
+                <w:szCs w:val="24"/>
+              </w:rPr>
+              <w:t>登入資訊（Email/密碼 或 Google授權）</w:t>
+            </w:r>
+          </w:p>
+        </w:tc>
+      </w:tr>
+      <w:tr>
+        <w:tc>
+          <w:tcPr>
+            <w:tcW w:w="1271" w:type="dxa"/>
+            <w:vMerge/>
+            <w:vAlign w:val="center"/>
+          </w:tcPr>
+          <w:p>
+            <w:pPr>
+              <w:jc w:val="both"/>
+              <w:rPr>
+                <w:rFonts w:ascii="標楷體" w:eastAsia="標楷體" w:hAnsi="標楷體"/>
+                <w:szCs w:val="24"/>
+              </w:rPr>
+            </w:pPr>
+          </w:p>
+        </w:tc>
+        <w:tc>
+          <w:tcPr>
+            <w:tcW w:w="992" w:type="dxa"/>
+            <w:vAlign w:val="center"/>
+          </w:tcPr>
+          <w:p>
+            <w:pPr>
+              <w:jc w:val="both"/>
+              <w:rPr>
+                <w:rFonts w:ascii="標楷體" w:eastAsia="標楷體" w:hAnsi="標楷體" w:cs="新細明體"/>
+                <w:szCs w:val="24"/>
+              </w:rPr>
+            </w:pPr>
+            <w:r>
+              <w:rPr>
+                <w:rFonts w:ascii="標楷體" w:eastAsia="標楷體" w:hAnsi="標楷體" w:cs="新細明體" w:hint="eastAsia"/>
+                <w:szCs w:val="24"/>
+              </w:rPr>
+              <w:t>資料庫</w:t>
+            </w:r>
+          </w:p>
+        </w:tc>
+        <w:tc>
+          <w:tcPr>
+            <w:tcW w:w="6033" w:type="dxa"/>
+            <w:gridSpan w:val="3"/>
+            <w:vAlign w:val="center"/>
+          </w:tcPr>
+          <w:p>
+            <w:pPr>
+              <w:jc w:val="both"/>
+              <w:rPr>
+                <w:rFonts w:ascii="標楷體" w:eastAsia="標楷體" w:hAnsi="標楷體" w:cs="新細明體"/>
+                <w:szCs w:val="24"/>
+              </w:rPr>
+            </w:pPr>
+            <w:r>
+              <w:rPr>
+                <w:rFonts w:ascii="標楷體" w:eastAsia="標楷體" w:hAnsi="標楷體" w:cs="新細明體" w:hint="eastAsia"/>
+                <w:szCs w:val="24"/>
+              </w:rPr>
+              <w:t>驗證密碼與帳號</w:t>
+            </w:r>
+            <w:r>
+              <w:rPr>
+                <w:rFonts w:ascii="標楷體" w:eastAsia="標楷體" w:hAnsi="標楷體" w:cs="新細明體" w:hint="eastAsia"/>
+                <w:szCs w:val="24"/>
+              </w:rPr>
+              <w:t>(T0</w:t>
+            </w:r>
+            <w:r>
+              <w:rPr>
+                <w:rFonts w:ascii="標楷體" w:eastAsia="標楷體" w:hAnsi="標楷體" w:cs="新細明體"/>
+                <w:szCs w:val="24"/>
+              </w:rPr>
+              <w:t>1</w:t>
+            </w:r>
+            <w:r>
+              <w:rPr>
+                <w:rFonts w:ascii="標楷體" w:eastAsia="標楷體" w:hAnsi="標楷體" w:hint="eastAsia"/>
+                <w:szCs w:val="24"/>
+              </w:rPr>
+              <w:t>使用者資料表</w:t>
+            </w:r>
+            <w:r>
+              <w:rPr>
+                <w:rFonts w:ascii="標楷體" w:eastAsia="標楷體" w:hAnsi="標楷體" w:cs="新細明體" w:hint="eastAsia"/>
+                <w:szCs w:val="24"/>
+              </w:rPr>
+              <w:t>)</w:t>
+            </w:r>
+          </w:p>
+        </w:tc>
+      </w:tr>
+      <w:tr>
+        <w:tc>
+          <w:tcPr>
+            <w:tcW w:w="1271" w:type="dxa"/>
+            <w:vMerge w:val="restart"/>
+            <w:vAlign w:val="center"/>
+          </w:tcPr>
+          <w:p>
+            <w:pPr>
+              <w:jc w:val="both"/>
+              <w:rPr>
+                <w:rFonts w:ascii="標楷體" w:eastAsia="標楷體" w:hAnsi="標楷體"/>
+                <w:szCs w:val="24"/>
+              </w:rPr>
+            </w:pPr>
+            <w:r>
+              <w:rPr>
+                <w:rFonts w:ascii="標楷體" w:eastAsia="標楷體" w:hAnsi="標楷體" w:hint="eastAsia"/>
+                <w:szCs w:val="24"/>
+              </w:rPr>
+              <w:t>輸出值</w:t>
+            </w:r>
+          </w:p>
+        </w:tc>
+        <w:tc>
+          <w:tcPr>
+            <w:tcW w:w="992" w:type="dxa"/>
+            <w:vAlign w:val="center"/>
+          </w:tcPr>
+          <w:p>
+            <w:pPr>
+              <w:jc w:val="both"/>
+              <w:rPr>
+                <w:rFonts w:ascii="標楷體" w:eastAsia="標楷體" w:hAnsi="標楷體"/>
+                <w:szCs w:val="24"/>
+              </w:rPr>
+            </w:pPr>
+            <w:r>
+              <w:rPr>
+                <w:rFonts w:ascii="標楷體" w:eastAsia="標楷體" w:hAnsi="標楷體" w:cs="新細明體"/>
+                <w:szCs w:val="24"/>
+              </w:rPr>
+              <w:t>使用者</w:t>
+            </w:r>
+          </w:p>
+        </w:tc>
+        <w:tc>
+          <w:tcPr>
+            <w:tcW w:w="6033" w:type="dxa"/>
+            <w:gridSpan w:val="3"/>
+            <w:vAlign w:val="center"/>
+          </w:tcPr>
+          <w:p>
+            <w:pPr>
+              <w:jc w:val="both"/>
+              <w:rPr>
                 <w:rFonts w:ascii="標楷體" w:eastAsia="標楷體" w:hAnsi="標楷體"/>
                 <w:szCs w:val="24"/>
               </w:rPr>
@@ -2412,7 +3228,542 @@
             <w:pPr>
               <w:jc w:val="both"/>
               <w:rPr>
-                <w:rFonts w:ascii="標楷體" w:eastAsia="標楷體" w:hAnsi="標楷體" w:hint="eastAsia"/>
+                <w:rFonts w:ascii="標楷體" w:eastAsia="標楷體" w:hAnsi="標楷體"/>
+                <w:szCs w:val="24"/>
+              </w:rPr>
+            </w:pPr>
+          </w:p>
+        </w:tc>
+        <w:tc>
+          <w:tcPr>
+            <w:tcW w:w="992" w:type="dxa"/>
+            <w:vAlign w:val="center"/>
+          </w:tcPr>
+          <w:p>
+            <w:pPr>
+              <w:jc w:val="both"/>
+              <w:rPr>
+                <w:rFonts w:ascii="標楷體" w:eastAsia="標楷體" w:hAnsi="標楷體" w:cs="新細明體"/>
+                <w:szCs w:val="24"/>
+              </w:rPr>
+            </w:pPr>
+            <w:r>
+              <w:rPr>
+                <w:rFonts w:ascii="標楷體" w:eastAsia="標楷體" w:hAnsi="標楷體" w:cs="新細明體" w:hint="eastAsia"/>
+                <w:szCs w:val="24"/>
+              </w:rPr>
+              <w:t>資料庫</w:t>
+            </w:r>
+          </w:p>
+        </w:tc>
+        <w:tc>
+          <w:tcPr>
+            <w:tcW w:w="6033" w:type="dxa"/>
+            <w:gridSpan w:val="3"/>
+            <w:vAlign w:val="center"/>
+          </w:tcPr>
+          <w:p>
+            <w:pPr>
+              <w:jc w:val="both"/>
+              <w:rPr>
+                <w:rFonts w:ascii="標楷體" w:eastAsia="標楷體" w:hAnsi="標楷體" w:cs="新細明體"/>
+                <w:szCs w:val="24"/>
+              </w:rPr>
+            </w:pPr>
+            <w:r>
+              <w:rPr>
+                <w:rFonts w:ascii="標楷體" w:eastAsia="標楷體" w:hAnsi="標楷體" w:cs="新細明體" w:hint="eastAsia"/>
+                <w:szCs w:val="24"/>
+              </w:rPr>
+              <w:t>更新資料(T0</w:t>
+            </w:r>
+            <w:r>
+              <w:rPr>
+                <w:rFonts w:ascii="標楷體" w:eastAsia="標楷體" w:hAnsi="標楷體" w:cs="新細明體"/>
+                <w:szCs w:val="24"/>
+              </w:rPr>
+              <w:t>1</w:t>
+            </w:r>
+            <w:r>
+              <w:rPr>
+                <w:rFonts w:ascii="標楷體" w:eastAsia="標楷體" w:hAnsi="標楷體" w:hint="eastAsia"/>
+                <w:szCs w:val="24"/>
+              </w:rPr>
+              <w:t>使用者資料表</w:t>
+            </w:r>
+            <w:r>
+              <w:rPr>
+                <w:rFonts w:ascii="標楷體" w:eastAsia="標楷體" w:hAnsi="標楷體" w:cs="新細明體" w:hint="eastAsia"/>
+                <w:szCs w:val="24"/>
+              </w:rPr>
+              <w:t>)</w:t>
+            </w:r>
+          </w:p>
+        </w:tc>
+      </w:tr>
+    </w:tbl>
+    <w:p>
+      <w:pPr>
+        <w:pStyle w:val="a3"/>
+      </w:pPr>
+      <w:r>
+        <w:t xml:space="preserve">表 6-2-3 </w:t>
+      </w:r>
+      <w:r>
+        <w:rPr>
+          <w:rFonts w:hint="eastAsia"/>
+        </w:rPr>
+        <w:t>E</w:t>
+      </w:r>
+      <w:r>
+        <w:t>mail</w:t>
+      </w:r>
+      <w:r>
+        <w:rPr>
+          <w:rFonts w:hint="eastAsia"/>
+        </w:rPr>
+        <w:t>登入</w:t>
+      </w:r>
+    </w:p>
+    <w:tbl>
+      <w:tblPr>
+        <w:tblStyle w:val="ab"/>
+        <w:tblW w:w="0" w:type="auto"/>
+        <w:tblLook w:val="04A0" w:firstRow="1" w:lastRow="0" w:firstColumn="1" w:lastColumn="0" w:noHBand="0" w:noVBand="1"/>
+      </w:tblPr>
+      <w:tblGrid>
+        <w:gridCol w:w="1271"/>
+        <w:gridCol w:w="992"/>
+        <w:gridCol w:w="1885"/>
+        <w:gridCol w:w="1376"/>
+        <w:gridCol w:w="2772"/>
+      </w:tblGrid>
+      <w:tr>
+        <w:trPr>
+          <w:trHeight w:val="454"/>
+        </w:trPr>
+        <w:tc>
+          <w:tcPr>
+            <w:tcW w:w="1271" w:type="dxa"/>
+            <w:vAlign w:val="center"/>
+          </w:tcPr>
+          <w:p>
+            <w:pPr>
+              <w:jc w:val="both"/>
+              <w:rPr>
+                <w:rFonts w:ascii="標楷體" w:eastAsia="標楷體" w:hAnsi="標楷體"/>
+                <w:szCs w:val="24"/>
+              </w:rPr>
+            </w:pPr>
+            <w:r>
+              <w:rPr>
+                <w:rFonts w:ascii="標楷體" w:eastAsia="標楷體" w:hAnsi="標楷體" w:hint="eastAsia"/>
+                <w:szCs w:val="24"/>
+              </w:rPr>
+              <w:t>編號</w:t>
+            </w:r>
+          </w:p>
+        </w:tc>
+        <w:tc>
+          <w:tcPr>
+            <w:tcW w:w="2877" w:type="dxa"/>
+            <w:gridSpan w:val="2"/>
+            <w:vAlign w:val="center"/>
+          </w:tcPr>
+          <w:p>
+            <w:pPr>
+              <w:jc w:val="both"/>
+              <w:rPr>
+                <w:rFonts w:ascii="標楷體" w:eastAsia="標楷體" w:hAnsi="標楷體"/>
+                <w:szCs w:val="24"/>
+              </w:rPr>
+            </w:pPr>
+            <w:r>
+              <w:rPr>
+                <w:rFonts w:ascii="標楷體" w:eastAsia="標楷體" w:hAnsi="標楷體" w:hint="eastAsia"/>
+                <w:szCs w:val="24"/>
+              </w:rPr>
+              <w:t>1.</w:t>
+            </w:r>
+            <w:r>
+              <w:rPr>
+                <w:rFonts w:ascii="標楷體" w:eastAsia="標楷體" w:hAnsi="標楷體"/>
+                <w:szCs w:val="24"/>
+              </w:rPr>
+              <w:t>2</w:t>
+            </w:r>
+            <w:r>
+              <w:rPr>
+                <w:rFonts w:ascii="標楷體" w:eastAsia="標楷體" w:hAnsi="標楷體" w:hint="eastAsia"/>
+                <w:szCs w:val="24"/>
+              </w:rPr>
+              <w:t>.</w:t>
+            </w:r>
+            <w:r>
+              <w:rPr>
+                <w:rFonts w:ascii="標楷體" w:eastAsia="標楷體" w:hAnsi="標楷體"/>
+                <w:szCs w:val="24"/>
+              </w:rPr>
+              <w:t>1</w:t>
+            </w:r>
+          </w:p>
+        </w:tc>
+        <w:tc>
+          <w:tcPr>
+            <w:tcW w:w="1376" w:type="dxa"/>
+            <w:vAlign w:val="center"/>
+          </w:tcPr>
+          <w:p>
+            <w:pPr>
+              <w:jc w:val="both"/>
+              <w:rPr>
+                <w:rFonts w:ascii="標楷體" w:eastAsia="標楷體" w:hAnsi="標楷體"/>
+                <w:szCs w:val="24"/>
+              </w:rPr>
+            </w:pPr>
+            <w:r>
+              <w:rPr>
+                <w:rFonts w:ascii="標楷體" w:eastAsia="標楷體" w:hAnsi="標楷體" w:hint="eastAsia"/>
+                <w:szCs w:val="24"/>
+              </w:rPr>
+              <w:t>功能名稱</w:t>
+            </w:r>
+          </w:p>
+        </w:tc>
+        <w:tc>
+          <w:tcPr>
+            <w:tcW w:w="2772" w:type="dxa"/>
+            <w:vAlign w:val="center"/>
+          </w:tcPr>
+          <w:p>
+            <w:pPr>
+              <w:jc w:val="both"/>
+              <w:rPr>
+                <w:rFonts w:ascii="標楷體" w:eastAsia="標楷體" w:hAnsi="標楷體"/>
+                <w:szCs w:val="24"/>
+              </w:rPr>
+            </w:pPr>
+            <w:r>
+              <w:rPr>
+                <w:rFonts w:ascii="標楷體" w:eastAsia="標楷體" w:hAnsi="標楷體" w:hint="eastAsia"/>
+                <w:szCs w:val="24"/>
+              </w:rPr>
+              <w:t>Em</w:t>
+            </w:r>
+            <w:r>
+              <w:rPr>
+                <w:rFonts w:ascii="標楷體" w:eastAsia="標楷體" w:hAnsi="標楷體"/>
+                <w:szCs w:val="24"/>
+              </w:rPr>
+              <w:t>ail</w:t>
+            </w:r>
+            <w:r>
+              <w:rPr>
+                <w:rFonts w:ascii="標楷體" w:eastAsia="標楷體" w:hAnsi="標楷體" w:hint="eastAsia"/>
+                <w:szCs w:val="24"/>
+              </w:rPr>
+              <w:t>登入</w:t>
+            </w:r>
+          </w:p>
+        </w:tc>
+      </w:tr>
+      <w:tr>
+        <w:tc>
+          <w:tcPr>
+            <w:tcW w:w="1271" w:type="dxa"/>
+            <w:vAlign w:val="center"/>
+          </w:tcPr>
+          <w:p>
+            <w:pPr>
+              <w:jc w:val="both"/>
+              <w:rPr>
+                <w:rFonts w:ascii="標楷體" w:eastAsia="標楷體" w:hAnsi="標楷體"/>
+                <w:szCs w:val="24"/>
+              </w:rPr>
+            </w:pPr>
+            <w:r>
+              <w:rPr>
+                <w:rFonts w:ascii="標楷體" w:eastAsia="標楷體" w:hAnsi="標楷體" w:hint="eastAsia"/>
+                <w:szCs w:val="24"/>
+              </w:rPr>
+              <w:t>操作說明</w:t>
+            </w:r>
+          </w:p>
+        </w:tc>
+        <w:tc>
+          <w:tcPr>
+            <w:tcW w:w="7025" w:type="dxa"/>
+            <w:gridSpan w:val="4"/>
+            <w:vAlign w:val="center"/>
+          </w:tcPr>
+          <w:p>
+            <w:pPr>
+              <w:jc w:val="both"/>
+              <w:rPr>
+                <w:rFonts w:ascii="標楷體" w:eastAsia="標楷體" w:hAnsi="標楷體"/>
+                <w:szCs w:val="24"/>
+              </w:rPr>
+            </w:pPr>
+            <w:r>
+              <w:rPr>
+                <w:rFonts w:ascii="標楷體" w:eastAsia="標楷體" w:hAnsi="標楷體" w:cs="新細明體"/>
+                <w:szCs w:val="24"/>
+              </w:rPr>
+              <w:t>使用者以 Email 或 Google 帳號登入，系統驗證身分並記錄最後登入時間。</w:t>
+            </w:r>
+          </w:p>
+        </w:tc>
+      </w:tr>
+      <w:tr>
+        <w:tc>
+          <w:tcPr>
+            <w:tcW w:w="1271" w:type="dxa"/>
+            <w:vMerge w:val="restart"/>
+            <w:vAlign w:val="center"/>
+          </w:tcPr>
+          <w:p>
+            <w:pPr>
+              <w:jc w:val="both"/>
+              <w:rPr>
+                <w:rFonts w:ascii="標楷體" w:eastAsia="標楷體" w:hAnsi="標楷體"/>
+                <w:szCs w:val="24"/>
+              </w:rPr>
+            </w:pPr>
+            <w:r>
+              <w:rPr>
+                <w:rFonts w:ascii="標楷體" w:eastAsia="標楷體" w:hAnsi="標楷體" w:hint="eastAsia"/>
+                <w:szCs w:val="24"/>
+              </w:rPr>
+              <w:t>輸入值</w:t>
+            </w:r>
+          </w:p>
+        </w:tc>
+        <w:tc>
+          <w:tcPr>
+            <w:tcW w:w="992" w:type="dxa"/>
+            <w:vAlign w:val="center"/>
+          </w:tcPr>
+          <w:p>
+            <w:pPr>
+              <w:jc w:val="both"/>
+              <w:rPr>
+                <w:rFonts w:ascii="標楷體" w:eastAsia="標楷體" w:hAnsi="標楷體"/>
+                <w:szCs w:val="24"/>
+              </w:rPr>
+            </w:pPr>
+            <w:r>
+              <w:rPr>
+                <w:rFonts w:ascii="標楷體" w:eastAsia="標楷體" w:hAnsi="標楷體" w:cs="新細明體"/>
+                <w:szCs w:val="24"/>
+              </w:rPr>
+              <w:t>使用者</w:t>
+            </w:r>
+          </w:p>
+        </w:tc>
+        <w:tc>
+          <w:tcPr>
+            <w:tcW w:w="6033" w:type="dxa"/>
+            <w:gridSpan w:val="3"/>
+            <w:vAlign w:val="center"/>
+          </w:tcPr>
+          <w:p>
+            <w:pPr>
+              <w:jc w:val="both"/>
+              <w:rPr>
+                <w:rFonts w:ascii="標楷體" w:eastAsia="標楷體" w:hAnsi="標楷體"/>
+                <w:szCs w:val="24"/>
+              </w:rPr>
+            </w:pPr>
+            <w:r>
+              <w:rPr>
+                <w:rFonts w:ascii="標楷體" w:eastAsia="標楷體" w:hAnsi="標楷體" w:cs="新細明體" w:hint="eastAsia"/>
+                <w:szCs w:val="24"/>
+              </w:rPr>
+              <w:t>E</w:t>
+            </w:r>
+            <w:r>
+              <w:rPr>
+                <w:rFonts w:ascii="標楷體" w:eastAsia="標楷體" w:hAnsi="標楷體" w:cs="新細明體"/>
+                <w:szCs w:val="24"/>
+              </w:rPr>
+              <w:t xml:space="preserve">mail/密碼 </w:t>
+            </w:r>
+          </w:p>
+        </w:tc>
+      </w:tr>
+      <w:tr>
+        <w:tc>
+          <w:tcPr>
+            <w:tcW w:w="1271" w:type="dxa"/>
+            <w:vMerge/>
+            <w:vAlign w:val="center"/>
+          </w:tcPr>
+          <w:p>
+            <w:pPr>
+              <w:jc w:val="both"/>
+              <w:rPr>
+                <w:rFonts w:ascii="標楷體" w:eastAsia="標楷體" w:hAnsi="標楷體"/>
+                <w:szCs w:val="24"/>
+              </w:rPr>
+            </w:pPr>
+          </w:p>
+        </w:tc>
+        <w:tc>
+          <w:tcPr>
+            <w:tcW w:w="992" w:type="dxa"/>
+            <w:vAlign w:val="center"/>
+          </w:tcPr>
+          <w:p>
+            <w:pPr>
+              <w:jc w:val="both"/>
+              <w:rPr>
+                <w:rFonts w:ascii="標楷體" w:eastAsia="標楷體" w:hAnsi="標楷體" w:cs="新細明體"/>
+                <w:szCs w:val="24"/>
+              </w:rPr>
+            </w:pPr>
+            <w:r>
+              <w:rPr>
+                <w:rFonts w:ascii="標楷體" w:eastAsia="標楷體" w:hAnsi="標楷體" w:cs="新細明體" w:hint="eastAsia"/>
+                <w:szCs w:val="24"/>
+              </w:rPr>
+              <w:t>資料庫</w:t>
+            </w:r>
+          </w:p>
+        </w:tc>
+        <w:tc>
+          <w:tcPr>
+            <w:tcW w:w="6033" w:type="dxa"/>
+            <w:gridSpan w:val="3"/>
+            <w:vAlign w:val="center"/>
+          </w:tcPr>
+          <w:p>
+            <w:pPr>
+              <w:jc w:val="both"/>
+              <w:rPr>
+                <w:rFonts w:ascii="標楷體" w:eastAsia="標楷體" w:hAnsi="標楷體" w:cs="新細明體"/>
+                <w:szCs w:val="24"/>
+              </w:rPr>
+            </w:pPr>
+            <w:r>
+              <w:rPr>
+                <w:rFonts w:ascii="標楷體" w:eastAsia="標楷體" w:hAnsi="標楷體" w:cs="新細明體" w:hint="eastAsia"/>
+                <w:szCs w:val="24"/>
+              </w:rPr>
+              <w:t>驗證密碼與帳號</w:t>
+            </w:r>
+            <w:r>
+              <w:rPr>
+                <w:rFonts w:ascii="標楷體" w:eastAsia="標楷體" w:hAnsi="標楷體" w:cs="新細明體" w:hint="eastAsia"/>
+                <w:szCs w:val="24"/>
+              </w:rPr>
+              <w:t>(T0</w:t>
+            </w:r>
+            <w:r>
+              <w:rPr>
+                <w:rFonts w:ascii="標楷體" w:eastAsia="標楷體" w:hAnsi="標楷體" w:cs="新細明體"/>
+                <w:szCs w:val="24"/>
+              </w:rPr>
+              <w:t>1</w:t>
+            </w:r>
+            <w:r>
+              <w:rPr>
+                <w:rFonts w:ascii="標楷體" w:eastAsia="標楷體" w:hAnsi="標楷體" w:hint="eastAsia"/>
+                <w:szCs w:val="24"/>
+              </w:rPr>
+              <w:t>使用者資料表</w:t>
+            </w:r>
+            <w:r>
+              <w:rPr>
+                <w:rFonts w:ascii="標楷體" w:eastAsia="標楷體" w:hAnsi="標楷體" w:cs="新細明體" w:hint="eastAsia"/>
+                <w:szCs w:val="24"/>
+              </w:rPr>
+              <w:t>)</w:t>
+            </w:r>
+          </w:p>
+        </w:tc>
+      </w:tr>
+      <w:tr>
+        <w:tc>
+          <w:tcPr>
+            <w:tcW w:w="1271" w:type="dxa"/>
+            <w:vMerge w:val="restart"/>
+            <w:vAlign w:val="center"/>
+          </w:tcPr>
+          <w:p>
+            <w:pPr>
+              <w:jc w:val="both"/>
+              <w:rPr>
+                <w:rFonts w:ascii="標楷體" w:eastAsia="標楷體" w:hAnsi="標楷體"/>
+                <w:szCs w:val="24"/>
+              </w:rPr>
+            </w:pPr>
+            <w:r>
+              <w:rPr>
+                <w:rFonts w:ascii="標楷體" w:eastAsia="標楷體" w:hAnsi="標楷體" w:hint="eastAsia"/>
+                <w:szCs w:val="24"/>
+              </w:rPr>
+              <w:t>輸出值</w:t>
+            </w:r>
+          </w:p>
+        </w:tc>
+        <w:tc>
+          <w:tcPr>
+            <w:tcW w:w="992" w:type="dxa"/>
+            <w:vAlign w:val="center"/>
+          </w:tcPr>
+          <w:p>
+            <w:pPr>
+              <w:jc w:val="both"/>
+              <w:rPr>
+                <w:rFonts w:ascii="標楷體" w:eastAsia="標楷體" w:hAnsi="標楷體"/>
+                <w:szCs w:val="24"/>
+              </w:rPr>
+            </w:pPr>
+            <w:r>
+              <w:rPr>
+                <w:rFonts w:ascii="標楷體" w:eastAsia="標楷體" w:hAnsi="標楷體" w:cs="新細明體"/>
+                <w:szCs w:val="24"/>
+              </w:rPr>
+              <w:t>使用者</w:t>
+            </w:r>
+          </w:p>
+        </w:tc>
+        <w:tc>
+          <w:tcPr>
+            <w:tcW w:w="6033" w:type="dxa"/>
+            <w:gridSpan w:val="3"/>
+            <w:vAlign w:val="center"/>
+          </w:tcPr>
+          <w:p>
+            <w:pPr>
+              <w:jc w:val="both"/>
+              <w:rPr>
+                <w:rFonts w:ascii="標楷體" w:eastAsia="標楷體" w:hAnsi="標楷體"/>
+                <w:szCs w:val="24"/>
+              </w:rPr>
+            </w:pPr>
+            <w:r>
+              <w:rPr>
+                <w:rFonts w:ascii="標楷體" w:eastAsia="標楷體" w:hAnsi="標楷體" w:cs="新細明體"/>
+                <w:szCs w:val="24"/>
+              </w:rPr>
+              <w:t>登入結果（成功/失敗）</w:t>
+            </w:r>
+          </w:p>
+        </w:tc>
+      </w:tr>
+      <w:tr>
+        <w:tc>
+          <w:tcPr>
+            <w:tcW w:w="1271" w:type="dxa"/>
+            <w:vMerge/>
+            <w:vAlign w:val="center"/>
+          </w:tcPr>
+          <w:p>
+            <w:pPr>
+              <w:jc w:val="both"/>
+              <w:rPr>
+                <w:rFonts w:ascii="標楷體" w:eastAsia="標楷體" w:hAnsi="標楷體"/>
                 <w:szCs w:val="24"/>
               </w:rPr>
             </w:pPr>
@@ -3256,7 +4607,7 @@
             <w:pPr>
               <w:jc w:val="both"/>
               <w:rPr>
-                <w:rFonts w:ascii="標楷體" w:eastAsia="標楷體" w:hAnsi="標楷體" w:cs="新細明體" w:hint="eastAsia"/>
+                <w:rFonts w:ascii="標楷體" w:eastAsia="標楷體" w:hAnsi="標楷體" w:cs="新細明體"/>
                 <w:szCs w:val="24"/>
               </w:rPr>
             </w:pPr>
@@ -3412,7 +4763,7 @@
             <w:pPr>
               <w:jc w:val="both"/>
               <w:rPr>
-                <w:rFonts w:ascii="標楷體" w:eastAsia="標楷體" w:hAnsi="標楷體" w:hint="eastAsia"/>
+                <w:rFonts w:ascii="標楷體" w:eastAsia="標楷體" w:hAnsi="標楷體"/>
                 <w:szCs w:val="24"/>
               </w:rPr>
             </w:pPr>
@@ -3459,34 +4810,27 @@
                 <w:rFonts w:ascii="標楷體" w:eastAsia="標楷體" w:hAnsi="標楷體" w:cs="新細明體" w:hint="eastAsia"/>
                 <w:szCs w:val="24"/>
               </w:rPr>
-              <w:t>更新資料</w:t>
+              <w:t>更新資料(T0</w:t>
+            </w:r>
+            <w:r>
+              <w:rPr>
+                <w:rFonts w:ascii="標楷體" w:eastAsia="標楷體" w:hAnsi="標楷體" w:cs="新細明體"/>
+                <w:szCs w:val="24"/>
+              </w:rPr>
+              <w:t>1</w:t>
+            </w:r>
+            <w:r>
+              <w:rPr>
+                <w:rFonts w:ascii="標楷體" w:eastAsia="標楷體" w:hAnsi="標楷體" w:hint="eastAsia"/>
+                <w:szCs w:val="24"/>
+              </w:rPr>
+              <w:t>使用者資料表</w:t>
             </w:r>
             <w:r>
               <w:rPr>
                 <w:rFonts w:ascii="標楷體" w:eastAsia="標楷體" w:hAnsi="標楷體" w:cs="新細明體" w:hint="eastAsia"/>
                 <w:szCs w:val="24"/>
               </w:rPr>
-              <w:t>(T0</w:t>
-            </w:r>
-            <w:r>
-              <w:rPr>
-                <w:rFonts w:ascii="標楷體" w:eastAsia="標楷體" w:hAnsi="標楷體" w:cs="新細明體"/>
-                <w:szCs w:val="24"/>
-              </w:rPr>
-              <w:t>1</w:t>
-            </w:r>
-            <w:r>
-              <w:rPr>
-                <w:rFonts w:ascii="標楷體" w:eastAsia="標楷體" w:hAnsi="標楷體" w:hint="eastAsia"/>
-                <w:szCs w:val="24"/>
-              </w:rPr>
-              <w:t>使用者資料表</w:t>
-            </w:r>
-            <w:r>
-              <w:rPr>
-                <w:rFonts w:ascii="標楷體" w:eastAsia="標楷體" w:hAnsi="標楷體" w:cs="新細明體" w:hint="eastAsia"/>
-                <w:szCs w:val="24"/>
-              </w:rPr>
               <w:t>)</w:t>
             </w:r>
           </w:p>
@@ -3512,7 +4856,6 @@
                 <w:rFonts w:ascii="標楷體" w:eastAsia="標楷體" w:hAnsi="標楷體" w:hint="eastAsia"/>
                 <w:szCs w:val="24"/>
               </w:rPr>
-              <w:lastRenderedPageBreak/>
               <w:t>輸出值</w:t>
             </w:r>
           </w:p>
@@ -3574,7 +4917,7 @@
             <w:pPr>
               <w:jc w:val="both"/>
               <w:rPr>
-                <w:rFonts w:ascii="標楷體" w:eastAsia="標楷體" w:hAnsi="標楷體" w:hint="eastAsia"/>
+                <w:rFonts w:ascii="標楷體" w:eastAsia="標楷體" w:hAnsi="標楷體"/>
                 <w:szCs w:val="24"/>
               </w:rPr>
             </w:pPr>
@@ -3621,14 +4964,7 @@
                 <w:rFonts w:ascii="標楷體" w:eastAsia="標楷體" w:hAnsi="標楷體" w:cs="新細明體" w:hint="eastAsia"/>
                 <w:szCs w:val="24"/>
               </w:rPr>
-              <w:t>更新後的資訊</w:t>
-            </w:r>
-            <w:r>
-              <w:rPr>
-                <w:rFonts w:ascii="標楷體" w:eastAsia="標楷體" w:hAnsi="標楷體" w:cs="新細明體" w:hint="eastAsia"/>
-                <w:szCs w:val="24"/>
-              </w:rPr>
-              <w:t>(T0</w:t>
+              <w:t>更新後的資訊(T0</w:t>
             </w:r>
             <w:r>
               <w:rPr>
@@ -3750,14 +5086,7 @@
                 <w:rFonts w:ascii="標楷體" w:eastAsia="標楷體" w:hAnsi="標楷體" w:hint="eastAsia"/>
                 <w:szCs w:val="24"/>
               </w:rPr>
-              <w:t>3</w:t>
-            </w:r>
-            <w:r>
-              <w:rPr>
-                <w:rFonts w:ascii="標楷體" w:eastAsia="標楷體" w:hAnsi="標楷體" w:hint="eastAsia"/>
-                <w:szCs w:val="24"/>
-              </w:rPr>
-              <w:t>.</w:t>
+              <w:t>3.</w:t>
             </w:r>
             <w:r>
               <w:rPr>
@@ -3799,7 +5128,7 @@
             <w:pPr>
               <w:jc w:val="both"/>
               <w:rPr>
-                <w:rFonts w:ascii="標楷體" w:eastAsia="標楷體" w:hAnsi="標楷體" w:cs="新細明體" w:hint="eastAsia"/>
+                <w:rFonts w:ascii="標楷體" w:eastAsia="標楷體" w:hAnsi="標楷體" w:cs="新細明體"/>
                 <w:szCs w:val="24"/>
               </w:rPr>
             </w:pPr>
@@ -3983,7 +5312,7 @@
             <w:pPr>
               <w:jc w:val="both"/>
               <w:rPr>
-                <w:rFonts w:ascii="標楷體" w:eastAsia="標楷體" w:hAnsi="標楷體" w:hint="eastAsia"/>
+                <w:rFonts w:ascii="標楷體" w:eastAsia="標楷體" w:hAnsi="標楷體"/>
                 <w:szCs w:val="24"/>
               </w:rPr>
             </w:pPr>
@@ -4030,21 +5359,7 @@
                 <w:rFonts w:ascii="標楷體" w:eastAsia="標楷體" w:hAnsi="標楷體" w:cs="新細明體" w:hint="eastAsia"/>
                 <w:szCs w:val="24"/>
               </w:rPr>
-              <w:t>更新</w:t>
-            </w:r>
-            <w:r>
-              <w:rPr>
-                <w:rFonts w:ascii="標楷體" w:eastAsia="標楷體" w:hAnsi="標楷體" w:cs="新細明體" w:hint="eastAsia"/>
-                <w:szCs w:val="24"/>
-              </w:rPr>
-              <w:t>的個人密碼</w:t>
-            </w:r>
-            <w:r>
-              <w:rPr>
-                <w:rFonts w:ascii="標楷體" w:eastAsia="標楷體" w:hAnsi="標楷體" w:cs="新細明體" w:hint="eastAsia"/>
-                <w:szCs w:val="24"/>
-              </w:rPr>
-              <w:t>(T0</w:t>
+              <w:t>更新的個人密碼(T0</w:t>
             </w:r>
             <w:r>
               <w:rPr>
@@ -4158,7 +5473,7 @@
             <w:pPr>
               <w:jc w:val="both"/>
               <w:rPr>
-                <w:rFonts w:ascii="標楷體" w:eastAsia="標楷體" w:hAnsi="標楷體" w:hint="eastAsia"/>
+                <w:rFonts w:ascii="標楷體" w:eastAsia="標楷體" w:hAnsi="標楷體"/>
                 <w:szCs w:val="24"/>
               </w:rPr>
             </w:pPr>
@@ -4205,21 +5520,7 @@
                 <w:rFonts w:ascii="標楷體" w:eastAsia="標楷體" w:hAnsi="標楷體" w:cs="新細明體" w:hint="eastAsia"/>
                 <w:szCs w:val="24"/>
               </w:rPr>
-              <w:t>更新後的</w:t>
-            </w:r>
-            <w:r>
-              <w:rPr>
-                <w:rFonts w:ascii="標楷體" w:eastAsia="標楷體" w:hAnsi="標楷體" w:cs="新細明體" w:hint="eastAsia"/>
-                <w:szCs w:val="24"/>
-              </w:rPr>
-              <w:t>個人密碼</w:t>
-            </w:r>
-            <w:r>
-              <w:rPr>
-                <w:rFonts w:ascii="標楷體" w:eastAsia="標楷體" w:hAnsi="標楷體" w:cs="新細明體" w:hint="eastAsia"/>
-                <w:szCs w:val="24"/>
-              </w:rPr>
-              <w:t>(T0</w:t>
+              <w:t>更新後的個人密碼(T0</w:t>
             </w:r>
             <w:r>
               <w:rPr>
@@ -4259,6 +5560,7 @@
         <w:pStyle w:val="a3"/>
       </w:pPr>
       <w:r>
+        <w:lastRenderedPageBreak/>
         <w:t>表 6-2-</w:t>
       </w:r>
       <w:r>
@@ -4385,7 +5687,7 @@
             <w:pPr>
               <w:jc w:val="both"/>
               <w:rPr>
-                <w:rFonts w:ascii="標楷體" w:eastAsia="標楷體" w:hAnsi="標楷體" w:cs="新細明體" w:hint="eastAsia"/>
+                <w:rFonts w:ascii="標楷體" w:eastAsia="標楷體" w:hAnsi="標楷體" w:cs="新細明體"/>
                 <w:szCs w:val="24"/>
               </w:rPr>
             </w:pPr>
@@ -4541,7 +5843,7 @@
             <w:pPr>
               <w:jc w:val="both"/>
               <w:rPr>
-                <w:rFonts w:ascii="標楷體" w:eastAsia="標楷體" w:hAnsi="標楷體" w:hint="eastAsia"/>
+                <w:rFonts w:ascii="標楷體" w:eastAsia="標楷體" w:hAnsi="標楷體"/>
                 <w:szCs w:val="24"/>
               </w:rPr>
             </w:pPr>
@@ -4588,14 +5890,7 @@
                 <w:rFonts w:ascii="標楷體" w:eastAsia="標楷體" w:hAnsi="標楷體" w:cs="新細明體" w:hint="eastAsia"/>
                 <w:szCs w:val="24"/>
               </w:rPr>
-              <w:t>重設</w:t>
-            </w:r>
-            <w:r>
-              <w:rPr>
-                <w:rFonts w:ascii="標楷體" w:eastAsia="標楷體" w:hAnsi="標楷體" w:cs="新細明體" w:hint="eastAsia"/>
-                <w:szCs w:val="24"/>
-              </w:rPr>
-              <w:t>的個人密碼(T0</w:t>
+              <w:t>重設的個人密碼(T0</w:t>
             </w:r>
             <w:r>
               <w:rPr>
@@ -4716,7 +6011,7 @@
             <w:pPr>
               <w:jc w:val="both"/>
               <w:rPr>
-                <w:rFonts w:ascii="標楷體" w:eastAsia="標楷體" w:hAnsi="標楷體" w:hint="eastAsia"/>
+                <w:rFonts w:ascii="標楷體" w:eastAsia="標楷體" w:hAnsi="標楷體"/>
                 <w:szCs w:val="24"/>
               </w:rPr>
             </w:pPr>
@@ -4763,14 +6058,7 @@
                 <w:rFonts w:ascii="標楷體" w:eastAsia="標楷體" w:hAnsi="標楷體" w:cs="新細明體" w:hint="eastAsia"/>
                 <w:szCs w:val="24"/>
               </w:rPr>
-              <w:t>重設</w:t>
-            </w:r>
-            <w:r>
-              <w:rPr>
-                <w:rFonts w:ascii="標楷體" w:eastAsia="標楷體" w:hAnsi="標楷體" w:cs="新細明體" w:hint="eastAsia"/>
-                <w:szCs w:val="24"/>
-              </w:rPr>
-              <w:t>後的個人密碼(T0</w:t>
+              <w:t>重設後的個人密碼(T0</w:t>
             </w:r>
             <w:r>
               <w:rPr>
@@ -4800,7 +6088,7 @@
     <w:p>
       <w:pPr>
         <w:rPr>
-          <w:rFonts w:ascii="標楷體" w:eastAsia="標楷體" w:hAnsi="標楷體" w:hint="eastAsia"/>
+          <w:rFonts w:ascii="標楷體" w:eastAsia="標楷體" w:hAnsi="標楷體"/>
           <w:szCs w:val="24"/>
         </w:rPr>
       </w:pPr>
@@ -5067,7 +6355,7 @@
             <w:pPr>
               <w:jc w:val="both"/>
               <w:rPr>
-                <w:rFonts w:ascii="標楷體" w:eastAsia="標楷體" w:hAnsi="標楷體" w:hint="eastAsia"/>
+                <w:rFonts w:ascii="標楷體" w:eastAsia="標楷體" w:hAnsi="標楷體"/>
                 <w:szCs w:val="24"/>
               </w:rPr>
             </w:pPr>
@@ -5082,7 +6370,7 @@
             <w:pPr>
               <w:jc w:val="both"/>
               <w:rPr>
-                <w:rFonts w:ascii="標楷體" w:eastAsia="標楷體" w:hAnsi="標楷體" w:cs="新細明體" w:hint="eastAsia"/>
+                <w:rFonts w:ascii="標楷體" w:eastAsia="標楷體" w:hAnsi="標楷體" w:cs="新細明體"/>
                 <w:szCs w:val="24"/>
               </w:rPr>
             </w:pPr>
@@ -5221,7 +6509,7 @@
             <w:pPr>
               <w:jc w:val="both"/>
               <w:rPr>
-                <w:rFonts w:ascii="標楷體" w:eastAsia="標楷體" w:hAnsi="標楷體" w:hint="eastAsia"/>
+                <w:rFonts w:ascii="標楷體" w:eastAsia="標楷體" w:hAnsi="標楷體"/>
                 <w:szCs w:val="24"/>
               </w:rPr>
             </w:pPr>
@@ -5268,28 +6556,7 @@
                 <w:rFonts w:ascii="標楷體" w:eastAsia="標楷體" w:hAnsi="標楷體" w:cs="新細明體" w:hint="eastAsia"/>
                 <w:szCs w:val="24"/>
               </w:rPr>
-              <w:t>日語測驗作答</w:t>
-            </w:r>
-            <w:r>
-              <w:rPr>
-                <w:rFonts w:ascii="標楷體" w:eastAsia="標楷體" w:hAnsi="標楷體" w:cs="新細明體" w:hint="eastAsia"/>
-                <w:szCs w:val="24"/>
-              </w:rPr>
-              <w:t>結果</w:t>
-            </w:r>
-            <w:r>
-              <w:rPr>
-                <w:rFonts w:ascii="標楷體" w:eastAsia="標楷體" w:hAnsi="標楷體" w:cs="新細明體" w:hint="eastAsia"/>
-                <w:szCs w:val="24"/>
-              </w:rPr>
-              <w:t>(T0</w:t>
-            </w:r>
-            <w:r>
-              <w:rPr>
-                <w:rFonts w:ascii="標楷體" w:eastAsia="標楷體" w:hAnsi="標楷體" w:cs="新細明體" w:hint="eastAsia"/>
-                <w:szCs w:val="24"/>
-              </w:rPr>
-              <w:t>1</w:t>
+              <w:t>日語測驗作答結果(T01</w:t>
             </w:r>
             <w:r>
               <w:rPr>
@@ -5340,7 +6607,7 @@
         <w:rPr>
           <w:rFonts w:hint="eastAsia"/>
         </w:rPr>
-        <w:t>日語程度測驗</w:t>
+        <w:t>新增測驗結果</w:t>
       </w:r>
     </w:p>
     <w:tbl>
@@ -5410,6 +6677,13 @@
               </w:rPr>
               <w:t>4</w:t>
             </w:r>
+            <w:r>
+              <w:rPr>
+                <w:rFonts w:ascii="標楷體" w:eastAsia="標楷體" w:hAnsi="標楷體" w:hint="eastAsia"/>
+                <w:szCs w:val="24"/>
+              </w:rPr>
+              <w:t>.1</w:t>
+            </w:r>
           </w:p>
         </w:tc>
         <w:tc>
@@ -5449,10 +6723,10 @@
             </w:pPr>
             <w:r>
               <w:rPr>
-                <w:rFonts w:ascii="標楷體" w:eastAsia="標楷體" w:hAnsi="標楷體" w:cs="新細明體"/>
-                <w:szCs w:val="24"/>
-              </w:rPr>
-              <w:t>日語程度測驗</w:t>
+                <w:rFonts w:ascii="標楷體" w:eastAsia="標楷體" w:hAnsi="標楷體" w:cs="新細明體" w:hint="eastAsia"/>
+                <w:szCs w:val="24"/>
+              </w:rPr>
+              <w:t>新增測驗結果</w:t>
             </w:r>
           </w:p>
         </w:tc>
@@ -5571,6 +6845,13 @@
               </w:rPr>
               <w:t>測驗作答</w:t>
             </w:r>
+            <w:r>
+              <w:rPr>
+                <w:rFonts w:ascii="標楷體" w:eastAsia="標楷體" w:hAnsi="標楷體" w:cs="新細明體" w:hint="eastAsia"/>
+                <w:szCs w:val="24"/>
+              </w:rPr>
+              <w:t>結果</w:t>
+            </w:r>
           </w:p>
         </w:tc>
       </w:tr>
@@ -5585,7 +6866,7 @@
             <w:pPr>
               <w:jc w:val="both"/>
               <w:rPr>
-                <w:rFonts w:ascii="標楷體" w:eastAsia="標楷體" w:hAnsi="標楷體" w:hint="eastAsia"/>
+                <w:rFonts w:ascii="標楷體" w:eastAsia="標楷體" w:hAnsi="標楷體"/>
                 <w:szCs w:val="24"/>
               </w:rPr>
             </w:pPr>
@@ -5600,7 +6881,7 @@
             <w:pPr>
               <w:jc w:val="both"/>
               <w:rPr>
-                <w:rFonts w:ascii="標楷體" w:eastAsia="標楷體" w:hAnsi="標楷體" w:cs="新細明體" w:hint="eastAsia"/>
+                <w:rFonts w:ascii="標楷體" w:eastAsia="標楷體" w:hAnsi="標楷體" w:cs="新細明體"/>
                 <w:szCs w:val="24"/>
               </w:rPr>
             </w:pPr>
@@ -5636,23 +6917,30 @@
             </w:r>
             <w:r>
               <w:rPr>
-                <w:rFonts w:ascii="標楷體" w:eastAsia="標楷體" w:hAnsi="標楷體" w:cs="新細明體"/>
-                <w:szCs w:val="24"/>
-              </w:rPr>
-              <w:t xml:space="preserve">5 </w:t>
-            </w:r>
-            <w:r>
-              <w:rPr>
-                <w:rFonts w:ascii="標楷體" w:eastAsia="標楷體" w:hAnsi="標楷體" w:hint="eastAsia"/>
-                <w:szCs w:val="24"/>
-              </w:rPr>
-              <w:t>測驗題目資料表</w:t>
-            </w:r>
-            <w:r>
-              <w:rPr>
                 <w:rFonts w:ascii="標楷體" w:eastAsia="標楷體" w:hAnsi="標楷體" w:cs="新細明體" w:hint="eastAsia"/>
                 <w:szCs w:val="24"/>
               </w:rPr>
+              <w:t>1</w:t>
+            </w:r>
+            <w:r>
+              <w:rPr>
+                <w:rFonts w:ascii="標楷體" w:eastAsia="標楷體" w:hAnsi="標楷體" w:hint="eastAsia"/>
+                <w:szCs w:val="24"/>
+              </w:rPr>
+              <w:t>使用者</w:t>
+            </w:r>
+            <w:r>
+              <w:rPr>
+                <w:rFonts w:ascii="標楷體" w:eastAsia="標楷體" w:hAnsi="標楷體" w:hint="eastAsia"/>
+                <w:szCs w:val="24"/>
+              </w:rPr>
+              <w:t>資料表</w:t>
+            </w:r>
+            <w:r>
+              <w:rPr>
+                <w:rFonts w:ascii="標楷體" w:eastAsia="標楷體" w:hAnsi="標楷體" w:cs="新細明體" w:hint="eastAsia"/>
+                <w:szCs w:val="24"/>
+              </w:rPr>
               <w:t>)</w:t>
             </w:r>
           </w:p>
@@ -5662,23 +6950,21 @@
         <w:tc>
           <w:tcPr>
             <w:tcW w:w="1271" w:type="dxa"/>
-            <w:vMerge w:val="restart"/>
-            <w:vAlign w:val="center"/>
-          </w:tcPr>
-          <w:p>
-            <w:pPr>
-              <w:jc w:val="both"/>
-              <w:rPr>
-                <w:rFonts w:ascii="標楷體" w:eastAsia="標楷體" w:hAnsi="標楷體"/>
-                <w:szCs w:val="24"/>
-              </w:rPr>
-            </w:pPr>
-            <w:r>
-              <w:rPr>
-                <w:rFonts w:ascii="標楷體" w:eastAsia="標楷體" w:hAnsi="標楷體" w:hint="eastAsia"/>
-                <w:szCs w:val="24"/>
-              </w:rPr>
-              <w:lastRenderedPageBreak/>
+            <w:vAlign w:val="center"/>
+          </w:tcPr>
+          <w:p>
+            <w:pPr>
+              <w:jc w:val="both"/>
+              <w:rPr>
+                <w:rFonts w:ascii="標楷體" w:eastAsia="標楷體" w:hAnsi="標楷體"/>
+                <w:szCs w:val="24"/>
+              </w:rPr>
+            </w:pPr>
+            <w:r>
+              <w:rPr>
+                <w:rFonts w:ascii="標楷體" w:eastAsia="標楷體" w:hAnsi="標楷體" w:hint="eastAsia"/>
+                <w:szCs w:val="24"/>
+              </w:rPr>
               <w:t>輸出值</w:t>
             </w:r>
           </w:p>
@@ -5729,21 +7015,229 @@
           </w:p>
         </w:tc>
       </w:tr>
-      <w:tr>
-        <w:tc>
-          <w:tcPr>
-            <w:tcW w:w="1271" w:type="dxa"/>
-            <w:vMerge/>
-            <w:vAlign w:val="center"/>
-          </w:tcPr>
-          <w:p>
-            <w:pPr>
-              <w:jc w:val="both"/>
-              <w:rPr>
-                <w:rFonts w:ascii="標楷體" w:eastAsia="標楷體" w:hAnsi="標楷體" w:hint="eastAsia"/>
-                <w:szCs w:val="24"/>
-              </w:rPr>
-            </w:pPr>
+    </w:tbl>
+    <w:p>
+      <w:pPr>
+        <w:rPr>
+          <w:rFonts w:ascii="標楷體" w:eastAsia="標楷體" w:hAnsi="標楷體"/>
+          <w:szCs w:val="24"/>
+        </w:rPr>
+      </w:pPr>
+    </w:p>
+    <w:p>
+      <w:pPr>
+        <w:pStyle w:val="a3"/>
+      </w:pPr>
+      <w:r>
+        <w:t>表 6-2-</w:t>
+      </w:r>
+      <w:r>
+        <w:rPr>
+          <w:rFonts w:hint="eastAsia"/>
+        </w:rPr>
+        <w:t>5</w:t>
+      </w:r>
+      <w:r>
+        <w:t xml:space="preserve"> 說明</w:t>
+      </w:r>
+      <w:r>
+        <w:rPr>
+          <w:rFonts w:cs="新細明體" w:hint="eastAsia"/>
+          <w:szCs w:val="24"/>
+        </w:rPr>
+        <w:t>查詢測驗題目</w:t>
+      </w:r>
+    </w:p>
+    <w:tbl>
+      <w:tblPr>
+        <w:tblStyle w:val="ab"/>
+        <w:tblW w:w="0" w:type="auto"/>
+        <w:tblLook w:val="04A0" w:firstRow="1" w:lastRow="0" w:firstColumn="1" w:lastColumn="0" w:noHBand="0" w:noVBand="1"/>
+      </w:tblPr>
+      <w:tblGrid>
+        <w:gridCol w:w="1271"/>
+        <w:gridCol w:w="992"/>
+        <w:gridCol w:w="1885"/>
+        <w:gridCol w:w="1376"/>
+        <w:gridCol w:w="2772"/>
+      </w:tblGrid>
+      <w:tr>
+        <w:trPr>
+          <w:trHeight w:val="454"/>
+        </w:trPr>
+        <w:tc>
+          <w:tcPr>
+            <w:tcW w:w="1271" w:type="dxa"/>
+            <w:vAlign w:val="center"/>
+          </w:tcPr>
+          <w:p>
+            <w:pPr>
+              <w:jc w:val="both"/>
+              <w:rPr>
+                <w:rFonts w:ascii="標楷體" w:eastAsia="標楷體" w:hAnsi="標楷體"/>
+                <w:szCs w:val="24"/>
+              </w:rPr>
+            </w:pPr>
+            <w:r>
+              <w:rPr>
+                <w:rFonts w:ascii="標楷體" w:eastAsia="標楷體" w:hAnsi="標楷體" w:hint="eastAsia"/>
+                <w:szCs w:val="24"/>
+              </w:rPr>
+              <w:t>編號</w:t>
+            </w:r>
+          </w:p>
+        </w:tc>
+        <w:tc>
+          <w:tcPr>
+            <w:tcW w:w="2877" w:type="dxa"/>
+            <w:gridSpan w:val="2"/>
+            <w:vAlign w:val="center"/>
+          </w:tcPr>
+          <w:p>
+            <w:pPr>
+              <w:jc w:val="both"/>
+              <w:rPr>
+                <w:rFonts w:ascii="標楷體" w:eastAsia="標楷體" w:hAnsi="標楷體"/>
+                <w:szCs w:val="24"/>
+              </w:rPr>
+            </w:pPr>
+            <w:r>
+              <w:rPr>
+                <w:rFonts w:ascii="標楷體" w:eastAsia="標楷體" w:hAnsi="標楷體" w:hint="eastAsia"/>
+                <w:szCs w:val="24"/>
+              </w:rPr>
+              <w:t>1.</w:t>
+            </w:r>
+            <w:r>
+              <w:rPr>
+                <w:rFonts w:ascii="標楷體" w:eastAsia="標楷體" w:hAnsi="標楷體" w:hint="eastAsia"/>
+                <w:szCs w:val="24"/>
+              </w:rPr>
+              <w:t>4</w:t>
+            </w:r>
+            <w:r>
+              <w:rPr>
+                <w:rFonts w:ascii="標楷體" w:eastAsia="標楷體" w:hAnsi="標楷體" w:hint="eastAsia"/>
+                <w:szCs w:val="24"/>
+              </w:rPr>
+              <w:t>.</w:t>
+            </w:r>
+            <w:r>
+              <w:rPr>
+                <w:rFonts w:ascii="標楷體" w:eastAsia="標楷體" w:hAnsi="標楷體"/>
+                <w:szCs w:val="24"/>
+              </w:rPr>
+              <w:t>2</w:t>
+            </w:r>
+          </w:p>
+        </w:tc>
+        <w:tc>
+          <w:tcPr>
+            <w:tcW w:w="1376" w:type="dxa"/>
+            <w:vAlign w:val="center"/>
+          </w:tcPr>
+          <w:p>
+            <w:pPr>
+              <w:jc w:val="both"/>
+              <w:rPr>
+                <w:rFonts w:ascii="標楷體" w:eastAsia="標楷體" w:hAnsi="標楷體"/>
+                <w:szCs w:val="24"/>
+              </w:rPr>
+            </w:pPr>
+            <w:r>
+              <w:rPr>
+                <w:rFonts w:ascii="標楷體" w:eastAsia="標楷體" w:hAnsi="標楷體" w:hint="eastAsia"/>
+                <w:szCs w:val="24"/>
+              </w:rPr>
+              <w:t>功能名稱</w:t>
+            </w:r>
+          </w:p>
+        </w:tc>
+        <w:tc>
+          <w:tcPr>
+            <w:tcW w:w="2772" w:type="dxa"/>
+            <w:vAlign w:val="center"/>
+          </w:tcPr>
+          <w:p>
+            <w:pPr>
+              <w:jc w:val="both"/>
+              <w:rPr>
+                <w:rFonts w:ascii="標楷體" w:eastAsia="標楷體" w:hAnsi="標楷體" w:cs="新細明體"/>
+                <w:szCs w:val="24"/>
+              </w:rPr>
+            </w:pPr>
+            <w:r>
+              <w:rPr>
+                <w:rFonts w:ascii="標楷體" w:eastAsia="標楷體" w:hAnsi="標楷體" w:cs="新細明體" w:hint="eastAsia"/>
+                <w:szCs w:val="24"/>
+              </w:rPr>
+              <w:t>查詢測驗題目</w:t>
+            </w:r>
+          </w:p>
+        </w:tc>
+      </w:tr>
+      <w:tr>
+        <w:tc>
+          <w:tcPr>
+            <w:tcW w:w="1271" w:type="dxa"/>
+            <w:vAlign w:val="center"/>
+          </w:tcPr>
+          <w:p>
+            <w:pPr>
+              <w:jc w:val="both"/>
+              <w:rPr>
+                <w:rFonts w:ascii="標楷體" w:eastAsia="標楷體" w:hAnsi="標楷體"/>
+                <w:szCs w:val="24"/>
+              </w:rPr>
+            </w:pPr>
+            <w:r>
+              <w:rPr>
+                <w:rFonts w:ascii="標楷體" w:eastAsia="標楷體" w:hAnsi="標楷體" w:hint="eastAsia"/>
+                <w:szCs w:val="24"/>
+              </w:rPr>
+              <w:t>操作說明</w:t>
+            </w:r>
+          </w:p>
+        </w:tc>
+        <w:tc>
+          <w:tcPr>
+            <w:tcW w:w="7025" w:type="dxa"/>
+            <w:gridSpan w:val="4"/>
+            <w:vAlign w:val="center"/>
+          </w:tcPr>
+          <w:p>
+            <w:pPr>
+              <w:jc w:val="both"/>
+              <w:rPr>
+                <w:rFonts w:ascii="標楷體" w:eastAsia="標楷體" w:hAnsi="標楷體"/>
+                <w:szCs w:val="24"/>
+              </w:rPr>
+            </w:pPr>
+          </w:p>
+        </w:tc>
+      </w:tr>
+      <w:tr>
+        <w:tc>
+          <w:tcPr>
+            <w:tcW w:w="1271" w:type="dxa"/>
+            <w:vMerge w:val="restart"/>
+            <w:vAlign w:val="center"/>
+          </w:tcPr>
+          <w:p>
+            <w:pPr>
+              <w:jc w:val="both"/>
+              <w:rPr>
+                <w:rFonts w:ascii="標楷體" w:eastAsia="標楷體" w:hAnsi="標楷體"/>
+                <w:szCs w:val="24"/>
+              </w:rPr>
+            </w:pPr>
+            <w:r>
+              <w:rPr>
+                <w:rFonts w:ascii="標楷體" w:eastAsia="標楷體" w:hAnsi="標楷體" w:hint="eastAsia"/>
+                <w:szCs w:val="24"/>
+              </w:rPr>
+              <w:t>輸入值</w:t>
+            </w:r>
           </w:p>
         </w:tc>
         <w:tc>
@@ -5755,16 +7249,16 @@
             <w:pPr>
               <w:jc w:val="both"/>
               <w:rPr>
-                <w:rFonts w:ascii="標楷體" w:eastAsia="標楷體" w:hAnsi="標楷體" w:cs="新細明體"/>
-                <w:szCs w:val="24"/>
-              </w:rPr>
-            </w:pPr>
-            <w:r>
-              <w:rPr>
-                <w:rFonts w:ascii="標楷體" w:eastAsia="標楷體" w:hAnsi="標楷體" w:cs="新細明體" w:hint="eastAsia"/>
-                <w:szCs w:val="24"/>
-              </w:rPr>
-              <w:t>資料庫</w:t>
+                <w:rFonts w:ascii="標楷體" w:eastAsia="標楷體" w:hAnsi="標楷體"/>
+                <w:szCs w:val="24"/>
+              </w:rPr>
+            </w:pPr>
+            <w:r>
+              <w:rPr>
+                <w:rFonts w:ascii="標楷體" w:eastAsia="標楷體" w:hAnsi="標楷體" w:cs="新細明體"/>
+                <w:szCs w:val="24"/>
+              </w:rPr>
+              <w:t>使用者</w:t>
             </w:r>
           </w:p>
         </w:tc>
@@ -5778,7 +7272,7 @@
             <w:pPr>
               <w:jc w:val="both"/>
               <w:rPr>
-                <w:rFonts w:ascii="標楷體" w:eastAsia="標楷體" w:hAnsi="標楷體" w:cs="新細明體"/>
+                <w:rFonts w:ascii="標楷體" w:eastAsia="標楷體" w:hAnsi="標楷體"/>
                 <w:szCs w:val="24"/>
               </w:rPr>
             </w:pPr>
@@ -5787,28 +7281,238 @@
                 <w:rFonts w:ascii="標楷體" w:eastAsia="標楷體" w:hAnsi="標楷體" w:cs="新細明體" w:hint="eastAsia"/>
                 <w:szCs w:val="24"/>
               </w:rPr>
-              <w:t>日語測驗作答結果(T01</w:t>
-            </w:r>
-            <w:r>
-              <w:rPr>
-                <w:rFonts w:ascii="標楷體" w:eastAsia="標楷體" w:hAnsi="標楷體" w:cs="新細明體"/>
-                <w:szCs w:val="24"/>
-              </w:rPr>
-              <w:t xml:space="preserve"> </w:t>
-            </w:r>
-            <w:r>
-              <w:rPr>
-                <w:rFonts w:ascii="標楷體" w:eastAsia="標楷體" w:hAnsi="標楷體" w:hint="eastAsia"/>
+              <w:t>發起測驗請求</w:t>
+            </w:r>
+          </w:p>
+        </w:tc>
+      </w:tr>
+      <w:tr>
+        <w:tc>
+          <w:tcPr>
+            <w:tcW w:w="1271" w:type="dxa"/>
+            <w:vMerge/>
+            <w:vAlign w:val="center"/>
+          </w:tcPr>
+          <w:p>
+            <w:pPr>
+              <w:jc w:val="both"/>
+              <w:rPr>
+                <w:rFonts w:ascii="標楷體" w:eastAsia="標楷體" w:hAnsi="標楷體"/>
+                <w:szCs w:val="24"/>
+              </w:rPr>
+            </w:pPr>
+          </w:p>
+        </w:tc>
+        <w:tc>
+          <w:tcPr>
+            <w:tcW w:w="992" w:type="dxa"/>
+            <w:vAlign w:val="center"/>
+          </w:tcPr>
+          <w:p>
+            <w:pPr>
+              <w:jc w:val="both"/>
+              <w:rPr>
+                <w:rFonts w:ascii="標楷體" w:eastAsia="標楷體" w:hAnsi="標楷體" w:cs="新細明體"/>
+                <w:szCs w:val="24"/>
+              </w:rPr>
+            </w:pPr>
+            <w:r>
+              <w:rPr>
+                <w:rFonts w:ascii="標楷體" w:eastAsia="標楷體" w:hAnsi="標楷體" w:cs="新細明體" w:hint="eastAsia"/>
+                <w:szCs w:val="24"/>
+              </w:rPr>
+              <w:t>資料庫</w:t>
+            </w:r>
+          </w:p>
+        </w:tc>
+        <w:tc>
+          <w:tcPr>
+            <w:tcW w:w="6033" w:type="dxa"/>
+            <w:gridSpan w:val="3"/>
+            <w:vAlign w:val="center"/>
+          </w:tcPr>
+          <w:p>
+            <w:pPr>
+              <w:jc w:val="both"/>
+              <w:rPr>
+                <w:rFonts w:ascii="標楷體" w:eastAsia="標楷體" w:hAnsi="標楷體" w:cs="新細明體"/>
+                <w:szCs w:val="24"/>
+              </w:rPr>
+            </w:pPr>
+            <w:r>
+              <w:rPr>
+                <w:rFonts w:ascii="標楷體" w:eastAsia="標楷體" w:hAnsi="標楷體" w:cs="新細明體" w:hint="eastAsia"/>
+                <w:szCs w:val="24"/>
+              </w:rPr>
+              <w:t>測驗請求(T0</w:t>
+            </w:r>
+            <w:r>
+              <w:rPr>
+                <w:rFonts w:ascii="標楷體" w:eastAsia="標楷體" w:hAnsi="標楷體" w:cs="新細明體"/>
+                <w:szCs w:val="24"/>
+              </w:rPr>
+              <w:t xml:space="preserve">5 </w:t>
+            </w:r>
+            <w:r>
+              <w:rPr>
+                <w:rFonts w:ascii="標楷體" w:eastAsia="標楷體" w:hAnsi="標楷體" w:hint="eastAsia"/>
+                <w:szCs w:val="24"/>
+              </w:rPr>
+              <w:t>測驗題目資料表</w:t>
+            </w:r>
+            <w:r>
+              <w:rPr>
+                <w:rFonts w:ascii="標楷體" w:eastAsia="標楷體" w:hAnsi="標楷體" w:cs="新細明體" w:hint="eastAsia"/>
+                <w:szCs w:val="24"/>
+              </w:rPr>
+              <w:t>)</w:t>
+            </w:r>
+          </w:p>
+        </w:tc>
+      </w:tr>
+      <w:tr>
+        <w:tc>
+          <w:tcPr>
+            <w:tcW w:w="1271" w:type="dxa"/>
+            <w:vMerge w:val="restart"/>
+            <w:vAlign w:val="center"/>
+          </w:tcPr>
+          <w:p>
+            <w:pPr>
+              <w:jc w:val="both"/>
+              <w:rPr>
+                <w:rFonts w:ascii="標楷體" w:eastAsia="標楷體" w:hAnsi="標楷體"/>
+                <w:szCs w:val="24"/>
+              </w:rPr>
+            </w:pPr>
+            <w:r>
+              <w:rPr>
+                <w:rFonts w:ascii="標楷體" w:eastAsia="標楷體" w:hAnsi="標楷體" w:hint="eastAsia"/>
+                <w:szCs w:val="24"/>
+              </w:rPr>
+              <w:t>輸出值</w:t>
+            </w:r>
+          </w:p>
+        </w:tc>
+        <w:tc>
+          <w:tcPr>
+            <w:tcW w:w="992" w:type="dxa"/>
+            <w:vAlign w:val="center"/>
+          </w:tcPr>
+          <w:p>
+            <w:pPr>
+              <w:jc w:val="both"/>
+              <w:rPr>
+                <w:rFonts w:ascii="標楷體" w:eastAsia="標楷體" w:hAnsi="標楷體"/>
+                <w:szCs w:val="24"/>
+              </w:rPr>
+            </w:pPr>
+            <w:r>
+              <w:rPr>
+                <w:rFonts w:ascii="標楷體" w:eastAsia="標楷體" w:hAnsi="標楷體" w:cs="新細明體"/>
                 <w:szCs w:val="24"/>
               </w:rPr>
               <w:t>使用者</w:t>
             </w:r>
-            <w:r>
-              <w:rPr>
-                <w:rFonts w:ascii="標楷體" w:eastAsia="標楷體" w:hAnsi="標楷體" w:hint="eastAsia"/>
-                <w:szCs w:val="24"/>
-              </w:rPr>
-              <w:t>資料表</w:t>
+          </w:p>
+        </w:tc>
+        <w:tc>
+          <w:tcPr>
+            <w:tcW w:w="6033" w:type="dxa"/>
+            <w:gridSpan w:val="3"/>
+            <w:vAlign w:val="center"/>
+          </w:tcPr>
+          <w:p>
+            <w:pPr>
+              <w:jc w:val="both"/>
+              <w:rPr>
+                <w:rFonts w:ascii="標楷體" w:eastAsia="標楷體" w:hAnsi="標楷體"/>
+                <w:szCs w:val="24"/>
+              </w:rPr>
+            </w:pPr>
+            <w:r>
+              <w:rPr>
+                <w:rFonts w:ascii="標楷體" w:eastAsia="標楷體" w:hAnsi="標楷體" w:cs="新細明體" w:hint="eastAsia"/>
+                <w:szCs w:val="24"/>
+              </w:rPr>
+              <w:t>測驗畫面</w:t>
+            </w:r>
+          </w:p>
+        </w:tc>
+      </w:tr>
+      <w:tr>
+        <w:tc>
+          <w:tcPr>
+            <w:tcW w:w="1271" w:type="dxa"/>
+            <w:vMerge/>
+            <w:vAlign w:val="center"/>
+          </w:tcPr>
+          <w:p>
+            <w:pPr>
+              <w:jc w:val="both"/>
+              <w:rPr>
+                <w:rFonts w:ascii="標楷體" w:eastAsia="標楷體" w:hAnsi="標楷體"/>
+                <w:szCs w:val="24"/>
+              </w:rPr>
+            </w:pPr>
+          </w:p>
+        </w:tc>
+        <w:tc>
+          <w:tcPr>
+            <w:tcW w:w="992" w:type="dxa"/>
+            <w:vAlign w:val="center"/>
+          </w:tcPr>
+          <w:p>
+            <w:pPr>
+              <w:jc w:val="both"/>
+              <w:rPr>
+                <w:rFonts w:ascii="標楷體" w:eastAsia="標楷體" w:hAnsi="標楷體" w:cs="新細明體"/>
+                <w:szCs w:val="24"/>
+              </w:rPr>
+            </w:pPr>
+            <w:r>
+              <w:rPr>
+                <w:rFonts w:ascii="標楷體" w:eastAsia="標楷體" w:hAnsi="標楷體" w:cs="新細明體" w:hint="eastAsia"/>
+                <w:szCs w:val="24"/>
+              </w:rPr>
+              <w:t>資料庫</w:t>
+            </w:r>
+          </w:p>
+        </w:tc>
+        <w:tc>
+          <w:tcPr>
+            <w:tcW w:w="6033" w:type="dxa"/>
+            <w:gridSpan w:val="3"/>
+            <w:vAlign w:val="center"/>
+          </w:tcPr>
+          <w:p>
+            <w:pPr>
+              <w:jc w:val="both"/>
+              <w:rPr>
+                <w:rFonts w:ascii="標楷體" w:eastAsia="標楷體" w:hAnsi="標楷體" w:cs="新細明體"/>
+                <w:szCs w:val="24"/>
+              </w:rPr>
+            </w:pPr>
+            <w:r>
+              <w:rPr>
+                <w:rFonts w:ascii="標楷體" w:eastAsia="標楷體" w:hAnsi="標楷體" w:cs="新細明體" w:hint="eastAsia"/>
+                <w:szCs w:val="24"/>
+              </w:rPr>
+              <w:t>題目資料內容</w:t>
+            </w:r>
+            <w:r>
+              <w:rPr>
+                <w:rFonts w:ascii="標楷體" w:eastAsia="標楷體" w:hAnsi="標楷體" w:cs="新細明體" w:hint="eastAsia"/>
+                <w:szCs w:val="24"/>
+              </w:rPr>
+              <w:t>(</w:t>
+            </w:r>
+            <w:r>
+              <w:rPr>
+                <w:rFonts w:ascii="標楷體" w:eastAsia="標楷體" w:hAnsi="標楷體" w:cs="新細明體" w:hint="eastAsia"/>
+                <w:szCs w:val="24"/>
+              </w:rPr>
+              <w:t>T05 測驗題目資料表</w:t>
             </w:r>
             <w:r>
               <w:rPr>
@@ -5842,19 +7546,15 @@
         <w:pStyle w:val="a3"/>
       </w:pPr>
       <w:r>
-        <w:t>表 6-2-</w:t>
-      </w:r>
-      <w:r>
-        <w:t>9</w:t>
-      </w:r>
-      <w:r>
-        <w:t xml:space="preserve"> 說明</w:t>
+        <w:lastRenderedPageBreak/>
+        <w:t>表 6-2-2 說明</w:t>
       </w:r>
       <w:r>
         <w:rPr>
           <w:rFonts w:hint="eastAsia"/>
+          <w:szCs w:val="24"/>
         </w:rPr>
-        <w:t>成就與個人檔案顯示</w:t>
+        <w:t>通知提醒</w:t>
       </w:r>
     </w:p>
     <w:tbl>
@@ -5915,13 +7615,6 @@
                 <w:rFonts w:ascii="標楷體" w:eastAsia="標楷體" w:hAnsi="標楷體" w:hint="eastAsia"/>
                 <w:szCs w:val="24"/>
               </w:rPr>
-              <w:t>1.</w:t>
-            </w:r>
-            <w:r>
-              <w:rPr>
-                <w:rFonts w:ascii="標楷體" w:eastAsia="標楷體" w:hAnsi="標楷體"/>
-                <w:szCs w:val="24"/>
-              </w:rPr>
               <w:t>8</w:t>
             </w:r>
           </w:p>
@@ -5963,10 +7656,10 @@
             </w:pPr>
             <w:r>
               <w:rPr>
-                <w:rFonts w:ascii="標楷體" w:eastAsia="標楷體" w:hAnsi="標楷體" w:cs="新細明體"/>
-                <w:szCs w:val="24"/>
-              </w:rPr>
-              <w:t>成就與個人檔案顯示</w:t>
+                <w:rFonts w:ascii="標楷體" w:eastAsia="標楷體" w:hAnsi="標楷體" w:hint="eastAsia"/>
+                <w:szCs w:val="24"/>
+              </w:rPr>
+              <w:t>通知提醒</w:t>
             </w:r>
           </w:p>
         </w:tc>
@@ -6010,18 +7703,33 @@
             </w:pPr>
             <w:r>
               <w:rPr>
+                <w:rFonts w:ascii="標楷體" w:eastAsia="標楷體" w:hAnsi="標楷體" w:cs="新細明體"/>
+                <w:szCs w:val="24"/>
+              </w:rPr>
+              <w:t>使用者輸入帳號密碼完成 Email 註冊，系統</w:t>
+            </w:r>
+            <w:r>
+              <w:rPr>
                 <w:rFonts w:ascii="標楷體" w:eastAsia="標楷體" w:hAnsi="標楷體" w:cs="新細明體" w:hint="eastAsia"/>
                 <w:szCs w:val="24"/>
               </w:rPr>
-              <w:t>使用者查看個人檔案，系統讀取已解鎖的成就與徽章清單並顯示。</w:t>
-            </w:r>
-          </w:p>
-        </w:tc>
-      </w:tr>
-      <w:tr>
-        <w:tc>
-          <w:tcPr>
-            <w:tcW w:w="1271" w:type="dxa"/>
+              <w:t xml:space="preserve"> </w:t>
+            </w:r>
+            <w:r>
+              <w:rPr>
+                <w:rFonts w:ascii="標楷體" w:eastAsia="標楷體" w:hAnsi="標楷體" w:cs="新細明體"/>
+                <w:szCs w:val="24"/>
+              </w:rPr>
+              <w:t>寫入使用者資料。</w:t>
+            </w:r>
+          </w:p>
+        </w:tc>
+      </w:tr>
+      <w:tr>
+        <w:tc>
+          <w:tcPr>
+            <w:tcW w:w="1271" w:type="dxa"/>
+            <w:vMerge w:val="restart"/>
             <w:vAlign w:val="center"/>
           </w:tcPr>
           <w:p>
@@ -6079,35 +7787,29 @@
             </w:pPr>
             <w:r>
               <w:rPr>
-                <w:rFonts w:ascii="標楷體" w:eastAsia="標楷體" w:hAnsi="標楷體" w:cs="新細明體"/>
-                <w:szCs w:val="24"/>
-              </w:rPr>
-              <w:t>查看個人檔案請求</w:t>
-            </w:r>
-          </w:p>
-        </w:tc>
-      </w:tr>
-      <w:tr>
-        <w:tc>
-          <w:tcPr>
-            <w:tcW w:w="1271" w:type="dxa"/>
-            <w:vAlign w:val="center"/>
-          </w:tcPr>
-          <w:p>
-            <w:pPr>
-              <w:jc w:val="both"/>
-              <w:rPr>
-                <w:rFonts w:ascii="標楷體" w:eastAsia="標楷體" w:hAnsi="標楷體"/>
-                <w:szCs w:val="24"/>
-              </w:rPr>
-            </w:pPr>
-            <w:r>
-              <w:rPr>
-                <w:rFonts w:ascii="標楷體" w:eastAsia="標楷體" w:hAnsi="標楷體" w:hint="eastAsia"/>
-                <w:szCs w:val="24"/>
-              </w:rPr>
-              <w:t>輸出值</w:t>
-            </w:r>
+                <w:rFonts w:ascii="標楷體" w:eastAsia="標楷體" w:hAnsi="標楷體" w:hint="eastAsia"/>
+                <w:szCs w:val="24"/>
+              </w:rPr>
+              <w:t>通知設定</w:t>
+            </w:r>
+          </w:p>
+        </w:tc>
+      </w:tr>
+      <w:tr>
+        <w:tc>
+          <w:tcPr>
+            <w:tcW w:w="1271" w:type="dxa"/>
+            <w:vMerge/>
+            <w:vAlign w:val="center"/>
+          </w:tcPr>
+          <w:p>
+            <w:pPr>
+              <w:jc w:val="both"/>
+              <w:rPr>
+                <w:rFonts w:ascii="標楷體" w:eastAsia="標楷體" w:hAnsi="標楷體" w:hint="eastAsia"/>
+                <w:szCs w:val="24"/>
+              </w:rPr>
+            </w:pPr>
           </w:p>
         </w:tc>
         <w:tc>
@@ -6119,16 +7821,16 @@
             <w:pPr>
               <w:jc w:val="both"/>
               <w:rPr>
-                <w:rFonts w:ascii="標楷體" w:eastAsia="標楷體" w:hAnsi="標楷體"/>
-                <w:szCs w:val="24"/>
-              </w:rPr>
-            </w:pPr>
-            <w:r>
-              <w:rPr>
-                <w:rFonts w:ascii="標楷體" w:eastAsia="標楷體" w:hAnsi="標楷體" w:cs="新細明體"/>
-                <w:szCs w:val="24"/>
-              </w:rPr>
-              <w:t>使用者</w:t>
+                <w:rFonts w:ascii="標楷體" w:eastAsia="標楷體" w:hAnsi="標楷體" w:cs="新細明體"/>
+                <w:szCs w:val="24"/>
+              </w:rPr>
+            </w:pPr>
+            <w:r>
+              <w:rPr>
+                <w:rFonts w:ascii="標楷體" w:eastAsia="標楷體" w:hAnsi="標楷體" w:cs="新細明體" w:hint="eastAsia"/>
+                <w:szCs w:val="24"/>
+              </w:rPr>
+              <w:t>資料庫</w:t>
             </w:r>
           </w:p>
         </w:tc>
@@ -6142,53 +7844,244 @@
             <w:pPr>
               <w:jc w:val="both"/>
               <w:rPr>
-                <w:rFonts w:ascii="標楷體" w:eastAsia="標楷體" w:hAnsi="標楷體"/>
-                <w:szCs w:val="24"/>
-              </w:rPr>
-            </w:pPr>
-            <w:r>
-              <w:rPr>
-                <w:rFonts w:ascii="標楷體" w:eastAsia="標楷體" w:hAnsi="標楷體" w:cs="新細明體"/>
-                <w:szCs w:val="24"/>
-              </w:rPr>
-              <w:t>個人檔案、成就徽章清單</w:t>
+                <w:rFonts w:ascii="標楷體" w:eastAsia="標楷體" w:hAnsi="標楷體" w:cs="新細明體"/>
+                <w:szCs w:val="24"/>
+              </w:rPr>
+            </w:pPr>
+            <w:r>
+              <w:rPr>
+                <w:rFonts w:ascii="標楷體" w:eastAsia="標楷體" w:hAnsi="標楷體" w:cs="新細明體" w:hint="eastAsia"/>
+                <w:szCs w:val="24"/>
+              </w:rPr>
+              <w:t>通知</w:t>
+            </w:r>
+            <w:r>
+              <w:rPr>
+                <w:rFonts w:ascii="標楷體" w:eastAsia="標楷體" w:hAnsi="標楷體" w:cs="新細明體" w:hint="eastAsia"/>
+                <w:szCs w:val="24"/>
+              </w:rPr>
+              <w:t>(T</w:t>
+            </w:r>
+            <w:r>
+              <w:rPr>
+                <w:rFonts w:ascii="標楷體" w:eastAsia="標楷體" w:hAnsi="標楷體" w:cs="新細明體"/>
+                <w:szCs w:val="24"/>
+              </w:rPr>
+              <w:t>1</w:t>
+            </w:r>
+            <w:r>
+              <w:rPr>
+                <w:rFonts w:ascii="標楷體" w:eastAsia="標楷體" w:hAnsi="標楷體" w:cs="新細明體" w:hint="eastAsia"/>
+                <w:szCs w:val="24"/>
+              </w:rPr>
+              <w:t>7</w:t>
+            </w:r>
+            <w:r>
+              <w:rPr>
+                <w:rFonts w:ascii="標楷體" w:eastAsia="標楷體" w:hAnsi="標楷體" w:hint="eastAsia"/>
+                <w:szCs w:val="24"/>
+              </w:rPr>
+              <w:t>使用者資料表</w:t>
+            </w:r>
+            <w:r>
+              <w:rPr>
+                <w:rFonts w:ascii="標楷體" w:eastAsia="標楷體" w:hAnsi="標楷體" w:cs="新細明體" w:hint="eastAsia"/>
+                <w:szCs w:val="24"/>
+              </w:rPr>
+              <w:t>)</w:t>
+            </w:r>
+          </w:p>
+        </w:tc>
+      </w:tr>
+      <w:tr>
+        <w:tc>
+          <w:tcPr>
+            <w:tcW w:w="1271" w:type="dxa"/>
+            <w:vMerge w:val="restart"/>
+            <w:vAlign w:val="center"/>
+          </w:tcPr>
+          <w:p>
+            <w:pPr>
+              <w:jc w:val="both"/>
+              <w:rPr>
+                <w:rFonts w:ascii="標楷體" w:eastAsia="標楷體" w:hAnsi="標楷體"/>
+                <w:szCs w:val="24"/>
+              </w:rPr>
+            </w:pPr>
+            <w:r>
+              <w:rPr>
+                <w:rFonts w:ascii="標楷體" w:eastAsia="標楷體" w:hAnsi="標楷體" w:hint="eastAsia"/>
+                <w:szCs w:val="24"/>
+              </w:rPr>
+              <w:t>輸出值</w:t>
+            </w:r>
+          </w:p>
+        </w:tc>
+        <w:tc>
+          <w:tcPr>
+            <w:tcW w:w="992" w:type="dxa"/>
+            <w:vAlign w:val="center"/>
+          </w:tcPr>
+          <w:p>
+            <w:pPr>
+              <w:jc w:val="both"/>
+              <w:rPr>
+                <w:rFonts w:ascii="標楷體" w:eastAsia="標楷體" w:hAnsi="標楷體"/>
+                <w:szCs w:val="24"/>
+              </w:rPr>
+            </w:pPr>
+            <w:r>
+              <w:rPr>
+                <w:rFonts w:ascii="標楷體" w:eastAsia="標楷體" w:hAnsi="標楷體" w:cs="新細明體"/>
+                <w:szCs w:val="24"/>
+              </w:rPr>
+              <w:t>使用者</w:t>
+            </w:r>
+          </w:p>
+        </w:tc>
+        <w:tc>
+          <w:tcPr>
+            <w:tcW w:w="6033" w:type="dxa"/>
+            <w:gridSpan w:val="3"/>
+            <w:vAlign w:val="center"/>
+          </w:tcPr>
+          <w:p>
+            <w:pPr>
+              <w:jc w:val="both"/>
+              <w:rPr>
+                <w:rFonts w:ascii="標楷體" w:eastAsia="標楷體" w:hAnsi="標楷體" w:hint="eastAsia"/>
+                <w:szCs w:val="24"/>
+              </w:rPr>
+            </w:pPr>
+            <w:r>
+              <w:rPr>
+                <w:rFonts w:ascii="標楷體" w:eastAsia="標楷體" w:hAnsi="標楷體" w:hint="eastAsia"/>
+                <w:szCs w:val="24"/>
+              </w:rPr>
+              <w:t>通知</w:t>
+            </w:r>
+          </w:p>
+        </w:tc>
+      </w:tr>
+      <w:tr>
+        <w:tc>
+          <w:tcPr>
+            <w:tcW w:w="1271" w:type="dxa"/>
+            <w:vMerge/>
+            <w:vAlign w:val="center"/>
+          </w:tcPr>
+          <w:p>
+            <w:pPr>
+              <w:jc w:val="both"/>
+              <w:rPr>
+                <w:rFonts w:ascii="標楷體" w:eastAsia="標楷體" w:hAnsi="標楷體" w:hint="eastAsia"/>
+                <w:szCs w:val="24"/>
+              </w:rPr>
+            </w:pPr>
+          </w:p>
+        </w:tc>
+        <w:tc>
+          <w:tcPr>
+            <w:tcW w:w="992" w:type="dxa"/>
+            <w:vAlign w:val="center"/>
+          </w:tcPr>
+          <w:p>
+            <w:pPr>
+              <w:jc w:val="both"/>
+              <w:rPr>
+                <w:rFonts w:ascii="標楷體" w:eastAsia="標楷體" w:hAnsi="標楷體" w:cs="新細明體"/>
+                <w:szCs w:val="24"/>
+              </w:rPr>
+            </w:pPr>
+            <w:r>
+              <w:rPr>
+                <w:rFonts w:ascii="標楷體" w:eastAsia="標楷體" w:hAnsi="標楷體" w:cs="新細明體" w:hint="eastAsia"/>
+                <w:szCs w:val="24"/>
+              </w:rPr>
+              <w:t>資料庫</w:t>
+            </w:r>
+          </w:p>
+        </w:tc>
+        <w:tc>
+          <w:tcPr>
+            <w:tcW w:w="6033" w:type="dxa"/>
+            <w:gridSpan w:val="3"/>
+            <w:vAlign w:val="center"/>
+          </w:tcPr>
+          <w:p>
+            <w:pPr>
+              <w:jc w:val="both"/>
+              <w:rPr>
+                <w:rFonts w:ascii="標楷體" w:eastAsia="標楷體" w:hAnsi="標楷體" w:hint="eastAsia"/>
+                <w:szCs w:val="24"/>
+              </w:rPr>
+            </w:pPr>
+            <w:r>
+              <w:rPr>
+                <w:rFonts w:ascii="標楷體" w:eastAsia="標楷體" w:hAnsi="標楷體" w:cs="新細明體" w:hint="eastAsia"/>
+                <w:szCs w:val="24"/>
+              </w:rPr>
+              <w:t>通知</w:t>
+            </w:r>
+            <w:r>
+              <w:rPr>
+                <w:rFonts w:ascii="標楷體" w:eastAsia="標楷體" w:hAnsi="標楷體" w:cs="新細明體" w:hint="eastAsia"/>
+                <w:szCs w:val="24"/>
+              </w:rPr>
+              <w:t>(T</w:t>
+            </w:r>
+            <w:r>
+              <w:rPr>
+                <w:rFonts w:ascii="標楷體" w:eastAsia="標楷體" w:hAnsi="標楷體" w:cs="新細明體"/>
+                <w:szCs w:val="24"/>
+              </w:rPr>
+              <w:t>1</w:t>
+            </w:r>
+            <w:r>
+              <w:rPr>
+                <w:rFonts w:ascii="標楷體" w:eastAsia="標楷體" w:hAnsi="標楷體" w:cs="新細明體" w:hint="eastAsia"/>
+                <w:szCs w:val="24"/>
+              </w:rPr>
+              <w:t>7</w:t>
+            </w:r>
+            <w:r>
+              <w:rPr>
+                <w:rFonts w:ascii="標楷體" w:eastAsia="標楷體" w:hAnsi="標楷體" w:hint="eastAsia"/>
+                <w:szCs w:val="24"/>
+              </w:rPr>
+              <w:t>使用者資料表</w:t>
+            </w:r>
+            <w:r>
+              <w:rPr>
+                <w:rFonts w:ascii="標楷體" w:eastAsia="標楷體" w:hAnsi="標楷體" w:cs="新細明體" w:hint="eastAsia"/>
+                <w:szCs w:val="24"/>
+              </w:rPr>
+              <w:t>)</w:t>
             </w:r>
           </w:p>
         </w:tc>
       </w:tr>
     </w:tbl>
-    <w:p>
-      <w:pPr>
-        <w:rPr>
-          <w:rFonts w:ascii="標楷體" w:eastAsia="標楷體" w:hAnsi="標楷體"/>
-          <w:szCs w:val="24"/>
-        </w:rPr>
-      </w:pPr>
-    </w:p>
     <w:p>
       <w:pPr>
         <w:pStyle w:val="a3"/>
       </w:pPr>
       <w:r>
-        <w:t>表 6-2-</w:t>
+        <w:t>表 6-2-2 說明</w:t>
       </w:r>
       <w:r>
         <w:rPr>
           <w:rFonts w:hint="eastAsia"/>
+          <w:szCs w:val="24"/>
         </w:rPr>
-        <w:t>1</w:t>
-      </w:r>
-      <w:r>
-        <w:t>0</w:t>
-      </w:r>
-      <w:r>
-        <w:t xml:space="preserve"> 說明</w:t>
+        <w:t>通知</w:t>
       </w:r>
       <w:r>
         <w:rPr>
           <w:rFonts w:hint="eastAsia"/>
+          <w:szCs w:val="24"/>
         </w:rPr>
-        <w:t>拍照學習處理</w:t>
+        <w:t>紀錄</w:t>
       </w:r>
     </w:p>
     <w:tbl>
@@ -6246,10 +8139,17 @@
             </w:pPr>
             <w:r>
               <w:rPr>
-                <w:rFonts w:ascii="標楷體" w:eastAsia="標楷體" w:hAnsi="標楷體"/>
-                <w:szCs w:val="24"/>
-              </w:rPr>
-              <w:t>2</w:t>
+                <w:rFonts w:ascii="標楷體" w:eastAsia="標楷體" w:hAnsi="標楷體" w:hint="eastAsia"/>
+                <w:szCs w:val="24"/>
+              </w:rPr>
+              <w:t>8</w:t>
+            </w:r>
+            <w:r>
+              <w:rPr>
+                <w:rFonts w:ascii="標楷體" w:eastAsia="標楷體" w:hAnsi="標楷體" w:hint="eastAsia"/>
+                <w:szCs w:val="24"/>
+              </w:rPr>
+              <w:t>.1</w:t>
             </w:r>
           </w:p>
         </w:tc>
@@ -6290,10 +8190,17 @@
             </w:pPr>
             <w:r>
               <w:rPr>
-                <w:rFonts w:ascii="標楷體" w:eastAsia="標楷體" w:hAnsi="標楷體" w:cs="新細明體"/>
-                <w:szCs w:val="24"/>
-              </w:rPr>
-              <w:t>拍照學習處理</w:t>
+                <w:rFonts w:ascii="標楷體" w:eastAsia="標楷體" w:hAnsi="標楷體" w:hint="eastAsia"/>
+                <w:szCs w:val="24"/>
+              </w:rPr>
+              <w:t>通知</w:t>
+            </w:r>
+            <w:r>
+              <w:rPr>
+                <w:rFonts w:ascii="標楷體" w:eastAsia="標楷體" w:hAnsi="標楷體" w:hint="eastAsia"/>
+                <w:szCs w:val="24"/>
+              </w:rPr>
+              <w:t>紀錄</w:t>
             </w:r>
           </w:p>
         </w:tc>
@@ -6335,20 +8242,14 @@
                 <w:szCs w:val="24"/>
               </w:rPr>
             </w:pPr>
-            <w:r>
-              <w:rPr>
-                <w:rFonts w:ascii="標楷體" w:eastAsia="標楷體" w:hAnsi="標楷體" w:cs="新細明體"/>
-                <w:szCs w:val="24"/>
-              </w:rPr>
-              <w:t>使用者拍照或上傳照片，系統透過 Gemini API 辨識圖片中的日文單字，並提供單字詳細資訊、收藏及歷史紀錄查詢。</w:t>
-            </w:r>
-          </w:p>
-        </w:tc>
-      </w:tr>
-      <w:tr>
-        <w:tc>
-          <w:tcPr>
-            <w:tcW w:w="1271" w:type="dxa"/>
+          </w:p>
+        </w:tc>
+      </w:tr>
+      <w:tr>
+        <w:tc>
+          <w:tcPr>
+            <w:tcW w:w="1271" w:type="dxa"/>
+            <w:vMerge w:val="restart"/>
             <w:vAlign w:val="center"/>
           </w:tcPr>
           <w:p>
@@ -6406,35 +8307,29 @@
             </w:pPr>
             <w:r>
               <w:rPr>
-                <w:rFonts w:ascii="標楷體" w:eastAsia="標楷體" w:hAnsi="標楷體" w:cs="新細明體"/>
-                <w:szCs w:val="24"/>
-              </w:rPr>
-              <w:t>拍照/選擇照片上傳、照片名稱（可跳過）、收藏單字操作、查看歷史照片請求</w:t>
-            </w:r>
-          </w:p>
-        </w:tc>
-      </w:tr>
-      <w:tr>
-        <w:tc>
-          <w:tcPr>
-            <w:tcW w:w="1271" w:type="dxa"/>
-            <w:vAlign w:val="center"/>
-          </w:tcPr>
-          <w:p>
-            <w:pPr>
-              <w:jc w:val="both"/>
-              <w:rPr>
-                <w:rFonts w:ascii="標楷體" w:eastAsia="標楷體" w:hAnsi="標楷體"/>
-                <w:szCs w:val="24"/>
-              </w:rPr>
-            </w:pPr>
-            <w:r>
-              <w:rPr>
-                <w:rFonts w:ascii="標楷體" w:eastAsia="標楷體" w:hAnsi="標楷體" w:hint="eastAsia"/>
-                <w:szCs w:val="24"/>
-              </w:rPr>
-              <w:t>輸出值</w:t>
-            </w:r>
+                <w:rFonts w:ascii="標楷體" w:eastAsia="標楷體" w:hAnsi="標楷體" w:hint="eastAsia"/>
+                <w:szCs w:val="24"/>
+              </w:rPr>
+              <w:t>接收到的通知內容</w:t>
+            </w:r>
+          </w:p>
+        </w:tc>
+      </w:tr>
+      <w:tr>
+        <w:tc>
+          <w:tcPr>
+            <w:tcW w:w="1271" w:type="dxa"/>
+            <w:vMerge/>
+            <w:vAlign w:val="center"/>
+          </w:tcPr>
+          <w:p>
+            <w:pPr>
+              <w:jc w:val="both"/>
+              <w:rPr>
+                <w:rFonts w:ascii="標楷體" w:eastAsia="標楷體" w:hAnsi="標楷體" w:hint="eastAsia"/>
+                <w:szCs w:val="24"/>
+              </w:rPr>
+            </w:pPr>
           </w:p>
         </w:tc>
         <w:tc>
@@ -6446,16 +8341,16 @@
             <w:pPr>
               <w:jc w:val="both"/>
               <w:rPr>
-                <w:rFonts w:ascii="標楷體" w:eastAsia="標楷體" w:hAnsi="標楷體"/>
-                <w:szCs w:val="24"/>
-              </w:rPr>
-            </w:pPr>
-            <w:r>
-              <w:rPr>
-                <w:rFonts w:ascii="標楷體" w:eastAsia="標楷體" w:hAnsi="標楷體" w:cs="新細明體"/>
-                <w:szCs w:val="24"/>
-              </w:rPr>
-              <w:t>使用者</w:t>
+                <w:rFonts w:ascii="標楷體" w:eastAsia="標楷體" w:hAnsi="標楷體" w:cs="新細明體"/>
+                <w:szCs w:val="24"/>
+              </w:rPr>
+            </w:pPr>
+            <w:r>
+              <w:rPr>
+                <w:rFonts w:ascii="標楷體" w:eastAsia="標楷體" w:hAnsi="標楷體" w:cs="新細明體" w:hint="eastAsia"/>
+                <w:szCs w:val="24"/>
+              </w:rPr>
+              <w:t>資料庫</w:t>
             </w:r>
           </w:p>
         </w:tc>
@@ -6469,53 +8364,244 @@
             <w:pPr>
               <w:jc w:val="both"/>
               <w:rPr>
-                <w:rFonts w:ascii="標楷體" w:eastAsia="標楷體" w:hAnsi="標楷體"/>
-                <w:szCs w:val="24"/>
-              </w:rPr>
-            </w:pPr>
-            <w:r>
-              <w:rPr>
-                <w:rFonts w:ascii="標楷體" w:eastAsia="標楷體" w:hAnsi="標楷體" w:cs="新細明體"/>
-                <w:szCs w:val="24"/>
-              </w:rPr>
-              <w:t>辨識出的單字清單、單字詳細資訊（漢字/假名/中文/例句）、收藏成功/已收藏提示、歷史照片清單與單字列表</w:t>
+                <w:rFonts w:ascii="標楷體" w:eastAsia="標楷體" w:hAnsi="標楷體" w:cs="新細明體"/>
+                <w:szCs w:val="24"/>
+              </w:rPr>
+            </w:pPr>
+            <w:r>
+              <w:rPr>
+                <w:rFonts w:ascii="標楷體" w:eastAsia="標楷體" w:hAnsi="標楷體" w:cs="新細明體" w:hint="eastAsia"/>
+                <w:szCs w:val="24"/>
+              </w:rPr>
+              <w:t>需儲存的通知紀錄</w:t>
+            </w:r>
+            <w:r>
+              <w:rPr>
+                <w:rFonts w:ascii="標楷體" w:eastAsia="標楷體" w:hAnsi="標楷體" w:cs="新細明體" w:hint="eastAsia"/>
+                <w:szCs w:val="24"/>
+              </w:rPr>
+              <w:t>(T</w:t>
+            </w:r>
+            <w:r>
+              <w:rPr>
+                <w:rFonts w:ascii="標楷體" w:eastAsia="標楷體" w:hAnsi="標楷體" w:cs="新細明體"/>
+                <w:szCs w:val="24"/>
+              </w:rPr>
+              <w:t>1</w:t>
+            </w:r>
+            <w:r>
+              <w:rPr>
+                <w:rFonts w:ascii="標楷體" w:eastAsia="標楷體" w:hAnsi="標楷體" w:cs="新細明體" w:hint="eastAsia"/>
+                <w:szCs w:val="24"/>
+              </w:rPr>
+              <w:t>7</w:t>
+            </w:r>
+            <w:r>
+              <w:rPr>
+                <w:rFonts w:ascii="標楷體" w:eastAsia="標楷體" w:hAnsi="標楷體" w:hint="eastAsia"/>
+                <w:szCs w:val="24"/>
+              </w:rPr>
+              <w:t>使用者資料表</w:t>
+            </w:r>
+            <w:r>
+              <w:rPr>
+                <w:rFonts w:ascii="標楷體" w:eastAsia="標楷體" w:hAnsi="標楷體" w:cs="新細明體" w:hint="eastAsia"/>
+                <w:szCs w:val="24"/>
+              </w:rPr>
+              <w:t>)</w:t>
+            </w:r>
+          </w:p>
+        </w:tc>
+      </w:tr>
+      <w:tr>
+        <w:tc>
+          <w:tcPr>
+            <w:tcW w:w="1271" w:type="dxa"/>
+            <w:vMerge w:val="restart"/>
+            <w:vAlign w:val="center"/>
+          </w:tcPr>
+          <w:p>
+            <w:pPr>
+              <w:jc w:val="both"/>
+              <w:rPr>
+                <w:rFonts w:ascii="標楷體" w:eastAsia="標楷體" w:hAnsi="標楷體"/>
+                <w:szCs w:val="24"/>
+              </w:rPr>
+            </w:pPr>
+            <w:r>
+              <w:rPr>
+                <w:rFonts w:ascii="標楷體" w:eastAsia="標楷體" w:hAnsi="標楷體" w:hint="eastAsia"/>
+                <w:szCs w:val="24"/>
+              </w:rPr>
+              <w:t>輸出值</w:t>
+            </w:r>
+          </w:p>
+        </w:tc>
+        <w:tc>
+          <w:tcPr>
+            <w:tcW w:w="992" w:type="dxa"/>
+            <w:vAlign w:val="center"/>
+          </w:tcPr>
+          <w:p>
+            <w:pPr>
+              <w:jc w:val="both"/>
+              <w:rPr>
+                <w:rFonts w:ascii="標楷體" w:eastAsia="標楷體" w:hAnsi="標楷體"/>
+                <w:szCs w:val="24"/>
+              </w:rPr>
+            </w:pPr>
+            <w:r>
+              <w:rPr>
+                <w:rFonts w:ascii="標楷體" w:eastAsia="標楷體" w:hAnsi="標楷體" w:cs="新細明體"/>
+                <w:szCs w:val="24"/>
+              </w:rPr>
+              <w:t>使用者</w:t>
+            </w:r>
+          </w:p>
+        </w:tc>
+        <w:tc>
+          <w:tcPr>
+            <w:tcW w:w="6033" w:type="dxa"/>
+            <w:gridSpan w:val="3"/>
+            <w:vAlign w:val="center"/>
+          </w:tcPr>
+          <w:p>
+            <w:pPr>
+              <w:jc w:val="both"/>
+              <w:rPr>
+                <w:rFonts w:ascii="標楷體" w:eastAsia="標楷體" w:hAnsi="標楷體" w:hint="eastAsia"/>
+                <w:szCs w:val="24"/>
+              </w:rPr>
+            </w:pPr>
+            <w:r>
+              <w:rPr>
+                <w:rFonts w:ascii="標楷體" w:eastAsia="標楷體" w:hAnsi="標楷體" w:hint="eastAsia"/>
+                <w:szCs w:val="24"/>
+              </w:rPr>
+              <w:t>通知</w:t>
+            </w:r>
+          </w:p>
+        </w:tc>
+      </w:tr>
+      <w:tr>
+        <w:tc>
+          <w:tcPr>
+            <w:tcW w:w="1271" w:type="dxa"/>
+            <w:vMerge/>
+            <w:vAlign w:val="center"/>
+          </w:tcPr>
+          <w:p>
+            <w:pPr>
+              <w:jc w:val="both"/>
+              <w:rPr>
+                <w:rFonts w:ascii="標楷體" w:eastAsia="標楷體" w:hAnsi="標楷體" w:hint="eastAsia"/>
+                <w:szCs w:val="24"/>
+              </w:rPr>
+            </w:pPr>
+          </w:p>
+        </w:tc>
+        <w:tc>
+          <w:tcPr>
+            <w:tcW w:w="992" w:type="dxa"/>
+            <w:vAlign w:val="center"/>
+          </w:tcPr>
+          <w:p>
+            <w:pPr>
+              <w:jc w:val="both"/>
+              <w:rPr>
+                <w:rFonts w:ascii="標楷體" w:eastAsia="標楷體" w:hAnsi="標楷體" w:cs="新細明體"/>
+                <w:szCs w:val="24"/>
+              </w:rPr>
+            </w:pPr>
+            <w:r>
+              <w:rPr>
+                <w:rFonts w:ascii="標楷體" w:eastAsia="標楷體" w:hAnsi="標楷體" w:cs="新細明體" w:hint="eastAsia"/>
+                <w:szCs w:val="24"/>
+              </w:rPr>
+              <w:t>資料庫</w:t>
+            </w:r>
+          </w:p>
+        </w:tc>
+        <w:tc>
+          <w:tcPr>
+            <w:tcW w:w="6033" w:type="dxa"/>
+            <w:gridSpan w:val="3"/>
+            <w:vAlign w:val="center"/>
+          </w:tcPr>
+          <w:p>
+            <w:pPr>
+              <w:jc w:val="both"/>
+              <w:rPr>
+                <w:rFonts w:ascii="標楷體" w:eastAsia="標楷體" w:hAnsi="標楷體" w:hint="eastAsia"/>
+                <w:szCs w:val="24"/>
+              </w:rPr>
+            </w:pPr>
+            <w:r>
+              <w:rPr>
+                <w:rFonts w:ascii="標楷體" w:eastAsia="標楷體" w:hAnsi="標楷體" w:cs="新細明體" w:hint="eastAsia"/>
+                <w:szCs w:val="24"/>
+              </w:rPr>
+              <w:t>通知</w:t>
+            </w:r>
+            <w:r>
+              <w:rPr>
+                <w:rFonts w:ascii="標楷體" w:eastAsia="標楷體" w:hAnsi="標楷體" w:cs="新細明體" w:hint="eastAsia"/>
+                <w:szCs w:val="24"/>
+              </w:rPr>
+              <w:t>紀錄資料</w:t>
+            </w:r>
+            <w:r>
+              <w:rPr>
+                <w:rFonts w:ascii="標楷體" w:eastAsia="標楷體" w:hAnsi="標楷體" w:cs="新細明體" w:hint="eastAsia"/>
+                <w:szCs w:val="24"/>
+              </w:rPr>
+              <w:t>(T</w:t>
+            </w:r>
+            <w:r>
+              <w:rPr>
+                <w:rFonts w:ascii="標楷體" w:eastAsia="標楷體" w:hAnsi="標楷體" w:cs="新細明體"/>
+                <w:szCs w:val="24"/>
+              </w:rPr>
+              <w:t>1</w:t>
+            </w:r>
+            <w:r>
+              <w:rPr>
+                <w:rFonts w:ascii="標楷體" w:eastAsia="標楷體" w:hAnsi="標楷體" w:cs="新細明體" w:hint="eastAsia"/>
+                <w:szCs w:val="24"/>
+              </w:rPr>
+              <w:t>7</w:t>
+            </w:r>
+            <w:r>
+              <w:rPr>
+                <w:rFonts w:ascii="標楷體" w:eastAsia="標楷體" w:hAnsi="標楷體" w:hint="eastAsia"/>
+                <w:szCs w:val="24"/>
+              </w:rPr>
+              <w:t>使用者資料表</w:t>
+            </w:r>
+            <w:r>
+              <w:rPr>
+                <w:rFonts w:ascii="標楷體" w:eastAsia="標楷體" w:hAnsi="標楷體" w:cs="新細明體" w:hint="eastAsia"/>
+                <w:szCs w:val="24"/>
+              </w:rPr>
+              <w:t>)</w:t>
             </w:r>
           </w:p>
         </w:tc>
       </w:tr>
     </w:tbl>
-    <w:p>
-      <w:pPr>
-        <w:rPr>
-          <w:rFonts w:ascii="標楷體" w:eastAsia="標楷體" w:hAnsi="標楷體"/>
-          <w:szCs w:val="24"/>
-        </w:rPr>
-      </w:pPr>
-    </w:p>
     <w:p>
       <w:pPr>
         <w:pStyle w:val="a3"/>
       </w:pPr>
       <w:r>
-        <w:t>表 6-2-</w:t>
+        <w:t>表 6-2-2 說明</w:t>
       </w:r>
       <w:r>
         <w:rPr>
           <w:rFonts w:hint="eastAsia"/>
+          <w:szCs w:val="24"/>
         </w:rPr>
-        <w:t>1</w:t>
-      </w:r>
-      <w:r>
-        <w:t>1</w:t>
-      </w:r>
-      <w:r>
-        <w:t xml:space="preserve"> 說明</w:t>
-      </w:r>
-      <w:r>
-        <w:rPr>
-          <w:rFonts w:hint="eastAsia"/>
-        </w:rPr>
-        <w:t>拍照/上傳照片</w:t>
+        <w:t>通知紀錄</w:t>
       </w:r>
     </w:p>
     <w:tbl>
@@ -6573,10 +8659,17 @@
             </w:pPr>
             <w:r>
               <w:rPr>
-                <w:rFonts w:ascii="標楷體" w:eastAsia="標楷體" w:hAnsi="標楷體"/>
-                <w:szCs w:val="24"/>
-              </w:rPr>
-              <w:t>2.1</w:t>
+                <w:rFonts w:ascii="標楷體" w:eastAsia="標楷體" w:hAnsi="標楷體" w:hint="eastAsia"/>
+                <w:szCs w:val="24"/>
+              </w:rPr>
+              <w:t>8.1</w:t>
+            </w:r>
+            <w:r>
+              <w:rPr>
+                <w:rFonts w:ascii="標楷體" w:eastAsia="標楷體" w:hAnsi="標楷體" w:hint="eastAsia"/>
+                <w:szCs w:val="24"/>
+              </w:rPr>
+              <w:t>.1</w:t>
             </w:r>
           </w:p>
         </w:tc>
@@ -6617,10 +8710,10 @@
             </w:pPr>
             <w:r>
               <w:rPr>
-                <w:rFonts w:ascii="標楷體" w:eastAsia="標楷體" w:hAnsi="標楷體" w:cs="新細明體"/>
-                <w:szCs w:val="24"/>
-              </w:rPr>
-              <w:t>拍照/上傳照片</w:t>
+                <w:rFonts w:ascii="標楷體" w:eastAsia="標楷體" w:hAnsi="標楷體" w:hint="eastAsia"/>
+                <w:szCs w:val="24"/>
+              </w:rPr>
+              <w:t>新增記錄</w:t>
             </w:r>
           </w:p>
         </w:tc>
@@ -6662,20 +8755,14 @@
                 <w:szCs w:val="24"/>
               </w:rPr>
             </w:pPr>
-            <w:r>
-              <w:rPr>
-                <w:rFonts w:ascii="標楷體" w:eastAsia="標楷體" w:hAnsi="標楷體" w:cs="新細明體"/>
-                <w:szCs w:val="24"/>
-              </w:rPr>
-              <w:t>使用者拍照或選擇照片上傳，系統取得照片檔案後傳入命名步驟。</w:t>
-            </w:r>
-          </w:p>
-        </w:tc>
-      </w:tr>
-      <w:tr>
-        <w:tc>
-          <w:tcPr>
-            <w:tcW w:w="1271" w:type="dxa"/>
+          </w:p>
+        </w:tc>
+      </w:tr>
+      <w:tr>
+        <w:tc>
+          <w:tcPr>
+            <w:tcW w:w="1271" w:type="dxa"/>
+            <w:vMerge w:val="restart"/>
             <w:vAlign w:val="center"/>
           </w:tcPr>
           <w:p>
@@ -6733,10 +8820,101 @@
             </w:pPr>
             <w:r>
               <w:rPr>
-                <w:rFonts w:ascii="標楷體" w:eastAsia="標楷體" w:hAnsi="標楷體" w:cs="新細明體"/>
-                <w:szCs w:val="24"/>
-              </w:rPr>
-              <w:t>拍照或選擇照片上傳</w:t>
+                <w:rFonts w:ascii="標楷體" w:eastAsia="標楷體" w:hAnsi="標楷體" w:hint="eastAsia"/>
+                <w:szCs w:val="24"/>
+              </w:rPr>
+              <w:t>接收到的通知內容</w:t>
+            </w:r>
+          </w:p>
+        </w:tc>
+      </w:tr>
+      <w:tr>
+        <w:tc>
+          <w:tcPr>
+            <w:tcW w:w="1271" w:type="dxa"/>
+            <w:vMerge/>
+            <w:vAlign w:val="center"/>
+          </w:tcPr>
+          <w:p>
+            <w:pPr>
+              <w:jc w:val="both"/>
+              <w:rPr>
+                <w:rFonts w:ascii="標楷體" w:eastAsia="標楷體" w:hAnsi="標楷體" w:hint="eastAsia"/>
+                <w:szCs w:val="24"/>
+              </w:rPr>
+            </w:pPr>
+          </w:p>
+        </w:tc>
+        <w:tc>
+          <w:tcPr>
+            <w:tcW w:w="992" w:type="dxa"/>
+            <w:vAlign w:val="center"/>
+          </w:tcPr>
+          <w:p>
+            <w:pPr>
+              <w:jc w:val="both"/>
+              <w:rPr>
+                <w:rFonts w:ascii="標楷體" w:eastAsia="標楷體" w:hAnsi="標楷體" w:cs="新細明體"/>
+                <w:szCs w:val="24"/>
+              </w:rPr>
+            </w:pPr>
+            <w:r>
+              <w:rPr>
+                <w:rFonts w:ascii="標楷體" w:eastAsia="標楷體" w:hAnsi="標楷體" w:cs="新細明體" w:hint="eastAsia"/>
+                <w:szCs w:val="24"/>
+              </w:rPr>
+              <w:t>資料庫</w:t>
+            </w:r>
+          </w:p>
+        </w:tc>
+        <w:tc>
+          <w:tcPr>
+            <w:tcW w:w="6033" w:type="dxa"/>
+            <w:gridSpan w:val="3"/>
+            <w:vAlign w:val="center"/>
+          </w:tcPr>
+          <w:p>
+            <w:pPr>
+              <w:jc w:val="both"/>
+              <w:rPr>
+                <w:rFonts w:ascii="標楷體" w:eastAsia="標楷體" w:hAnsi="標楷體" w:cs="新細明體"/>
+                <w:szCs w:val="24"/>
+              </w:rPr>
+            </w:pPr>
+            <w:r>
+              <w:rPr>
+                <w:rFonts w:ascii="標楷體" w:eastAsia="標楷體" w:hAnsi="標楷體" w:cs="新細明體" w:hint="eastAsia"/>
+                <w:szCs w:val="24"/>
+              </w:rPr>
+              <w:t>需儲存的通知紀錄(T</w:t>
+            </w:r>
+            <w:r>
+              <w:rPr>
+                <w:rFonts w:ascii="標楷體" w:eastAsia="標楷體" w:hAnsi="標楷體" w:cs="新細明體"/>
+                <w:szCs w:val="24"/>
+              </w:rPr>
+              <w:t>1</w:t>
+            </w:r>
+            <w:r>
+              <w:rPr>
+                <w:rFonts w:ascii="標楷體" w:eastAsia="標楷體" w:hAnsi="標楷體" w:cs="新細明體" w:hint="eastAsia"/>
+                <w:szCs w:val="24"/>
+              </w:rPr>
+              <w:t>7</w:t>
+            </w:r>
+            <w:r>
+              <w:rPr>
+                <w:rFonts w:ascii="標楷體" w:eastAsia="標楷體" w:hAnsi="標楷體" w:hint="eastAsia"/>
+                <w:szCs w:val="24"/>
+              </w:rPr>
+              <w:t>使用者資料表</w:t>
+            </w:r>
+            <w:r>
+              <w:rPr>
+                <w:rFonts w:ascii="標楷體" w:eastAsia="標楷體" w:hAnsi="標楷體" w:cs="新細明體" w:hint="eastAsia"/>
+                <w:szCs w:val="24"/>
+              </w:rPr>
+              <w:t>)</w:t>
             </w:r>
           </w:p>
         </w:tc>
@@ -6766,24 +8944,46 @@
         </w:tc>
         <w:tc>
           <w:tcPr>
-            <w:tcW w:w="7025" w:type="dxa"/>
-            <w:gridSpan w:val="4"/>
-            <w:vAlign w:val="center"/>
-          </w:tcPr>
-          <w:p>
-            <w:pPr>
-              <w:jc w:val="both"/>
-              <w:rPr>
-                <w:rFonts w:ascii="標楷體" w:eastAsia="標楷體" w:hAnsi="標楷體"/>
-                <w:szCs w:val="24"/>
-              </w:rPr>
-            </w:pPr>
-            <w:r>
-              <w:rPr>
-                <w:rFonts w:ascii="標楷體" w:eastAsia="標楷體" w:hAnsi="標楷體" w:cs="新細明體"/>
-                <w:szCs w:val="24"/>
-              </w:rPr>
-              <w:t>照片檔案（傳入2.2）</w:t>
+            <w:tcW w:w="992" w:type="dxa"/>
+            <w:vAlign w:val="center"/>
+          </w:tcPr>
+          <w:p>
+            <w:pPr>
+              <w:jc w:val="both"/>
+              <w:rPr>
+                <w:rFonts w:ascii="標楷體" w:eastAsia="標楷體" w:hAnsi="標楷體"/>
+                <w:szCs w:val="24"/>
+              </w:rPr>
+            </w:pPr>
+            <w:r>
+              <w:rPr>
+                <w:rFonts w:ascii="標楷體" w:eastAsia="標楷體" w:hAnsi="標楷體" w:cs="新細明體"/>
+                <w:szCs w:val="24"/>
+              </w:rPr>
+              <w:t>使用者</w:t>
+            </w:r>
+          </w:p>
+        </w:tc>
+        <w:tc>
+          <w:tcPr>
+            <w:tcW w:w="6033" w:type="dxa"/>
+            <w:gridSpan w:val="3"/>
+            <w:vAlign w:val="center"/>
+          </w:tcPr>
+          <w:p>
+            <w:pPr>
+              <w:jc w:val="both"/>
+              <w:rPr>
+                <w:rFonts w:ascii="標楷體" w:eastAsia="標楷體" w:hAnsi="標楷體" w:hint="eastAsia"/>
+                <w:szCs w:val="24"/>
+              </w:rPr>
+            </w:pPr>
+            <w:r>
+              <w:rPr>
+                <w:rFonts w:ascii="標楷體" w:eastAsia="標楷體" w:hAnsi="標楷體" w:hint="eastAsia"/>
+                <w:szCs w:val="24"/>
+              </w:rPr>
+              <w:t>通知</w:t>
             </w:r>
           </w:p>
         </w:tc>
@@ -6802,25 +9002,14 @@
         <w:pStyle w:val="a3"/>
       </w:pPr>
       <w:r>
-        <w:t>表 6-2-</w:t>
+        <w:t>表 6-2-2 說明</w:t>
       </w:r>
       <w:r>
         <w:rPr>
           <w:rFonts w:hint="eastAsia"/>
+          <w:szCs w:val="24"/>
         </w:rPr>
-        <w:t>1</w:t>
-      </w:r>
-      <w:r>
-        <w:t>2</w:t>
-      </w:r>
-      <w:r>
-        <w:t xml:space="preserve"> 說明</w:t>
-      </w:r>
-      <w:r>
-        <w:rPr>
-          <w:rFonts w:hint="eastAsia"/>
-        </w:rPr>
-        <w:t>照片命名（可跳過）</w:t>
+        <w:t>通知紀錄</w:t>
       </w:r>
     </w:p>
     <w:tbl>
@@ -6878,6 +9067,2916 @@
             </w:pPr>
             <w:r>
               <w:rPr>
+                <w:rFonts w:ascii="標楷體" w:eastAsia="標楷體" w:hAnsi="標楷體" w:hint="eastAsia"/>
+                <w:szCs w:val="24"/>
+              </w:rPr>
+              <w:t>8.1.</w:t>
+            </w:r>
+            <w:r>
+              <w:rPr>
+                <w:rFonts w:ascii="標楷體" w:eastAsia="標楷體" w:hAnsi="標楷體" w:hint="eastAsia"/>
+                <w:szCs w:val="24"/>
+              </w:rPr>
+              <w:t>2</w:t>
+            </w:r>
+          </w:p>
+        </w:tc>
+        <w:tc>
+          <w:tcPr>
+            <w:tcW w:w="1376" w:type="dxa"/>
+            <w:vAlign w:val="center"/>
+          </w:tcPr>
+          <w:p>
+            <w:pPr>
+              <w:jc w:val="both"/>
+              <w:rPr>
+                <w:rFonts w:ascii="標楷體" w:eastAsia="標楷體" w:hAnsi="標楷體"/>
+                <w:szCs w:val="24"/>
+              </w:rPr>
+            </w:pPr>
+            <w:r>
+              <w:rPr>
+                <w:rFonts w:ascii="標楷體" w:eastAsia="標楷體" w:hAnsi="標楷體" w:hint="eastAsia"/>
+                <w:szCs w:val="24"/>
+              </w:rPr>
+              <w:t>功能名稱</w:t>
+            </w:r>
+          </w:p>
+        </w:tc>
+        <w:tc>
+          <w:tcPr>
+            <w:tcW w:w="2772" w:type="dxa"/>
+            <w:vAlign w:val="center"/>
+          </w:tcPr>
+          <w:p>
+            <w:pPr>
+              <w:jc w:val="both"/>
+              <w:rPr>
+                <w:rFonts w:ascii="標楷體" w:eastAsia="標楷體" w:hAnsi="標楷體"/>
+                <w:szCs w:val="24"/>
+              </w:rPr>
+            </w:pPr>
+            <w:r>
+              <w:rPr>
+                <w:rFonts w:ascii="標楷體" w:eastAsia="標楷體" w:hAnsi="標楷體" w:hint="eastAsia"/>
+                <w:szCs w:val="24"/>
+              </w:rPr>
+              <w:t>修改通知</w:t>
+            </w:r>
+          </w:p>
+        </w:tc>
+      </w:tr>
+      <w:tr>
+        <w:tc>
+          <w:tcPr>
+            <w:tcW w:w="1271" w:type="dxa"/>
+            <w:vAlign w:val="center"/>
+          </w:tcPr>
+          <w:p>
+            <w:pPr>
+              <w:jc w:val="both"/>
+              <w:rPr>
+                <w:rFonts w:ascii="標楷體" w:eastAsia="標楷體" w:hAnsi="標楷體"/>
+                <w:szCs w:val="24"/>
+              </w:rPr>
+            </w:pPr>
+            <w:r>
+              <w:rPr>
+                <w:rFonts w:ascii="標楷體" w:eastAsia="標楷體" w:hAnsi="標楷體" w:hint="eastAsia"/>
+                <w:szCs w:val="24"/>
+              </w:rPr>
+              <w:t>操作說明</w:t>
+            </w:r>
+          </w:p>
+        </w:tc>
+        <w:tc>
+          <w:tcPr>
+            <w:tcW w:w="7025" w:type="dxa"/>
+            <w:gridSpan w:val="4"/>
+            <w:vAlign w:val="center"/>
+          </w:tcPr>
+          <w:p>
+            <w:pPr>
+              <w:jc w:val="both"/>
+              <w:rPr>
+                <w:rFonts w:ascii="標楷體" w:eastAsia="標楷體" w:hAnsi="標楷體"/>
+                <w:szCs w:val="24"/>
+              </w:rPr>
+            </w:pPr>
+          </w:p>
+        </w:tc>
+      </w:tr>
+      <w:tr>
+        <w:tc>
+          <w:tcPr>
+            <w:tcW w:w="1271" w:type="dxa"/>
+            <w:vMerge w:val="restart"/>
+            <w:vAlign w:val="center"/>
+          </w:tcPr>
+          <w:p>
+            <w:pPr>
+              <w:jc w:val="both"/>
+              <w:rPr>
+                <w:rFonts w:ascii="標楷體" w:eastAsia="標楷體" w:hAnsi="標楷體"/>
+                <w:szCs w:val="24"/>
+              </w:rPr>
+            </w:pPr>
+            <w:r>
+              <w:rPr>
+                <w:rFonts w:ascii="標楷體" w:eastAsia="標楷體" w:hAnsi="標楷體" w:hint="eastAsia"/>
+                <w:szCs w:val="24"/>
+              </w:rPr>
+              <w:t>輸入值</w:t>
+            </w:r>
+          </w:p>
+        </w:tc>
+        <w:tc>
+          <w:tcPr>
+            <w:tcW w:w="992" w:type="dxa"/>
+            <w:vAlign w:val="center"/>
+          </w:tcPr>
+          <w:p>
+            <w:pPr>
+              <w:jc w:val="both"/>
+              <w:rPr>
+                <w:rFonts w:ascii="標楷體" w:eastAsia="標楷體" w:hAnsi="標楷體"/>
+                <w:szCs w:val="24"/>
+              </w:rPr>
+            </w:pPr>
+            <w:r>
+              <w:rPr>
+                <w:rFonts w:ascii="標楷體" w:eastAsia="標楷體" w:hAnsi="標楷體" w:cs="新細明體"/>
+                <w:szCs w:val="24"/>
+              </w:rPr>
+              <w:t>使用者</w:t>
+            </w:r>
+          </w:p>
+        </w:tc>
+        <w:tc>
+          <w:tcPr>
+            <w:tcW w:w="6033" w:type="dxa"/>
+            <w:gridSpan w:val="3"/>
+            <w:vAlign w:val="center"/>
+          </w:tcPr>
+          <w:p>
+            <w:pPr>
+              <w:jc w:val="both"/>
+              <w:rPr>
+                <w:rFonts w:ascii="標楷體" w:eastAsia="標楷體" w:hAnsi="標楷體"/>
+                <w:szCs w:val="24"/>
+              </w:rPr>
+            </w:pPr>
+            <w:r>
+              <w:rPr>
+                <w:rFonts w:ascii="標楷體" w:eastAsia="標楷體" w:hAnsi="標楷體" w:hint="eastAsia"/>
+                <w:szCs w:val="24"/>
+              </w:rPr>
+              <w:t>通知設定需求</w:t>
+            </w:r>
+          </w:p>
+        </w:tc>
+      </w:tr>
+      <w:tr>
+        <w:tc>
+          <w:tcPr>
+            <w:tcW w:w="1271" w:type="dxa"/>
+            <w:vMerge/>
+            <w:vAlign w:val="center"/>
+          </w:tcPr>
+          <w:p>
+            <w:pPr>
+              <w:jc w:val="both"/>
+              <w:rPr>
+                <w:rFonts w:ascii="標楷體" w:eastAsia="標楷體" w:hAnsi="標楷體" w:hint="eastAsia"/>
+                <w:szCs w:val="24"/>
+              </w:rPr>
+            </w:pPr>
+          </w:p>
+        </w:tc>
+        <w:tc>
+          <w:tcPr>
+            <w:tcW w:w="992" w:type="dxa"/>
+            <w:vAlign w:val="center"/>
+          </w:tcPr>
+          <w:p>
+            <w:pPr>
+              <w:jc w:val="both"/>
+              <w:rPr>
+                <w:rFonts w:ascii="標楷體" w:eastAsia="標楷體" w:hAnsi="標楷體" w:cs="新細明體"/>
+                <w:szCs w:val="24"/>
+              </w:rPr>
+            </w:pPr>
+            <w:r>
+              <w:rPr>
+                <w:rFonts w:ascii="標楷體" w:eastAsia="標楷體" w:hAnsi="標楷體" w:cs="新細明體" w:hint="eastAsia"/>
+                <w:szCs w:val="24"/>
+              </w:rPr>
+              <w:t>資料庫</w:t>
+            </w:r>
+          </w:p>
+        </w:tc>
+        <w:tc>
+          <w:tcPr>
+            <w:tcW w:w="6033" w:type="dxa"/>
+            <w:gridSpan w:val="3"/>
+            <w:vAlign w:val="center"/>
+          </w:tcPr>
+          <w:p>
+            <w:pPr>
+              <w:jc w:val="both"/>
+              <w:rPr>
+                <w:rFonts w:ascii="標楷體" w:eastAsia="標楷體" w:hAnsi="標楷體" w:cs="新細明體"/>
+                <w:szCs w:val="24"/>
+              </w:rPr>
+            </w:pPr>
+            <w:r>
+              <w:rPr>
+                <w:rFonts w:ascii="標楷體" w:eastAsia="標楷體" w:hAnsi="標楷體" w:cs="新細明體" w:hint="eastAsia"/>
+                <w:szCs w:val="24"/>
+              </w:rPr>
+              <w:t>狀態更新紀錄資料</w:t>
+            </w:r>
+            <w:r>
+              <w:rPr>
+                <w:rFonts w:ascii="標楷體" w:eastAsia="標楷體" w:hAnsi="標楷體" w:cs="新細明體" w:hint="eastAsia"/>
+                <w:szCs w:val="24"/>
+              </w:rPr>
+              <w:t>(T</w:t>
+            </w:r>
+            <w:r>
+              <w:rPr>
+                <w:rFonts w:ascii="標楷體" w:eastAsia="標楷體" w:hAnsi="標楷體" w:cs="新細明體"/>
+                <w:szCs w:val="24"/>
+              </w:rPr>
+              <w:t>1</w:t>
+            </w:r>
+            <w:r>
+              <w:rPr>
+                <w:rFonts w:ascii="標楷體" w:eastAsia="標楷體" w:hAnsi="標楷體" w:cs="新細明體" w:hint="eastAsia"/>
+                <w:szCs w:val="24"/>
+              </w:rPr>
+              <w:t>7</w:t>
+            </w:r>
+            <w:r>
+              <w:rPr>
+                <w:rFonts w:ascii="標楷體" w:eastAsia="標楷體" w:hAnsi="標楷體" w:hint="eastAsia"/>
+                <w:szCs w:val="24"/>
+              </w:rPr>
+              <w:t>使用者資料表</w:t>
+            </w:r>
+            <w:r>
+              <w:rPr>
+                <w:rFonts w:ascii="標楷體" w:eastAsia="標楷體" w:hAnsi="標楷體" w:cs="新細明體" w:hint="eastAsia"/>
+                <w:szCs w:val="24"/>
+              </w:rPr>
+              <w:t>)</w:t>
+            </w:r>
+          </w:p>
+        </w:tc>
+      </w:tr>
+      <w:tr>
+        <w:tc>
+          <w:tcPr>
+            <w:tcW w:w="1271" w:type="dxa"/>
+            <w:vMerge w:val="restart"/>
+            <w:vAlign w:val="center"/>
+          </w:tcPr>
+          <w:p>
+            <w:pPr>
+              <w:jc w:val="both"/>
+              <w:rPr>
+                <w:rFonts w:ascii="標楷體" w:eastAsia="標楷體" w:hAnsi="標楷體"/>
+                <w:szCs w:val="24"/>
+              </w:rPr>
+            </w:pPr>
+            <w:r>
+              <w:rPr>
+                <w:rFonts w:ascii="標楷體" w:eastAsia="標楷體" w:hAnsi="標楷體" w:hint="eastAsia"/>
+                <w:szCs w:val="24"/>
+              </w:rPr>
+              <w:t>輸出值</w:t>
+            </w:r>
+          </w:p>
+        </w:tc>
+        <w:tc>
+          <w:tcPr>
+            <w:tcW w:w="992" w:type="dxa"/>
+            <w:vAlign w:val="center"/>
+          </w:tcPr>
+          <w:p>
+            <w:pPr>
+              <w:jc w:val="both"/>
+              <w:rPr>
+                <w:rFonts w:ascii="標楷體" w:eastAsia="標楷體" w:hAnsi="標楷體"/>
+                <w:szCs w:val="24"/>
+              </w:rPr>
+            </w:pPr>
+            <w:r>
+              <w:rPr>
+                <w:rFonts w:ascii="標楷體" w:eastAsia="標楷體" w:hAnsi="標楷體" w:cs="新細明體"/>
+                <w:szCs w:val="24"/>
+              </w:rPr>
+              <w:t>使用者</w:t>
+            </w:r>
+          </w:p>
+        </w:tc>
+        <w:tc>
+          <w:tcPr>
+            <w:tcW w:w="6033" w:type="dxa"/>
+            <w:gridSpan w:val="3"/>
+            <w:vAlign w:val="center"/>
+          </w:tcPr>
+          <w:p>
+            <w:pPr>
+              <w:jc w:val="both"/>
+              <w:rPr>
+                <w:rFonts w:ascii="標楷體" w:eastAsia="標楷體" w:hAnsi="標楷體" w:hint="eastAsia"/>
+                <w:szCs w:val="24"/>
+              </w:rPr>
+            </w:pPr>
+            <w:r>
+              <w:rPr>
+                <w:rFonts w:ascii="標楷體" w:eastAsia="標楷體" w:hAnsi="標楷體" w:cs="新細明體" w:hint="eastAsia"/>
+                <w:szCs w:val="24"/>
+              </w:rPr>
+              <w:t>狀態更新</w:t>
+            </w:r>
+            <w:r>
+              <w:rPr>
+                <w:rFonts w:ascii="標楷體" w:eastAsia="標楷體" w:hAnsi="標楷體" w:cs="新細明體" w:hint="eastAsia"/>
+                <w:szCs w:val="24"/>
+              </w:rPr>
+              <w:t>結果資訊</w:t>
+            </w:r>
+          </w:p>
+        </w:tc>
+      </w:tr>
+      <w:tr>
+        <w:tc>
+          <w:tcPr>
+            <w:tcW w:w="1271" w:type="dxa"/>
+            <w:vMerge/>
+            <w:vAlign w:val="center"/>
+          </w:tcPr>
+          <w:p>
+            <w:pPr>
+              <w:jc w:val="both"/>
+              <w:rPr>
+                <w:rFonts w:ascii="標楷體" w:eastAsia="標楷體" w:hAnsi="標楷體" w:hint="eastAsia"/>
+                <w:szCs w:val="24"/>
+              </w:rPr>
+            </w:pPr>
+          </w:p>
+        </w:tc>
+        <w:tc>
+          <w:tcPr>
+            <w:tcW w:w="992" w:type="dxa"/>
+            <w:vAlign w:val="center"/>
+          </w:tcPr>
+          <w:p>
+            <w:pPr>
+              <w:jc w:val="both"/>
+              <w:rPr>
+                <w:rFonts w:ascii="標楷體" w:eastAsia="標楷體" w:hAnsi="標楷體" w:cs="新細明體"/>
+                <w:szCs w:val="24"/>
+              </w:rPr>
+            </w:pPr>
+            <w:r>
+              <w:rPr>
+                <w:rFonts w:ascii="標楷體" w:eastAsia="標楷體" w:hAnsi="標楷體" w:cs="新細明體" w:hint="eastAsia"/>
+                <w:szCs w:val="24"/>
+              </w:rPr>
+              <w:t>資料庫</w:t>
+            </w:r>
+          </w:p>
+        </w:tc>
+        <w:tc>
+          <w:tcPr>
+            <w:tcW w:w="6033" w:type="dxa"/>
+            <w:gridSpan w:val="3"/>
+            <w:vAlign w:val="center"/>
+          </w:tcPr>
+          <w:p>
+            <w:pPr>
+              <w:jc w:val="both"/>
+              <w:rPr>
+                <w:rFonts w:ascii="標楷體" w:eastAsia="標楷體" w:hAnsi="標楷體" w:cs="新細明體" w:hint="eastAsia"/>
+                <w:szCs w:val="24"/>
+              </w:rPr>
+            </w:pPr>
+            <w:r>
+              <w:rPr>
+                <w:rFonts w:ascii="標楷體" w:eastAsia="標楷體" w:hAnsi="標楷體" w:cs="新細明體" w:hint="eastAsia"/>
+                <w:szCs w:val="24"/>
+              </w:rPr>
+              <w:t>通知設定資料</w:t>
+            </w:r>
+          </w:p>
+        </w:tc>
+      </w:tr>
+    </w:tbl>
+    <w:p>
+      <w:pPr>
+        <w:rPr>
+          <w:rFonts w:ascii="標楷體" w:eastAsia="標楷體" w:hAnsi="標楷體"/>
+          <w:szCs w:val="24"/>
+        </w:rPr>
+      </w:pPr>
+    </w:p>
+    <w:p>
+      <w:pPr>
+        <w:pStyle w:val="a3"/>
+      </w:pPr>
+      <w:r>
+        <w:t>表 6-2-2 說明</w:t>
+      </w:r>
+      <w:r>
+        <w:rPr>
+          <w:rFonts w:hint="eastAsia"/>
+          <w:szCs w:val="24"/>
+        </w:rPr>
+        <w:t>通知紀錄</w:t>
+      </w:r>
+    </w:p>
+    <w:tbl>
+      <w:tblPr>
+        <w:tblStyle w:val="ab"/>
+        <w:tblW w:w="0" w:type="auto"/>
+        <w:tblLook w:val="04A0" w:firstRow="1" w:lastRow="0" w:firstColumn="1" w:lastColumn="0" w:noHBand="0" w:noVBand="1"/>
+      </w:tblPr>
+      <w:tblGrid>
+        <w:gridCol w:w="1271"/>
+        <w:gridCol w:w="992"/>
+        <w:gridCol w:w="1885"/>
+        <w:gridCol w:w="1376"/>
+        <w:gridCol w:w="2772"/>
+      </w:tblGrid>
+      <w:tr>
+        <w:trPr>
+          <w:trHeight w:val="454"/>
+        </w:trPr>
+        <w:tc>
+          <w:tcPr>
+            <w:tcW w:w="1271" w:type="dxa"/>
+            <w:vAlign w:val="center"/>
+          </w:tcPr>
+          <w:p>
+            <w:pPr>
+              <w:jc w:val="both"/>
+              <w:rPr>
+                <w:rFonts w:ascii="標楷體" w:eastAsia="標楷體" w:hAnsi="標楷體"/>
+                <w:szCs w:val="24"/>
+              </w:rPr>
+            </w:pPr>
+            <w:r>
+              <w:rPr>
+                <w:rFonts w:ascii="標楷體" w:eastAsia="標楷體" w:hAnsi="標楷體" w:hint="eastAsia"/>
+                <w:szCs w:val="24"/>
+              </w:rPr>
+              <w:t>編號</w:t>
+            </w:r>
+          </w:p>
+        </w:tc>
+        <w:tc>
+          <w:tcPr>
+            <w:tcW w:w="2877" w:type="dxa"/>
+            <w:gridSpan w:val="2"/>
+            <w:vAlign w:val="center"/>
+          </w:tcPr>
+          <w:p>
+            <w:pPr>
+              <w:jc w:val="both"/>
+              <w:rPr>
+                <w:rFonts w:ascii="標楷體" w:eastAsia="標楷體" w:hAnsi="標楷體"/>
+                <w:szCs w:val="24"/>
+              </w:rPr>
+            </w:pPr>
+            <w:r>
+              <w:rPr>
+                <w:rFonts w:ascii="標楷體" w:eastAsia="標楷體" w:hAnsi="標楷體" w:hint="eastAsia"/>
+                <w:szCs w:val="24"/>
+              </w:rPr>
+              <w:t>8.1.</w:t>
+            </w:r>
+            <w:r>
+              <w:rPr>
+                <w:rFonts w:ascii="標楷體" w:eastAsia="標楷體" w:hAnsi="標楷體" w:hint="eastAsia"/>
+                <w:szCs w:val="24"/>
+              </w:rPr>
+              <w:t>3</w:t>
+            </w:r>
+          </w:p>
+        </w:tc>
+        <w:tc>
+          <w:tcPr>
+            <w:tcW w:w="1376" w:type="dxa"/>
+            <w:vAlign w:val="center"/>
+          </w:tcPr>
+          <w:p>
+            <w:pPr>
+              <w:jc w:val="both"/>
+              <w:rPr>
+                <w:rFonts w:ascii="標楷體" w:eastAsia="標楷體" w:hAnsi="標楷體"/>
+                <w:szCs w:val="24"/>
+              </w:rPr>
+            </w:pPr>
+            <w:r>
+              <w:rPr>
+                <w:rFonts w:ascii="標楷體" w:eastAsia="標楷體" w:hAnsi="標楷體" w:hint="eastAsia"/>
+                <w:szCs w:val="24"/>
+              </w:rPr>
+              <w:t>功能名稱</w:t>
+            </w:r>
+          </w:p>
+        </w:tc>
+        <w:tc>
+          <w:tcPr>
+            <w:tcW w:w="2772" w:type="dxa"/>
+            <w:vAlign w:val="center"/>
+          </w:tcPr>
+          <w:p>
+            <w:pPr>
+              <w:jc w:val="both"/>
+              <w:rPr>
+                <w:rFonts w:ascii="標楷體" w:eastAsia="標楷體" w:hAnsi="標楷體"/>
+                <w:szCs w:val="24"/>
+              </w:rPr>
+            </w:pPr>
+            <w:r>
+              <w:rPr>
+                <w:rFonts w:ascii="標楷體" w:eastAsia="標楷體" w:hAnsi="標楷體" w:hint="eastAsia"/>
+                <w:szCs w:val="24"/>
+              </w:rPr>
+              <w:t>查詢</w:t>
+            </w:r>
+            <w:r>
+              <w:rPr>
+                <w:rFonts w:ascii="標楷體" w:eastAsia="標楷體" w:hAnsi="標楷體" w:hint="eastAsia"/>
+                <w:szCs w:val="24"/>
+              </w:rPr>
+              <w:t>通知</w:t>
+            </w:r>
+          </w:p>
+        </w:tc>
+      </w:tr>
+      <w:tr>
+        <w:tc>
+          <w:tcPr>
+            <w:tcW w:w="1271" w:type="dxa"/>
+            <w:vAlign w:val="center"/>
+          </w:tcPr>
+          <w:p>
+            <w:pPr>
+              <w:jc w:val="both"/>
+              <w:rPr>
+                <w:rFonts w:ascii="標楷體" w:eastAsia="標楷體" w:hAnsi="標楷體"/>
+                <w:szCs w:val="24"/>
+              </w:rPr>
+            </w:pPr>
+            <w:r>
+              <w:rPr>
+                <w:rFonts w:ascii="標楷體" w:eastAsia="標楷體" w:hAnsi="標楷體" w:hint="eastAsia"/>
+                <w:szCs w:val="24"/>
+              </w:rPr>
+              <w:lastRenderedPageBreak/>
+              <w:t>操作說明</w:t>
+            </w:r>
+          </w:p>
+        </w:tc>
+        <w:tc>
+          <w:tcPr>
+            <w:tcW w:w="7025" w:type="dxa"/>
+            <w:gridSpan w:val="4"/>
+            <w:vAlign w:val="center"/>
+          </w:tcPr>
+          <w:p>
+            <w:pPr>
+              <w:jc w:val="both"/>
+              <w:rPr>
+                <w:rFonts w:ascii="標楷體" w:eastAsia="標楷體" w:hAnsi="標楷體"/>
+                <w:szCs w:val="24"/>
+              </w:rPr>
+            </w:pPr>
+          </w:p>
+        </w:tc>
+      </w:tr>
+      <w:tr>
+        <w:tc>
+          <w:tcPr>
+            <w:tcW w:w="1271" w:type="dxa"/>
+            <w:vMerge w:val="restart"/>
+            <w:vAlign w:val="center"/>
+          </w:tcPr>
+          <w:p>
+            <w:pPr>
+              <w:jc w:val="both"/>
+              <w:rPr>
+                <w:rFonts w:ascii="標楷體" w:eastAsia="標楷體" w:hAnsi="標楷體"/>
+                <w:szCs w:val="24"/>
+              </w:rPr>
+            </w:pPr>
+            <w:r>
+              <w:rPr>
+                <w:rFonts w:ascii="標楷體" w:eastAsia="標楷體" w:hAnsi="標楷體" w:hint="eastAsia"/>
+                <w:szCs w:val="24"/>
+              </w:rPr>
+              <w:t>輸入值</w:t>
+            </w:r>
+          </w:p>
+        </w:tc>
+        <w:tc>
+          <w:tcPr>
+            <w:tcW w:w="992" w:type="dxa"/>
+            <w:vAlign w:val="center"/>
+          </w:tcPr>
+          <w:p>
+            <w:pPr>
+              <w:jc w:val="both"/>
+              <w:rPr>
+                <w:rFonts w:ascii="標楷體" w:eastAsia="標楷體" w:hAnsi="標楷體"/>
+                <w:szCs w:val="24"/>
+              </w:rPr>
+            </w:pPr>
+            <w:r>
+              <w:rPr>
+                <w:rFonts w:ascii="標楷體" w:eastAsia="標楷體" w:hAnsi="標楷體" w:cs="新細明體"/>
+                <w:szCs w:val="24"/>
+              </w:rPr>
+              <w:t>使用者</w:t>
+            </w:r>
+          </w:p>
+        </w:tc>
+        <w:tc>
+          <w:tcPr>
+            <w:tcW w:w="6033" w:type="dxa"/>
+            <w:gridSpan w:val="3"/>
+            <w:vAlign w:val="center"/>
+          </w:tcPr>
+          <w:p>
+            <w:pPr>
+              <w:jc w:val="both"/>
+              <w:rPr>
+                <w:rFonts w:ascii="標楷體" w:eastAsia="標楷體" w:hAnsi="標楷體"/>
+                <w:szCs w:val="24"/>
+              </w:rPr>
+            </w:pPr>
+            <w:r>
+              <w:rPr>
+                <w:rFonts w:ascii="標楷體" w:eastAsia="標楷體" w:hAnsi="標楷體" w:hint="eastAsia"/>
+                <w:szCs w:val="24"/>
+              </w:rPr>
+              <w:t>通知</w:t>
+            </w:r>
+            <w:r>
+              <w:rPr>
+                <w:rFonts w:ascii="標楷體" w:eastAsia="標楷體" w:hAnsi="標楷體" w:hint="eastAsia"/>
+                <w:szCs w:val="24"/>
+              </w:rPr>
+              <w:t>查詢條件</w:t>
+            </w:r>
+          </w:p>
+        </w:tc>
+      </w:tr>
+      <w:tr>
+        <w:tc>
+          <w:tcPr>
+            <w:tcW w:w="1271" w:type="dxa"/>
+            <w:vMerge/>
+            <w:vAlign w:val="center"/>
+          </w:tcPr>
+          <w:p>
+            <w:pPr>
+              <w:jc w:val="both"/>
+              <w:rPr>
+                <w:rFonts w:ascii="標楷體" w:eastAsia="標楷體" w:hAnsi="標楷體" w:hint="eastAsia"/>
+                <w:szCs w:val="24"/>
+              </w:rPr>
+            </w:pPr>
+          </w:p>
+        </w:tc>
+        <w:tc>
+          <w:tcPr>
+            <w:tcW w:w="992" w:type="dxa"/>
+            <w:vAlign w:val="center"/>
+          </w:tcPr>
+          <w:p>
+            <w:pPr>
+              <w:jc w:val="both"/>
+              <w:rPr>
+                <w:rFonts w:ascii="標楷體" w:eastAsia="標楷體" w:hAnsi="標楷體" w:cs="新細明體"/>
+                <w:szCs w:val="24"/>
+              </w:rPr>
+            </w:pPr>
+            <w:r>
+              <w:rPr>
+                <w:rFonts w:ascii="標楷體" w:eastAsia="標楷體" w:hAnsi="標楷體" w:cs="新細明體" w:hint="eastAsia"/>
+                <w:szCs w:val="24"/>
+              </w:rPr>
+              <w:t>資料庫</w:t>
+            </w:r>
+          </w:p>
+        </w:tc>
+        <w:tc>
+          <w:tcPr>
+            <w:tcW w:w="6033" w:type="dxa"/>
+            <w:gridSpan w:val="3"/>
+            <w:vAlign w:val="center"/>
+          </w:tcPr>
+          <w:p>
+            <w:pPr>
+              <w:jc w:val="both"/>
+              <w:rPr>
+                <w:rFonts w:ascii="標楷體" w:eastAsia="標楷體" w:hAnsi="標楷體" w:cs="新細明體"/>
+                <w:szCs w:val="24"/>
+              </w:rPr>
+            </w:pPr>
+            <w:r>
+              <w:rPr>
+                <w:rFonts w:ascii="標楷體" w:eastAsia="標楷體" w:hAnsi="標楷體" w:cs="新細明體" w:hint="eastAsia"/>
+                <w:szCs w:val="24"/>
+              </w:rPr>
+              <w:t>通知檢索條件</w:t>
+            </w:r>
+            <w:r>
+              <w:rPr>
+                <w:rFonts w:ascii="標楷體" w:eastAsia="標楷體" w:hAnsi="標楷體" w:cs="新細明體" w:hint="eastAsia"/>
+                <w:szCs w:val="24"/>
+              </w:rPr>
+              <w:t>(T</w:t>
+            </w:r>
+            <w:r>
+              <w:rPr>
+                <w:rFonts w:ascii="標楷體" w:eastAsia="標楷體" w:hAnsi="標楷體" w:cs="新細明體"/>
+                <w:szCs w:val="24"/>
+              </w:rPr>
+              <w:t>1</w:t>
+            </w:r>
+            <w:r>
+              <w:rPr>
+                <w:rFonts w:ascii="標楷體" w:eastAsia="標楷體" w:hAnsi="標楷體" w:cs="新細明體" w:hint="eastAsia"/>
+                <w:szCs w:val="24"/>
+              </w:rPr>
+              <w:t>7</w:t>
+            </w:r>
+            <w:r>
+              <w:rPr>
+                <w:rFonts w:ascii="標楷體" w:eastAsia="標楷體" w:hAnsi="標楷體" w:hint="eastAsia"/>
+                <w:szCs w:val="24"/>
+              </w:rPr>
+              <w:t>使用者資料表</w:t>
+            </w:r>
+            <w:r>
+              <w:rPr>
+                <w:rFonts w:ascii="標楷體" w:eastAsia="標楷體" w:hAnsi="標楷體" w:cs="新細明體" w:hint="eastAsia"/>
+                <w:szCs w:val="24"/>
+              </w:rPr>
+              <w:t>)</w:t>
+            </w:r>
+          </w:p>
+        </w:tc>
+      </w:tr>
+      <w:tr>
+        <w:tc>
+          <w:tcPr>
+            <w:tcW w:w="1271" w:type="dxa"/>
+            <w:vMerge w:val="restart"/>
+            <w:vAlign w:val="center"/>
+          </w:tcPr>
+          <w:p>
+            <w:pPr>
+              <w:jc w:val="both"/>
+              <w:rPr>
+                <w:rFonts w:ascii="標楷體" w:eastAsia="標楷體" w:hAnsi="標楷體"/>
+                <w:szCs w:val="24"/>
+              </w:rPr>
+            </w:pPr>
+            <w:r>
+              <w:rPr>
+                <w:rFonts w:ascii="標楷體" w:eastAsia="標楷體" w:hAnsi="標楷體" w:hint="eastAsia"/>
+                <w:szCs w:val="24"/>
+              </w:rPr>
+              <w:t>輸出值</w:t>
+            </w:r>
+          </w:p>
+        </w:tc>
+        <w:tc>
+          <w:tcPr>
+            <w:tcW w:w="992" w:type="dxa"/>
+            <w:vAlign w:val="center"/>
+          </w:tcPr>
+          <w:p>
+            <w:pPr>
+              <w:jc w:val="both"/>
+              <w:rPr>
+                <w:rFonts w:ascii="標楷體" w:eastAsia="標楷體" w:hAnsi="標楷體"/>
+                <w:szCs w:val="24"/>
+              </w:rPr>
+            </w:pPr>
+            <w:r>
+              <w:rPr>
+                <w:rFonts w:ascii="標楷體" w:eastAsia="標楷體" w:hAnsi="標楷體" w:cs="新細明體"/>
+                <w:szCs w:val="24"/>
+              </w:rPr>
+              <w:t>使用者</w:t>
+            </w:r>
+          </w:p>
+        </w:tc>
+        <w:tc>
+          <w:tcPr>
+            <w:tcW w:w="6033" w:type="dxa"/>
+            <w:gridSpan w:val="3"/>
+            <w:vAlign w:val="center"/>
+          </w:tcPr>
+          <w:p>
+            <w:pPr>
+              <w:jc w:val="both"/>
+              <w:rPr>
+                <w:rFonts w:ascii="標楷體" w:eastAsia="標楷體" w:hAnsi="標楷體" w:hint="eastAsia"/>
+                <w:szCs w:val="24"/>
+              </w:rPr>
+            </w:pPr>
+            <w:r>
+              <w:rPr>
+                <w:rFonts w:ascii="標楷體" w:eastAsia="標楷體" w:hAnsi="標楷體" w:hint="eastAsia"/>
+                <w:szCs w:val="24"/>
+              </w:rPr>
+              <w:t>查詢的通知資料</w:t>
+            </w:r>
+          </w:p>
+        </w:tc>
+      </w:tr>
+      <w:tr>
+        <w:tc>
+          <w:tcPr>
+            <w:tcW w:w="1271" w:type="dxa"/>
+            <w:vMerge/>
+            <w:vAlign w:val="center"/>
+          </w:tcPr>
+          <w:p>
+            <w:pPr>
+              <w:jc w:val="both"/>
+              <w:rPr>
+                <w:rFonts w:ascii="標楷體" w:eastAsia="標楷體" w:hAnsi="標楷體" w:hint="eastAsia"/>
+                <w:szCs w:val="24"/>
+              </w:rPr>
+            </w:pPr>
+          </w:p>
+        </w:tc>
+        <w:tc>
+          <w:tcPr>
+            <w:tcW w:w="992" w:type="dxa"/>
+            <w:vAlign w:val="center"/>
+          </w:tcPr>
+          <w:p>
+            <w:pPr>
+              <w:jc w:val="both"/>
+              <w:rPr>
+                <w:rFonts w:ascii="標楷體" w:eastAsia="標楷體" w:hAnsi="標楷體" w:cs="新細明體"/>
+                <w:szCs w:val="24"/>
+              </w:rPr>
+            </w:pPr>
+            <w:r>
+              <w:rPr>
+                <w:rFonts w:ascii="標楷體" w:eastAsia="標楷體" w:hAnsi="標楷體" w:cs="新細明體" w:hint="eastAsia"/>
+                <w:szCs w:val="24"/>
+              </w:rPr>
+              <w:t>資料庫</w:t>
+            </w:r>
+          </w:p>
+        </w:tc>
+        <w:tc>
+          <w:tcPr>
+            <w:tcW w:w="6033" w:type="dxa"/>
+            <w:gridSpan w:val="3"/>
+            <w:vAlign w:val="center"/>
+          </w:tcPr>
+          <w:p>
+            <w:pPr>
+              <w:jc w:val="both"/>
+              <w:rPr>
+                <w:rFonts w:ascii="標楷體" w:eastAsia="標楷體" w:hAnsi="標楷體" w:cs="新細明體" w:hint="eastAsia"/>
+                <w:szCs w:val="24"/>
+              </w:rPr>
+            </w:pPr>
+            <w:r>
+              <w:rPr>
+                <w:rFonts w:ascii="標楷體" w:eastAsia="標楷體" w:hAnsi="標楷體" w:cs="新細明體" w:hint="eastAsia"/>
+                <w:szCs w:val="24"/>
+              </w:rPr>
+              <w:t>歷史通知資料</w:t>
+            </w:r>
+          </w:p>
+        </w:tc>
+      </w:tr>
+    </w:tbl>
+    <w:p>
+      <w:pPr>
+        <w:rPr>
+          <w:rFonts w:ascii="標楷體" w:eastAsia="標楷體" w:hAnsi="標楷體"/>
+          <w:szCs w:val="24"/>
+        </w:rPr>
+      </w:pPr>
+    </w:p>
+    <w:p>
+      <w:pPr>
+        <w:rPr>
+          <w:rFonts w:ascii="標楷體" w:eastAsia="標楷體" w:hAnsi="標楷體"/>
+          <w:szCs w:val="24"/>
+        </w:rPr>
+      </w:pPr>
+    </w:p>
+    <w:p>
+      <w:pPr>
+        <w:pStyle w:val="a3"/>
+      </w:pPr>
+      <w:r>
+        <w:t>表 6-2-2 說明</w:t>
+      </w:r>
+      <w:r>
+        <w:rPr>
+          <w:rFonts w:hint="eastAsia"/>
+          <w:szCs w:val="24"/>
+        </w:rPr>
+        <w:t>通知</w:t>
+      </w:r>
+      <w:r>
+        <w:rPr>
+          <w:rFonts w:hint="eastAsia"/>
+          <w:szCs w:val="24"/>
+        </w:rPr>
+        <w:t>設定</w:t>
+      </w:r>
+    </w:p>
+    <w:tbl>
+      <w:tblPr>
+        <w:tblStyle w:val="ab"/>
+        <w:tblW w:w="0" w:type="auto"/>
+        <w:tblLook w:val="04A0" w:firstRow="1" w:lastRow="0" w:firstColumn="1" w:lastColumn="0" w:noHBand="0" w:noVBand="1"/>
+      </w:tblPr>
+      <w:tblGrid>
+        <w:gridCol w:w="1271"/>
+        <w:gridCol w:w="992"/>
+        <w:gridCol w:w="1885"/>
+        <w:gridCol w:w="1376"/>
+        <w:gridCol w:w="2772"/>
+      </w:tblGrid>
+      <w:tr>
+        <w:trPr>
+          <w:trHeight w:val="454"/>
+        </w:trPr>
+        <w:tc>
+          <w:tcPr>
+            <w:tcW w:w="1271" w:type="dxa"/>
+            <w:vAlign w:val="center"/>
+          </w:tcPr>
+          <w:p>
+            <w:pPr>
+              <w:jc w:val="both"/>
+              <w:rPr>
+                <w:rFonts w:ascii="標楷體" w:eastAsia="標楷體" w:hAnsi="標楷體"/>
+                <w:szCs w:val="24"/>
+              </w:rPr>
+            </w:pPr>
+            <w:r>
+              <w:rPr>
+                <w:rFonts w:ascii="標楷體" w:eastAsia="標楷體" w:hAnsi="標楷體" w:hint="eastAsia"/>
+                <w:szCs w:val="24"/>
+              </w:rPr>
+              <w:t>編號</w:t>
+            </w:r>
+          </w:p>
+        </w:tc>
+        <w:tc>
+          <w:tcPr>
+            <w:tcW w:w="2877" w:type="dxa"/>
+            <w:gridSpan w:val="2"/>
+            <w:vAlign w:val="center"/>
+          </w:tcPr>
+          <w:p>
+            <w:pPr>
+              <w:jc w:val="both"/>
+              <w:rPr>
+                <w:rFonts w:ascii="標楷體" w:eastAsia="標楷體" w:hAnsi="標楷體"/>
+                <w:szCs w:val="24"/>
+              </w:rPr>
+            </w:pPr>
+            <w:r>
+              <w:rPr>
+                <w:rFonts w:ascii="標楷體" w:eastAsia="標楷體" w:hAnsi="標楷體" w:hint="eastAsia"/>
+                <w:szCs w:val="24"/>
+              </w:rPr>
+              <w:t>8</w:t>
+            </w:r>
+            <w:r>
+              <w:rPr>
+                <w:rFonts w:ascii="標楷體" w:eastAsia="標楷體" w:hAnsi="標楷體" w:hint="eastAsia"/>
+                <w:szCs w:val="24"/>
+              </w:rPr>
+              <w:t>.2</w:t>
+            </w:r>
+          </w:p>
+        </w:tc>
+        <w:tc>
+          <w:tcPr>
+            <w:tcW w:w="1376" w:type="dxa"/>
+            <w:vAlign w:val="center"/>
+          </w:tcPr>
+          <w:p>
+            <w:pPr>
+              <w:jc w:val="both"/>
+              <w:rPr>
+                <w:rFonts w:ascii="標楷體" w:eastAsia="標楷體" w:hAnsi="標楷體"/>
+                <w:szCs w:val="24"/>
+              </w:rPr>
+            </w:pPr>
+            <w:r>
+              <w:rPr>
+                <w:rFonts w:ascii="標楷體" w:eastAsia="標楷體" w:hAnsi="標楷體" w:hint="eastAsia"/>
+                <w:szCs w:val="24"/>
+              </w:rPr>
+              <w:t>功能名稱</w:t>
+            </w:r>
+          </w:p>
+        </w:tc>
+        <w:tc>
+          <w:tcPr>
+            <w:tcW w:w="2772" w:type="dxa"/>
+            <w:vAlign w:val="center"/>
+          </w:tcPr>
+          <w:p>
+            <w:pPr>
+              <w:jc w:val="both"/>
+              <w:rPr>
+                <w:rFonts w:ascii="標楷體" w:eastAsia="標楷體" w:hAnsi="標楷體"/>
+                <w:szCs w:val="24"/>
+              </w:rPr>
+            </w:pPr>
+            <w:r>
+              <w:rPr>
+                <w:rFonts w:ascii="標楷體" w:eastAsia="標楷體" w:hAnsi="標楷體" w:hint="eastAsia"/>
+                <w:szCs w:val="24"/>
+              </w:rPr>
+              <w:t>通知</w:t>
+            </w:r>
+            <w:r>
+              <w:rPr>
+                <w:rFonts w:ascii="標楷體" w:eastAsia="標楷體" w:hAnsi="標楷體" w:hint="eastAsia"/>
+                <w:szCs w:val="24"/>
+              </w:rPr>
+              <w:t>設定</w:t>
+            </w:r>
+          </w:p>
+        </w:tc>
+      </w:tr>
+      <w:tr>
+        <w:tc>
+          <w:tcPr>
+            <w:tcW w:w="1271" w:type="dxa"/>
+            <w:vAlign w:val="center"/>
+          </w:tcPr>
+          <w:p>
+            <w:pPr>
+              <w:jc w:val="both"/>
+              <w:rPr>
+                <w:rFonts w:ascii="標楷體" w:eastAsia="標楷體" w:hAnsi="標楷體"/>
+                <w:szCs w:val="24"/>
+              </w:rPr>
+            </w:pPr>
+            <w:r>
+              <w:rPr>
+                <w:rFonts w:ascii="標楷體" w:eastAsia="標楷體" w:hAnsi="標楷體" w:hint="eastAsia"/>
+                <w:szCs w:val="24"/>
+              </w:rPr>
+              <w:t>操作說明</w:t>
+            </w:r>
+          </w:p>
+        </w:tc>
+        <w:tc>
+          <w:tcPr>
+            <w:tcW w:w="7025" w:type="dxa"/>
+            <w:gridSpan w:val="4"/>
+            <w:vAlign w:val="center"/>
+          </w:tcPr>
+          <w:p>
+            <w:pPr>
+              <w:jc w:val="both"/>
+              <w:rPr>
+                <w:rFonts w:ascii="標楷體" w:eastAsia="標楷體" w:hAnsi="標楷體"/>
+                <w:szCs w:val="24"/>
+              </w:rPr>
+            </w:pPr>
+          </w:p>
+        </w:tc>
+      </w:tr>
+      <w:tr>
+        <w:tc>
+          <w:tcPr>
+            <w:tcW w:w="1271" w:type="dxa"/>
+            <w:vMerge w:val="restart"/>
+            <w:vAlign w:val="center"/>
+          </w:tcPr>
+          <w:p>
+            <w:pPr>
+              <w:jc w:val="both"/>
+              <w:rPr>
+                <w:rFonts w:ascii="標楷體" w:eastAsia="標楷體" w:hAnsi="標楷體"/>
+                <w:szCs w:val="24"/>
+              </w:rPr>
+            </w:pPr>
+            <w:r>
+              <w:rPr>
+                <w:rFonts w:ascii="標楷體" w:eastAsia="標楷體" w:hAnsi="標楷體" w:hint="eastAsia"/>
+                <w:szCs w:val="24"/>
+              </w:rPr>
+              <w:t>輸入值</w:t>
+            </w:r>
+          </w:p>
+        </w:tc>
+        <w:tc>
+          <w:tcPr>
+            <w:tcW w:w="992" w:type="dxa"/>
+            <w:vAlign w:val="center"/>
+          </w:tcPr>
+          <w:p>
+            <w:pPr>
+              <w:jc w:val="both"/>
+              <w:rPr>
+                <w:rFonts w:ascii="標楷體" w:eastAsia="標楷體" w:hAnsi="標楷體"/>
+                <w:szCs w:val="24"/>
+              </w:rPr>
+            </w:pPr>
+            <w:r>
+              <w:rPr>
+                <w:rFonts w:ascii="標楷體" w:eastAsia="標楷體" w:hAnsi="標楷體" w:cs="新細明體"/>
+                <w:szCs w:val="24"/>
+              </w:rPr>
+              <w:t>使用者</w:t>
+            </w:r>
+          </w:p>
+        </w:tc>
+        <w:tc>
+          <w:tcPr>
+            <w:tcW w:w="6033" w:type="dxa"/>
+            <w:gridSpan w:val="3"/>
+            <w:vAlign w:val="center"/>
+          </w:tcPr>
+          <w:p>
+            <w:pPr>
+              <w:jc w:val="both"/>
+              <w:rPr>
+                <w:rFonts w:ascii="標楷體" w:eastAsia="標楷體" w:hAnsi="標楷體"/>
+                <w:szCs w:val="24"/>
+              </w:rPr>
+            </w:pPr>
+            <w:r>
+              <w:rPr>
+                <w:rFonts w:ascii="標楷體" w:eastAsia="標楷體" w:hAnsi="標楷體" w:hint="eastAsia"/>
+                <w:szCs w:val="24"/>
+              </w:rPr>
+              <w:t>通知設定</w:t>
+            </w:r>
+            <w:r>
+              <w:rPr>
+                <w:rFonts w:ascii="標楷體" w:eastAsia="標楷體" w:hAnsi="標楷體" w:hint="eastAsia"/>
+                <w:szCs w:val="24"/>
+              </w:rPr>
+              <w:t>需求</w:t>
+            </w:r>
+          </w:p>
+        </w:tc>
+      </w:tr>
+      <w:tr>
+        <w:tc>
+          <w:tcPr>
+            <w:tcW w:w="1271" w:type="dxa"/>
+            <w:vMerge/>
+            <w:vAlign w:val="center"/>
+          </w:tcPr>
+          <w:p>
+            <w:pPr>
+              <w:jc w:val="both"/>
+              <w:rPr>
+                <w:rFonts w:ascii="標楷體" w:eastAsia="標楷體" w:hAnsi="標楷體" w:hint="eastAsia"/>
+                <w:szCs w:val="24"/>
+              </w:rPr>
+            </w:pPr>
+          </w:p>
+        </w:tc>
+        <w:tc>
+          <w:tcPr>
+            <w:tcW w:w="992" w:type="dxa"/>
+            <w:vAlign w:val="center"/>
+          </w:tcPr>
+          <w:p>
+            <w:pPr>
+              <w:jc w:val="both"/>
+              <w:rPr>
+                <w:rFonts w:ascii="標楷體" w:eastAsia="標楷體" w:hAnsi="標楷體" w:cs="新細明體"/>
+                <w:szCs w:val="24"/>
+              </w:rPr>
+            </w:pPr>
+            <w:r>
+              <w:rPr>
+                <w:rFonts w:ascii="標楷體" w:eastAsia="標楷體" w:hAnsi="標楷體" w:cs="新細明體" w:hint="eastAsia"/>
+                <w:szCs w:val="24"/>
+              </w:rPr>
+              <w:t>資料庫</w:t>
+            </w:r>
+          </w:p>
+        </w:tc>
+        <w:tc>
+          <w:tcPr>
+            <w:tcW w:w="6033" w:type="dxa"/>
+            <w:gridSpan w:val="3"/>
+            <w:vAlign w:val="center"/>
+          </w:tcPr>
+          <w:p>
+            <w:pPr>
+              <w:jc w:val="both"/>
+              <w:rPr>
+                <w:rFonts w:ascii="標楷體" w:eastAsia="標楷體" w:hAnsi="標楷體" w:cs="新細明體"/>
+                <w:szCs w:val="24"/>
+              </w:rPr>
+            </w:pPr>
+            <w:r>
+              <w:rPr>
+                <w:rFonts w:ascii="標楷體" w:eastAsia="標楷體" w:hAnsi="標楷體" w:cs="新細明體" w:hint="eastAsia"/>
+                <w:szCs w:val="24"/>
+              </w:rPr>
+              <w:t>通知(T</w:t>
+            </w:r>
+            <w:r>
+              <w:rPr>
+                <w:rFonts w:ascii="標楷體" w:eastAsia="標楷體" w:hAnsi="標楷體" w:cs="新細明體"/>
+                <w:szCs w:val="24"/>
+              </w:rPr>
+              <w:t>1</w:t>
+            </w:r>
+            <w:r>
+              <w:rPr>
+                <w:rFonts w:ascii="標楷體" w:eastAsia="標楷體" w:hAnsi="標楷體" w:cs="新細明體" w:hint="eastAsia"/>
+                <w:szCs w:val="24"/>
+              </w:rPr>
+              <w:t>7</w:t>
+            </w:r>
+            <w:r>
+              <w:rPr>
+                <w:rFonts w:ascii="標楷體" w:eastAsia="標楷體" w:hAnsi="標楷體" w:hint="eastAsia"/>
+                <w:szCs w:val="24"/>
+              </w:rPr>
+              <w:t>使用者資料表</w:t>
+            </w:r>
+            <w:r>
+              <w:rPr>
+                <w:rFonts w:ascii="標楷體" w:eastAsia="標楷體" w:hAnsi="標楷體" w:cs="新細明體" w:hint="eastAsia"/>
+                <w:szCs w:val="24"/>
+              </w:rPr>
+              <w:t>)</w:t>
+            </w:r>
+          </w:p>
+        </w:tc>
+      </w:tr>
+      <w:tr>
+        <w:tc>
+          <w:tcPr>
+            <w:tcW w:w="1271" w:type="dxa"/>
+            <w:vMerge w:val="restart"/>
+            <w:vAlign w:val="center"/>
+          </w:tcPr>
+          <w:p>
+            <w:pPr>
+              <w:jc w:val="both"/>
+              <w:rPr>
+                <w:rFonts w:ascii="標楷體" w:eastAsia="標楷體" w:hAnsi="標楷體"/>
+                <w:szCs w:val="24"/>
+              </w:rPr>
+            </w:pPr>
+            <w:r>
+              <w:rPr>
+                <w:rFonts w:ascii="標楷體" w:eastAsia="標楷體" w:hAnsi="標楷體" w:hint="eastAsia"/>
+                <w:szCs w:val="24"/>
+              </w:rPr>
+              <w:t>輸出值</w:t>
+            </w:r>
+          </w:p>
+        </w:tc>
+        <w:tc>
+          <w:tcPr>
+            <w:tcW w:w="992" w:type="dxa"/>
+            <w:vAlign w:val="center"/>
+          </w:tcPr>
+          <w:p>
+            <w:pPr>
+              <w:jc w:val="both"/>
+              <w:rPr>
+                <w:rFonts w:ascii="標楷體" w:eastAsia="標楷體" w:hAnsi="標楷體"/>
+                <w:szCs w:val="24"/>
+              </w:rPr>
+            </w:pPr>
+            <w:r>
+              <w:rPr>
+                <w:rFonts w:ascii="標楷體" w:eastAsia="標楷體" w:hAnsi="標楷體" w:cs="新細明體"/>
+                <w:szCs w:val="24"/>
+              </w:rPr>
+              <w:t>使用者</w:t>
+            </w:r>
+          </w:p>
+        </w:tc>
+        <w:tc>
+          <w:tcPr>
+            <w:tcW w:w="6033" w:type="dxa"/>
+            <w:gridSpan w:val="3"/>
+            <w:vAlign w:val="center"/>
+          </w:tcPr>
+          <w:p>
+            <w:pPr>
+              <w:jc w:val="both"/>
+              <w:rPr>
+                <w:rFonts w:ascii="標楷體" w:eastAsia="標楷體" w:hAnsi="標楷體" w:hint="eastAsia"/>
+                <w:szCs w:val="24"/>
+              </w:rPr>
+            </w:pPr>
+            <w:r>
+              <w:rPr>
+                <w:rFonts w:ascii="標楷體" w:eastAsia="標楷體" w:hAnsi="標楷體" w:hint="eastAsia"/>
+                <w:szCs w:val="24"/>
+              </w:rPr>
+              <w:t>回傳新的</w:t>
+            </w:r>
+            <w:r>
+              <w:rPr>
+                <w:rFonts w:ascii="標楷體" w:eastAsia="標楷體" w:hAnsi="標楷體" w:hint="eastAsia"/>
+                <w:szCs w:val="24"/>
+              </w:rPr>
+              <w:t>通知</w:t>
+            </w:r>
+          </w:p>
+        </w:tc>
+      </w:tr>
+      <w:tr>
+        <w:tc>
+          <w:tcPr>
+            <w:tcW w:w="1271" w:type="dxa"/>
+            <w:vMerge/>
+            <w:vAlign w:val="center"/>
+          </w:tcPr>
+          <w:p>
+            <w:pPr>
+              <w:jc w:val="both"/>
+              <w:rPr>
+                <w:rFonts w:ascii="標楷體" w:eastAsia="標楷體" w:hAnsi="標楷體" w:hint="eastAsia"/>
+                <w:szCs w:val="24"/>
+              </w:rPr>
+            </w:pPr>
+          </w:p>
+        </w:tc>
+        <w:tc>
+          <w:tcPr>
+            <w:tcW w:w="992" w:type="dxa"/>
+            <w:vAlign w:val="center"/>
+          </w:tcPr>
+          <w:p>
+            <w:pPr>
+              <w:jc w:val="both"/>
+              <w:rPr>
+                <w:rFonts w:ascii="標楷體" w:eastAsia="標楷體" w:hAnsi="標楷體" w:cs="新細明體"/>
+                <w:szCs w:val="24"/>
+              </w:rPr>
+            </w:pPr>
+            <w:r>
+              <w:rPr>
+                <w:rFonts w:ascii="標楷體" w:eastAsia="標楷體" w:hAnsi="標楷體" w:cs="新細明體" w:hint="eastAsia"/>
+                <w:szCs w:val="24"/>
+              </w:rPr>
+              <w:t>資料庫</w:t>
+            </w:r>
+          </w:p>
+        </w:tc>
+        <w:tc>
+          <w:tcPr>
+            <w:tcW w:w="6033" w:type="dxa"/>
+            <w:gridSpan w:val="3"/>
+            <w:vAlign w:val="center"/>
+          </w:tcPr>
+          <w:p>
+            <w:pPr>
+              <w:jc w:val="both"/>
+              <w:rPr>
+                <w:rFonts w:ascii="標楷體" w:eastAsia="標楷體" w:hAnsi="標楷體" w:hint="eastAsia"/>
+                <w:szCs w:val="24"/>
+              </w:rPr>
+            </w:pPr>
+            <w:r>
+              <w:rPr>
+                <w:rFonts w:ascii="標楷體" w:eastAsia="標楷體" w:hAnsi="標楷體" w:cs="新細明體" w:hint="eastAsia"/>
+                <w:szCs w:val="24"/>
+              </w:rPr>
+              <w:t>通知</w:t>
+            </w:r>
+            <w:r>
+              <w:rPr>
+                <w:rFonts w:ascii="標楷體" w:eastAsia="標楷體" w:hAnsi="標楷體" w:cs="新細明體" w:hint="eastAsia"/>
+                <w:szCs w:val="24"/>
+              </w:rPr>
+              <w:t>設定資料</w:t>
+            </w:r>
+            <w:r>
+              <w:rPr>
+                <w:rFonts w:ascii="標楷體" w:eastAsia="標楷體" w:hAnsi="標楷體" w:cs="新細明體" w:hint="eastAsia"/>
+                <w:szCs w:val="24"/>
+              </w:rPr>
+              <w:t>(T</w:t>
+            </w:r>
+            <w:r>
+              <w:rPr>
+                <w:rFonts w:ascii="標楷體" w:eastAsia="標楷體" w:hAnsi="標楷體" w:cs="新細明體"/>
+                <w:szCs w:val="24"/>
+              </w:rPr>
+              <w:t>1</w:t>
+            </w:r>
+            <w:r>
+              <w:rPr>
+                <w:rFonts w:ascii="標楷體" w:eastAsia="標楷體" w:hAnsi="標楷體" w:cs="新細明體" w:hint="eastAsia"/>
+                <w:szCs w:val="24"/>
+              </w:rPr>
+              <w:t>7</w:t>
+            </w:r>
+            <w:r>
+              <w:rPr>
+                <w:rFonts w:ascii="標楷體" w:eastAsia="標楷體" w:hAnsi="標楷體" w:hint="eastAsia"/>
+                <w:szCs w:val="24"/>
+              </w:rPr>
+              <w:t>使用者資料表</w:t>
+            </w:r>
+            <w:r>
+              <w:rPr>
+                <w:rFonts w:ascii="標楷體" w:eastAsia="標楷體" w:hAnsi="標楷體" w:cs="新細明體" w:hint="eastAsia"/>
+                <w:szCs w:val="24"/>
+              </w:rPr>
+              <w:t>)</w:t>
+            </w:r>
+          </w:p>
+        </w:tc>
+      </w:tr>
+    </w:tbl>
+    <w:p>
+      <w:pPr>
+        <w:rPr>
+          <w:rFonts w:ascii="標楷體" w:eastAsia="標楷體" w:hAnsi="標楷體"/>
+          <w:szCs w:val="24"/>
+        </w:rPr>
+      </w:pPr>
+    </w:p>
+    <w:p>
+      <w:pPr>
+        <w:pStyle w:val="a3"/>
+      </w:pPr>
+      <w:r>
+        <w:t>表 6-2-2 說明</w:t>
+      </w:r>
+      <w:r>
+        <w:rPr>
+          <w:rFonts w:hint="eastAsia"/>
+          <w:szCs w:val="24"/>
+        </w:rPr>
+        <w:t>通知設定</w:t>
+      </w:r>
+    </w:p>
+    <w:tbl>
+      <w:tblPr>
+        <w:tblStyle w:val="ab"/>
+        <w:tblW w:w="0" w:type="auto"/>
+        <w:tblLook w:val="04A0" w:firstRow="1" w:lastRow="0" w:firstColumn="1" w:lastColumn="0" w:noHBand="0" w:noVBand="1"/>
+      </w:tblPr>
+      <w:tblGrid>
+        <w:gridCol w:w="1271"/>
+        <w:gridCol w:w="992"/>
+        <w:gridCol w:w="1885"/>
+        <w:gridCol w:w="1376"/>
+        <w:gridCol w:w="2772"/>
+      </w:tblGrid>
+      <w:tr>
+        <w:trPr>
+          <w:trHeight w:val="454"/>
+        </w:trPr>
+        <w:tc>
+          <w:tcPr>
+            <w:tcW w:w="1271" w:type="dxa"/>
+            <w:vAlign w:val="center"/>
+          </w:tcPr>
+          <w:p>
+            <w:pPr>
+              <w:jc w:val="both"/>
+              <w:rPr>
+                <w:rFonts w:ascii="標楷體" w:eastAsia="標楷體" w:hAnsi="標楷體"/>
+                <w:szCs w:val="24"/>
+              </w:rPr>
+            </w:pPr>
+            <w:r>
+              <w:rPr>
+                <w:rFonts w:ascii="標楷體" w:eastAsia="標楷體" w:hAnsi="標楷體" w:hint="eastAsia"/>
+                <w:szCs w:val="24"/>
+              </w:rPr>
+              <w:t>編號</w:t>
+            </w:r>
+          </w:p>
+        </w:tc>
+        <w:tc>
+          <w:tcPr>
+            <w:tcW w:w="2877" w:type="dxa"/>
+            <w:gridSpan w:val="2"/>
+            <w:vAlign w:val="center"/>
+          </w:tcPr>
+          <w:p>
+            <w:pPr>
+              <w:jc w:val="both"/>
+              <w:rPr>
+                <w:rFonts w:ascii="標楷體" w:eastAsia="標楷體" w:hAnsi="標楷體"/>
+                <w:szCs w:val="24"/>
+              </w:rPr>
+            </w:pPr>
+            <w:r>
+              <w:rPr>
+                <w:rFonts w:ascii="標楷體" w:eastAsia="標楷體" w:hAnsi="標楷體" w:hint="eastAsia"/>
+                <w:szCs w:val="24"/>
+              </w:rPr>
+              <w:t>8.2</w:t>
+            </w:r>
+            <w:r>
+              <w:rPr>
+                <w:rFonts w:ascii="標楷體" w:eastAsia="標楷體" w:hAnsi="標楷體" w:hint="eastAsia"/>
+                <w:szCs w:val="24"/>
+              </w:rPr>
+              <w:t>.1</w:t>
+            </w:r>
+          </w:p>
+        </w:tc>
+        <w:tc>
+          <w:tcPr>
+            <w:tcW w:w="1376" w:type="dxa"/>
+            <w:vAlign w:val="center"/>
+          </w:tcPr>
+          <w:p>
+            <w:pPr>
+              <w:jc w:val="both"/>
+              <w:rPr>
+                <w:rFonts w:ascii="標楷體" w:eastAsia="標楷體" w:hAnsi="標楷體"/>
+                <w:szCs w:val="24"/>
+              </w:rPr>
+            </w:pPr>
+            <w:r>
+              <w:rPr>
+                <w:rFonts w:ascii="標楷體" w:eastAsia="標楷體" w:hAnsi="標楷體" w:hint="eastAsia"/>
+                <w:szCs w:val="24"/>
+              </w:rPr>
+              <w:t>功能名稱</w:t>
+            </w:r>
+          </w:p>
+        </w:tc>
+        <w:tc>
+          <w:tcPr>
+            <w:tcW w:w="2772" w:type="dxa"/>
+            <w:vAlign w:val="center"/>
+          </w:tcPr>
+          <w:p>
+            <w:pPr>
+              <w:jc w:val="both"/>
+              <w:rPr>
+                <w:rFonts w:ascii="標楷體" w:eastAsia="標楷體" w:hAnsi="標楷體"/>
+                <w:szCs w:val="24"/>
+              </w:rPr>
+            </w:pPr>
+            <w:r>
+              <w:rPr>
+                <w:rFonts w:ascii="標楷體" w:eastAsia="標楷體" w:hAnsi="標楷體" w:hint="eastAsia"/>
+                <w:szCs w:val="24"/>
+              </w:rPr>
+              <w:t>新增</w:t>
+            </w:r>
+            <w:r>
+              <w:rPr>
+                <w:rFonts w:ascii="標楷體" w:eastAsia="標楷體" w:hAnsi="標楷體" w:hint="eastAsia"/>
+                <w:szCs w:val="24"/>
+              </w:rPr>
+              <w:t>通知</w:t>
+            </w:r>
+          </w:p>
+        </w:tc>
+      </w:tr>
+      <w:tr>
+        <w:tc>
+          <w:tcPr>
+            <w:tcW w:w="1271" w:type="dxa"/>
+            <w:vAlign w:val="center"/>
+          </w:tcPr>
+          <w:p>
+            <w:pPr>
+              <w:jc w:val="both"/>
+              <w:rPr>
+                <w:rFonts w:ascii="標楷體" w:eastAsia="標楷體" w:hAnsi="標楷體"/>
+                <w:szCs w:val="24"/>
+              </w:rPr>
+            </w:pPr>
+            <w:r>
+              <w:rPr>
+                <w:rFonts w:ascii="標楷體" w:eastAsia="標楷體" w:hAnsi="標楷體" w:hint="eastAsia"/>
+                <w:szCs w:val="24"/>
+              </w:rPr>
+              <w:t>操作說明</w:t>
+            </w:r>
+          </w:p>
+        </w:tc>
+        <w:tc>
+          <w:tcPr>
+            <w:tcW w:w="7025" w:type="dxa"/>
+            <w:gridSpan w:val="4"/>
+            <w:vAlign w:val="center"/>
+          </w:tcPr>
+          <w:p>
+            <w:pPr>
+              <w:jc w:val="both"/>
+              <w:rPr>
+                <w:rFonts w:ascii="標楷體" w:eastAsia="標楷體" w:hAnsi="標楷體"/>
+                <w:szCs w:val="24"/>
+              </w:rPr>
+            </w:pPr>
+          </w:p>
+        </w:tc>
+      </w:tr>
+      <w:tr>
+        <w:tc>
+          <w:tcPr>
+            <w:tcW w:w="1271" w:type="dxa"/>
+            <w:vMerge w:val="restart"/>
+            <w:vAlign w:val="center"/>
+          </w:tcPr>
+          <w:p>
+            <w:pPr>
+              <w:jc w:val="both"/>
+              <w:rPr>
+                <w:rFonts w:ascii="標楷體" w:eastAsia="標楷體" w:hAnsi="標楷體"/>
+                <w:szCs w:val="24"/>
+              </w:rPr>
+            </w:pPr>
+            <w:r>
+              <w:rPr>
+                <w:rFonts w:ascii="標楷體" w:eastAsia="標楷體" w:hAnsi="標楷體" w:hint="eastAsia"/>
+                <w:szCs w:val="24"/>
+              </w:rPr>
+              <w:t>輸入值</w:t>
+            </w:r>
+          </w:p>
+        </w:tc>
+        <w:tc>
+          <w:tcPr>
+            <w:tcW w:w="992" w:type="dxa"/>
+            <w:vAlign w:val="center"/>
+          </w:tcPr>
+          <w:p>
+            <w:pPr>
+              <w:jc w:val="both"/>
+              <w:rPr>
+                <w:rFonts w:ascii="標楷體" w:eastAsia="標楷體" w:hAnsi="標楷體"/>
+                <w:szCs w:val="24"/>
+              </w:rPr>
+            </w:pPr>
+            <w:r>
+              <w:rPr>
+                <w:rFonts w:ascii="標楷體" w:eastAsia="標楷體" w:hAnsi="標楷體" w:cs="新細明體"/>
+                <w:szCs w:val="24"/>
+              </w:rPr>
+              <w:t>使用者</w:t>
+            </w:r>
+          </w:p>
+        </w:tc>
+        <w:tc>
+          <w:tcPr>
+            <w:tcW w:w="6033" w:type="dxa"/>
+            <w:gridSpan w:val="3"/>
+            <w:vAlign w:val="center"/>
+          </w:tcPr>
+          <w:p>
+            <w:pPr>
+              <w:jc w:val="both"/>
+              <w:rPr>
+                <w:rFonts w:ascii="標楷體" w:eastAsia="標楷體" w:hAnsi="標楷體"/>
+                <w:szCs w:val="24"/>
+              </w:rPr>
+            </w:pPr>
+            <w:r>
+              <w:rPr>
+                <w:rFonts w:ascii="標楷體" w:eastAsia="標楷體" w:hAnsi="標楷體" w:hint="eastAsia"/>
+                <w:szCs w:val="24"/>
+              </w:rPr>
+              <w:t>通知</w:t>
+            </w:r>
+            <w:r>
+              <w:rPr>
+                <w:rFonts w:ascii="標楷體" w:eastAsia="標楷體" w:hAnsi="標楷體" w:hint="eastAsia"/>
+                <w:szCs w:val="24"/>
+              </w:rPr>
+              <w:t>內容</w:t>
+            </w:r>
+          </w:p>
+        </w:tc>
+      </w:tr>
+      <w:tr>
+        <w:tc>
+          <w:tcPr>
+            <w:tcW w:w="1271" w:type="dxa"/>
+            <w:vMerge/>
+            <w:vAlign w:val="center"/>
+          </w:tcPr>
+          <w:p>
+            <w:pPr>
+              <w:jc w:val="both"/>
+              <w:rPr>
+                <w:rFonts w:ascii="標楷體" w:eastAsia="標楷體" w:hAnsi="標楷體" w:hint="eastAsia"/>
+                <w:szCs w:val="24"/>
+              </w:rPr>
+            </w:pPr>
+          </w:p>
+        </w:tc>
+        <w:tc>
+          <w:tcPr>
+            <w:tcW w:w="992" w:type="dxa"/>
+            <w:vAlign w:val="center"/>
+          </w:tcPr>
+          <w:p>
+            <w:pPr>
+              <w:jc w:val="both"/>
+              <w:rPr>
+                <w:rFonts w:ascii="標楷體" w:eastAsia="標楷體" w:hAnsi="標楷體" w:cs="新細明體"/>
+                <w:szCs w:val="24"/>
+              </w:rPr>
+            </w:pPr>
+            <w:r>
+              <w:rPr>
+                <w:rFonts w:ascii="標楷體" w:eastAsia="標楷體" w:hAnsi="標楷體" w:cs="新細明體" w:hint="eastAsia"/>
+                <w:szCs w:val="24"/>
+              </w:rPr>
+              <w:t>資料庫</w:t>
+            </w:r>
+          </w:p>
+        </w:tc>
+        <w:tc>
+          <w:tcPr>
+            <w:tcW w:w="6033" w:type="dxa"/>
+            <w:gridSpan w:val="3"/>
+            <w:vAlign w:val="center"/>
+          </w:tcPr>
+          <w:p>
+            <w:pPr>
+              <w:jc w:val="both"/>
+              <w:rPr>
+                <w:rFonts w:ascii="標楷體" w:eastAsia="標楷體" w:hAnsi="標楷體" w:cs="新細明體"/>
+                <w:szCs w:val="24"/>
+              </w:rPr>
+            </w:pPr>
+            <w:r>
+              <w:rPr>
+                <w:rFonts w:ascii="標楷體" w:eastAsia="標楷體" w:hAnsi="標楷體" w:hint="eastAsia"/>
+                <w:szCs w:val="24"/>
+              </w:rPr>
+              <w:t>通知內容</w:t>
+            </w:r>
+            <w:r>
+              <w:rPr>
+                <w:rFonts w:ascii="標楷體" w:eastAsia="標楷體" w:hAnsi="標楷體" w:cs="新細明體" w:hint="eastAsia"/>
+                <w:szCs w:val="24"/>
+              </w:rPr>
+              <w:t>(T</w:t>
+            </w:r>
+            <w:r>
+              <w:rPr>
+                <w:rFonts w:ascii="標楷體" w:eastAsia="標楷體" w:hAnsi="標楷體" w:cs="新細明體"/>
+                <w:szCs w:val="24"/>
+              </w:rPr>
+              <w:t>1</w:t>
+            </w:r>
+            <w:r>
+              <w:rPr>
+                <w:rFonts w:ascii="標楷體" w:eastAsia="標楷體" w:hAnsi="標楷體" w:cs="新細明體" w:hint="eastAsia"/>
+                <w:szCs w:val="24"/>
+              </w:rPr>
+              <w:t>7</w:t>
+            </w:r>
+            <w:r>
+              <w:rPr>
+                <w:rFonts w:ascii="標楷體" w:eastAsia="標楷體" w:hAnsi="標楷體" w:hint="eastAsia"/>
+                <w:szCs w:val="24"/>
+              </w:rPr>
+              <w:t>使用者資料表</w:t>
+            </w:r>
+            <w:r>
+              <w:rPr>
+                <w:rFonts w:ascii="標楷體" w:eastAsia="標楷體" w:hAnsi="標楷體" w:cs="新細明體" w:hint="eastAsia"/>
+                <w:szCs w:val="24"/>
+              </w:rPr>
+              <w:t>)</w:t>
+            </w:r>
+          </w:p>
+        </w:tc>
+      </w:tr>
+      <w:tr>
+        <w:tc>
+          <w:tcPr>
+            <w:tcW w:w="1271" w:type="dxa"/>
+            <w:vMerge w:val="restart"/>
+            <w:vAlign w:val="center"/>
+          </w:tcPr>
+          <w:p>
+            <w:pPr>
+              <w:jc w:val="both"/>
+              <w:rPr>
+                <w:rFonts w:ascii="標楷體" w:eastAsia="標楷體" w:hAnsi="標楷體"/>
+                <w:szCs w:val="24"/>
+              </w:rPr>
+            </w:pPr>
+            <w:r>
+              <w:rPr>
+                <w:rFonts w:ascii="標楷體" w:eastAsia="標楷體" w:hAnsi="標楷體" w:hint="eastAsia"/>
+                <w:szCs w:val="24"/>
+              </w:rPr>
+              <w:t>輸出值</w:t>
+            </w:r>
+          </w:p>
+        </w:tc>
+        <w:tc>
+          <w:tcPr>
+            <w:tcW w:w="992" w:type="dxa"/>
+            <w:vAlign w:val="center"/>
+          </w:tcPr>
+          <w:p>
+            <w:pPr>
+              <w:jc w:val="both"/>
+              <w:rPr>
+                <w:rFonts w:ascii="標楷體" w:eastAsia="標楷體" w:hAnsi="標楷體"/>
+                <w:szCs w:val="24"/>
+              </w:rPr>
+            </w:pPr>
+            <w:r>
+              <w:rPr>
+                <w:rFonts w:ascii="標楷體" w:eastAsia="標楷體" w:hAnsi="標楷體" w:cs="新細明體"/>
+                <w:szCs w:val="24"/>
+              </w:rPr>
+              <w:t>使用者</w:t>
+            </w:r>
+          </w:p>
+        </w:tc>
+        <w:tc>
+          <w:tcPr>
+            <w:tcW w:w="6033" w:type="dxa"/>
+            <w:gridSpan w:val="3"/>
+            <w:vAlign w:val="center"/>
+          </w:tcPr>
+          <w:p>
+            <w:pPr>
+              <w:jc w:val="both"/>
+              <w:rPr>
+                <w:rFonts w:ascii="標楷體" w:eastAsia="標楷體" w:hAnsi="標楷體" w:hint="eastAsia"/>
+                <w:szCs w:val="24"/>
+              </w:rPr>
+            </w:pPr>
+            <w:r>
+              <w:rPr>
+                <w:rFonts w:ascii="標楷體" w:eastAsia="標楷體" w:hAnsi="標楷體" w:hint="eastAsia"/>
+                <w:szCs w:val="24"/>
+              </w:rPr>
+              <w:t>回傳新的通知</w:t>
+            </w:r>
+          </w:p>
+        </w:tc>
+      </w:tr>
+      <w:tr>
+        <w:tc>
+          <w:tcPr>
+            <w:tcW w:w="1271" w:type="dxa"/>
+            <w:vMerge/>
+            <w:vAlign w:val="center"/>
+          </w:tcPr>
+          <w:p>
+            <w:pPr>
+              <w:jc w:val="both"/>
+              <w:rPr>
+                <w:rFonts w:ascii="標楷體" w:eastAsia="標楷體" w:hAnsi="標楷體" w:hint="eastAsia"/>
+                <w:szCs w:val="24"/>
+              </w:rPr>
+            </w:pPr>
+          </w:p>
+        </w:tc>
+        <w:tc>
+          <w:tcPr>
+            <w:tcW w:w="992" w:type="dxa"/>
+            <w:vAlign w:val="center"/>
+          </w:tcPr>
+          <w:p>
+            <w:pPr>
+              <w:jc w:val="both"/>
+              <w:rPr>
+                <w:rFonts w:ascii="標楷體" w:eastAsia="標楷體" w:hAnsi="標楷體" w:cs="新細明體"/>
+                <w:szCs w:val="24"/>
+              </w:rPr>
+            </w:pPr>
+            <w:r>
+              <w:rPr>
+                <w:rFonts w:ascii="標楷體" w:eastAsia="標楷體" w:hAnsi="標楷體" w:cs="新細明體" w:hint="eastAsia"/>
+                <w:szCs w:val="24"/>
+              </w:rPr>
+              <w:t>資料庫</w:t>
+            </w:r>
+          </w:p>
+        </w:tc>
+        <w:tc>
+          <w:tcPr>
+            <w:tcW w:w="6033" w:type="dxa"/>
+            <w:gridSpan w:val="3"/>
+            <w:vAlign w:val="center"/>
+          </w:tcPr>
+          <w:p>
+            <w:pPr>
+              <w:jc w:val="both"/>
+              <w:rPr>
+                <w:rFonts w:ascii="標楷體" w:eastAsia="標楷體" w:hAnsi="標楷體" w:hint="eastAsia"/>
+                <w:szCs w:val="24"/>
+              </w:rPr>
+            </w:pPr>
+            <w:r>
+              <w:rPr>
+                <w:rFonts w:ascii="標楷體" w:eastAsia="標楷體" w:hAnsi="標楷體" w:cs="新細明體" w:hint="eastAsia"/>
+                <w:szCs w:val="24"/>
+              </w:rPr>
+              <w:t>最新的通知紀錄</w:t>
+            </w:r>
+            <w:r>
+              <w:rPr>
+                <w:rFonts w:ascii="標楷體" w:eastAsia="標楷體" w:hAnsi="標楷體" w:cs="新細明體" w:hint="eastAsia"/>
+                <w:szCs w:val="24"/>
+              </w:rPr>
+              <w:t>(T</w:t>
+            </w:r>
+            <w:r>
+              <w:rPr>
+                <w:rFonts w:ascii="標楷體" w:eastAsia="標楷體" w:hAnsi="標楷體" w:cs="新細明體"/>
+                <w:szCs w:val="24"/>
+              </w:rPr>
+              <w:t>1</w:t>
+            </w:r>
+            <w:r>
+              <w:rPr>
+                <w:rFonts w:ascii="標楷體" w:eastAsia="標楷體" w:hAnsi="標楷體" w:cs="新細明體" w:hint="eastAsia"/>
+                <w:szCs w:val="24"/>
+              </w:rPr>
+              <w:t>7</w:t>
+            </w:r>
+            <w:r>
+              <w:rPr>
+                <w:rFonts w:ascii="標楷體" w:eastAsia="標楷體" w:hAnsi="標楷體" w:hint="eastAsia"/>
+                <w:szCs w:val="24"/>
+              </w:rPr>
+              <w:t>使用者資料表</w:t>
+            </w:r>
+            <w:r>
+              <w:rPr>
+                <w:rFonts w:ascii="標楷體" w:eastAsia="標楷體" w:hAnsi="標楷體" w:cs="新細明體" w:hint="eastAsia"/>
+                <w:szCs w:val="24"/>
+              </w:rPr>
+              <w:t>)</w:t>
+            </w:r>
+          </w:p>
+        </w:tc>
+      </w:tr>
+    </w:tbl>
+    <w:p>
+      <w:pPr>
+        <w:rPr>
+          <w:rFonts w:ascii="標楷體" w:eastAsia="標楷體" w:hAnsi="標楷體"/>
+          <w:szCs w:val="24"/>
+        </w:rPr>
+      </w:pPr>
+    </w:p>
+    <w:p>
+      <w:pPr>
+        <w:pStyle w:val="a3"/>
+      </w:pPr>
+      <w:r>
+        <w:t>表 6-2-2 說明</w:t>
+      </w:r>
+      <w:r>
+        <w:rPr>
+          <w:rFonts w:hint="eastAsia"/>
+        </w:rPr>
+        <w:t>修改</w:t>
+      </w:r>
+      <w:r>
+        <w:rPr>
+          <w:rFonts w:hint="eastAsia"/>
+          <w:szCs w:val="24"/>
+        </w:rPr>
+        <w:t>通知</w:t>
+      </w:r>
+    </w:p>
+    <w:tbl>
+      <w:tblPr>
+        <w:tblStyle w:val="ab"/>
+        <w:tblW w:w="0" w:type="auto"/>
+        <w:tblLook w:val="04A0" w:firstRow="1" w:lastRow="0" w:firstColumn="1" w:lastColumn="0" w:noHBand="0" w:noVBand="1"/>
+      </w:tblPr>
+      <w:tblGrid>
+        <w:gridCol w:w="1271"/>
+        <w:gridCol w:w="992"/>
+        <w:gridCol w:w="1885"/>
+        <w:gridCol w:w="1376"/>
+        <w:gridCol w:w="2772"/>
+      </w:tblGrid>
+      <w:tr>
+        <w:trPr>
+          <w:trHeight w:val="454"/>
+        </w:trPr>
+        <w:tc>
+          <w:tcPr>
+            <w:tcW w:w="1271" w:type="dxa"/>
+            <w:vAlign w:val="center"/>
+          </w:tcPr>
+          <w:p>
+            <w:pPr>
+              <w:jc w:val="both"/>
+              <w:rPr>
+                <w:rFonts w:ascii="標楷體" w:eastAsia="標楷體" w:hAnsi="標楷體"/>
+                <w:szCs w:val="24"/>
+              </w:rPr>
+            </w:pPr>
+            <w:r>
+              <w:rPr>
+                <w:rFonts w:ascii="標楷體" w:eastAsia="標楷體" w:hAnsi="標楷體" w:hint="eastAsia"/>
+                <w:szCs w:val="24"/>
+              </w:rPr>
+              <w:t>編號</w:t>
+            </w:r>
+          </w:p>
+        </w:tc>
+        <w:tc>
+          <w:tcPr>
+            <w:tcW w:w="2877" w:type="dxa"/>
+            <w:gridSpan w:val="2"/>
+            <w:vAlign w:val="center"/>
+          </w:tcPr>
+          <w:p>
+            <w:pPr>
+              <w:jc w:val="both"/>
+              <w:rPr>
+                <w:rFonts w:ascii="標楷體" w:eastAsia="標楷體" w:hAnsi="標楷體"/>
+                <w:szCs w:val="24"/>
+              </w:rPr>
+            </w:pPr>
+            <w:r>
+              <w:rPr>
+                <w:rFonts w:ascii="標楷體" w:eastAsia="標楷體" w:hAnsi="標楷體" w:hint="eastAsia"/>
+                <w:szCs w:val="24"/>
+              </w:rPr>
+              <w:t>8.2</w:t>
+            </w:r>
+            <w:r>
+              <w:rPr>
+                <w:rFonts w:ascii="標楷體" w:eastAsia="標楷體" w:hAnsi="標楷體" w:hint="eastAsia"/>
+                <w:szCs w:val="24"/>
+              </w:rPr>
+              <w:t>.2</w:t>
+            </w:r>
+          </w:p>
+        </w:tc>
+        <w:tc>
+          <w:tcPr>
+            <w:tcW w:w="1376" w:type="dxa"/>
+            <w:vAlign w:val="center"/>
+          </w:tcPr>
+          <w:p>
+            <w:pPr>
+              <w:jc w:val="both"/>
+              <w:rPr>
+                <w:rFonts w:ascii="標楷體" w:eastAsia="標楷體" w:hAnsi="標楷體"/>
+                <w:szCs w:val="24"/>
+              </w:rPr>
+            </w:pPr>
+            <w:r>
+              <w:rPr>
+                <w:rFonts w:ascii="標楷體" w:eastAsia="標楷體" w:hAnsi="標楷體" w:hint="eastAsia"/>
+                <w:szCs w:val="24"/>
+              </w:rPr>
+              <w:t>功能名稱</w:t>
+            </w:r>
+          </w:p>
+        </w:tc>
+        <w:tc>
+          <w:tcPr>
+            <w:tcW w:w="2772" w:type="dxa"/>
+            <w:vAlign w:val="center"/>
+          </w:tcPr>
+          <w:p>
+            <w:pPr>
+              <w:jc w:val="both"/>
+              <w:rPr>
+                <w:rFonts w:ascii="標楷體" w:eastAsia="標楷體" w:hAnsi="標楷體"/>
+                <w:szCs w:val="24"/>
+              </w:rPr>
+            </w:pPr>
+            <w:r>
+              <w:rPr>
+                <w:rFonts w:ascii="標楷體" w:eastAsia="標楷體" w:hAnsi="標楷體" w:hint="eastAsia"/>
+                <w:szCs w:val="24"/>
+              </w:rPr>
+              <w:t>修改通知</w:t>
+            </w:r>
+          </w:p>
+        </w:tc>
+      </w:tr>
+      <w:tr>
+        <w:tc>
+          <w:tcPr>
+            <w:tcW w:w="1271" w:type="dxa"/>
+            <w:vAlign w:val="center"/>
+          </w:tcPr>
+          <w:p>
+            <w:pPr>
+              <w:jc w:val="both"/>
+              <w:rPr>
+                <w:rFonts w:ascii="標楷體" w:eastAsia="標楷體" w:hAnsi="標楷體"/>
+                <w:szCs w:val="24"/>
+              </w:rPr>
+            </w:pPr>
+            <w:r>
+              <w:rPr>
+                <w:rFonts w:ascii="標楷體" w:eastAsia="標楷體" w:hAnsi="標楷體" w:hint="eastAsia"/>
+                <w:szCs w:val="24"/>
+              </w:rPr>
+              <w:t>操作說明</w:t>
+            </w:r>
+          </w:p>
+        </w:tc>
+        <w:tc>
+          <w:tcPr>
+            <w:tcW w:w="7025" w:type="dxa"/>
+            <w:gridSpan w:val="4"/>
+            <w:vAlign w:val="center"/>
+          </w:tcPr>
+          <w:p>
+            <w:pPr>
+              <w:jc w:val="both"/>
+              <w:rPr>
+                <w:rFonts w:ascii="標楷體" w:eastAsia="標楷體" w:hAnsi="標楷體"/>
+                <w:szCs w:val="24"/>
+              </w:rPr>
+            </w:pPr>
+          </w:p>
+        </w:tc>
+      </w:tr>
+      <w:tr>
+        <w:tc>
+          <w:tcPr>
+            <w:tcW w:w="1271" w:type="dxa"/>
+            <w:vMerge w:val="restart"/>
+            <w:vAlign w:val="center"/>
+          </w:tcPr>
+          <w:p>
+            <w:pPr>
+              <w:jc w:val="both"/>
+              <w:rPr>
+                <w:rFonts w:ascii="標楷體" w:eastAsia="標楷體" w:hAnsi="標楷體"/>
+                <w:szCs w:val="24"/>
+              </w:rPr>
+            </w:pPr>
+            <w:r>
+              <w:rPr>
+                <w:rFonts w:ascii="標楷體" w:eastAsia="標楷體" w:hAnsi="標楷體" w:hint="eastAsia"/>
+                <w:szCs w:val="24"/>
+              </w:rPr>
+              <w:t>輸入值</w:t>
+            </w:r>
+          </w:p>
+        </w:tc>
+        <w:tc>
+          <w:tcPr>
+            <w:tcW w:w="992" w:type="dxa"/>
+            <w:vAlign w:val="center"/>
+          </w:tcPr>
+          <w:p>
+            <w:pPr>
+              <w:jc w:val="both"/>
+              <w:rPr>
+                <w:rFonts w:ascii="標楷體" w:eastAsia="標楷體" w:hAnsi="標楷體"/>
+                <w:szCs w:val="24"/>
+              </w:rPr>
+            </w:pPr>
+            <w:r>
+              <w:rPr>
+                <w:rFonts w:ascii="標楷體" w:eastAsia="標楷體" w:hAnsi="標楷體" w:cs="新細明體"/>
+                <w:szCs w:val="24"/>
+              </w:rPr>
+              <w:t>使用者</w:t>
+            </w:r>
+          </w:p>
+        </w:tc>
+        <w:tc>
+          <w:tcPr>
+            <w:tcW w:w="6033" w:type="dxa"/>
+            <w:gridSpan w:val="3"/>
+            <w:vAlign w:val="center"/>
+          </w:tcPr>
+          <w:p>
+            <w:pPr>
+              <w:jc w:val="both"/>
+              <w:rPr>
+                <w:rFonts w:ascii="標楷體" w:eastAsia="標楷體" w:hAnsi="標楷體"/>
+                <w:szCs w:val="24"/>
+              </w:rPr>
+            </w:pPr>
+            <w:r>
+              <w:rPr>
+                <w:rFonts w:ascii="標楷體" w:eastAsia="標楷體" w:hAnsi="標楷體" w:hint="eastAsia"/>
+                <w:szCs w:val="24"/>
+              </w:rPr>
+              <w:t>修改通知請求</w:t>
+            </w:r>
+          </w:p>
+        </w:tc>
+      </w:tr>
+      <w:tr>
+        <w:tc>
+          <w:tcPr>
+            <w:tcW w:w="1271" w:type="dxa"/>
+            <w:vMerge/>
+            <w:vAlign w:val="center"/>
+          </w:tcPr>
+          <w:p>
+            <w:pPr>
+              <w:jc w:val="both"/>
+              <w:rPr>
+                <w:rFonts w:ascii="標楷體" w:eastAsia="標楷體" w:hAnsi="標楷體" w:hint="eastAsia"/>
+                <w:szCs w:val="24"/>
+              </w:rPr>
+            </w:pPr>
+          </w:p>
+        </w:tc>
+        <w:tc>
+          <w:tcPr>
+            <w:tcW w:w="992" w:type="dxa"/>
+            <w:vAlign w:val="center"/>
+          </w:tcPr>
+          <w:p>
+            <w:pPr>
+              <w:jc w:val="both"/>
+              <w:rPr>
+                <w:rFonts w:ascii="標楷體" w:eastAsia="標楷體" w:hAnsi="標楷體" w:cs="新細明體"/>
+                <w:szCs w:val="24"/>
+              </w:rPr>
+            </w:pPr>
+            <w:r>
+              <w:rPr>
+                <w:rFonts w:ascii="標楷體" w:eastAsia="標楷體" w:hAnsi="標楷體" w:cs="新細明體" w:hint="eastAsia"/>
+                <w:szCs w:val="24"/>
+              </w:rPr>
+              <w:t>資料庫</w:t>
+            </w:r>
+          </w:p>
+        </w:tc>
+        <w:tc>
+          <w:tcPr>
+            <w:tcW w:w="6033" w:type="dxa"/>
+            <w:gridSpan w:val="3"/>
+            <w:vAlign w:val="center"/>
+          </w:tcPr>
+          <w:p>
+            <w:pPr>
+              <w:jc w:val="both"/>
+              <w:rPr>
+                <w:rFonts w:ascii="標楷體" w:eastAsia="標楷體" w:hAnsi="標楷體" w:cs="新細明體"/>
+                <w:szCs w:val="24"/>
+              </w:rPr>
+            </w:pPr>
+            <w:r>
+              <w:rPr>
+                <w:rFonts w:ascii="標楷體" w:eastAsia="標楷體" w:hAnsi="標楷體" w:hint="eastAsia"/>
+                <w:szCs w:val="24"/>
+              </w:rPr>
+              <w:t>使用者</w:t>
+            </w:r>
+            <w:r>
+              <w:rPr>
+                <w:rFonts w:ascii="標楷體" w:eastAsia="標楷體" w:hAnsi="標楷體" w:hint="eastAsia"/>
+                <w:szCs w:val="24"/>
+              </w:rPr>
+              <w:t>修改通知請求</w:t>
+            </w:r>
+            <w:r>
+              <w:rPr>
+                <w:rFonts w:ascii="標楷體" w:eastAsia="標楷體" w:hAnsi="標楷體" w:cs="新細明體" w:hint="eastAsia"/>
+                <w:szCs w:val="24"/>
+              </w:rPr>
+              <w:t>(T</w:t>
+            </w:r>
+            <w:r>
+              <w:rPr>
+                <w:rFonts w:ascii="標楷體" w:eastAsia="標楷體" w:hAnsi="標楷體" w:cs="新細明體"/>
+                <w:szCs w:val="24"/>
+              </w:rPr>
+              <w:t>1</w:t>
+            </w:r>
+            <w:r>
+              <w:rPr>
+                <w:rFonts w:ascii="標楷體" w:eastAsia="標楷體" w:hAnsi="標楷體" w:cs="新細明體" w:hint="eastAsia"/>
+                <w:szCs w:val="24"/>
+              </w:rPr>
+              <w:t>7</w:t>
+            </w:r>
+            <w:r>
+              <w:rPr>
+                <w:rFonts w:ascii="標楷體" w:eastAsia="標楷體" w:hAnsi="標楷體" w:hint="eastAsia"/>
+                <w:szCs w:val="24"/>
+              </w:rPr>
+              <w:t>使用者資料表</w:t>
+            </w:r>
+            <w:r>
+              <w:rPr>
+                <w:rFonts w:ascii="標楷體" w:eastAsia="標楷體" w:hAnsi="標楷體" w:cs="新細明體" w:hint="eastAsia"/>
+                <w:szCs w:val="24"/>
+              </w:rPr>
+              <w:t>)</w:t>
+            </w:r>
+          </w:p>
+        </w:tc>
+      </w:tr>
+      <w:tr>
+        <w:tc>
+          <w:tcPr>
+            <w:tcW w:w="1271" w:type="dxa"/>
+            <w:vMerge w:val="restart"/>
+            <w:vAlign w:val="center"/>
+          </w:tcPr>
+          <w:p>
+            <w:pPr>
+              <w:jc w:val="both"/>
+              <w:rPr>
+                <w:rFonts w:ascii="標楷體" w:eastAsia="標楷體" w:hAnsi="標楷體"/>
+                <w:szCs w:val="24"/>
+              </w:rPr>
+            </w:pPr>
+            <w:r>
+              <w:rPr>
+                <w:rFonts w:ascii="標楷體" w:eastAsia="標楷體" w:hAnsi="標楷體" w:hint="eastAsia"/>
+                <w:szCs w:val="24"/>
+              </w:rPr>
+              <w:t>輸出值</w:t>
+            </w:r>
+          </w:p>
+        </w:tc>
+        <w:tc>
+          <w:tcPr>
+            <w:tcW w:w="992" w:type="dxa"/>
+            <w:vAlign w:val="center"/>
+          </w:tcPr>
+          <w:p>
+            <w:pPr>
+              <w:jc w:val="both"/>
+              <w:rPr>
+                <w:rFonts w:ascii="標楷體" w:eastAsia="標楷體" w:hAnsi="標楷體"/>
+                <w:szCs w:val="24"/>
+              </w:rPr>
+            </w:pPr>
+            <w:r>
+              <w:rPr>
+                <w:rFonts w:ascii="標楷體" w:eastAsia="標楷體" w:hAnsi="標楷體" w:cs="新細明體"/>
+                <w:szCs w:val="24"/>
+              </w:rPr>
+              <w:t>使用者</w:t>
+            </w:r>
+          </w:p>
+        </w:tc>
+        <w:tc>
+          <w:tcPr>
+            <w:tcW w:w="6033" w:type="dxa"/>
+            <w:gridSpan w:val="3"/>
+            <w:vAlign w:val="center"/>
+          </w:tcPr>
+          <w:p>
+            <w:pPr>
+              <w:jc w:val="both"/>
+              <w:rPr>
+                <w:rFonts w:ascii="標楷體" w:eastAsia="標楷體" w:hAnsi="標楷體" w:hint="eastAsia"/>
+                <w:szCs w:val="24"/>
+              </w:rPr>
+            </w:pPr>
+            <w:r>
+              <w:rPr>
+                <w:rFonts w:ascii="標楷體" w:eastAsia="標楷體" w:hAnsi="標楷體" w:hint="eastAsia"/>
+                <w:szCs w:val="24"/>
+              </w:rPr>
+              <w:t>修改通知內容</w:t>
+            </w:r>
+          </w:p>
+        </w:tc>
+      </w:tr>
+      <w:tr>
+        <w:tc>
+          <w:tcPr>
+            <w:tcW w:w="1271" w:type="dxa"/>
+            <w:vMerge/>
+            <w:vAlign w:val="center"/>
+          </w:tcPr>
+          <w:p>
+            <w:pPr>
+              <w:jc w:val="both"/>
+              <w:rPr>
+                <w:rFonts w:ascii="標楷體" w:eastAsia="標楷體" w:hAnsi="標楷體" w:hint="eastAsia"/>
+                <w:szCs w:val="24"/>
+              </w:rPr>
+            </w:pPr>
+          </w:p>
+        </w:tc>
+        <w:tc>
+          <w:tcPr>
+            <w:tcW w:w="992" w:type="dxa"/>
+            <w:vAlign w:val="center"/>
+          </w:tcPr>
+          <w:p>
+            <w:pPr>
+              <w:jc w:val="both"/>
+              <w:rPr>
+                <w:rFonts w:ascii="標楷體" w:eastAsia="標楷體" w:hAnsi="標楷體" w:cs="新細明體"/>
+                <w:szCs w:val="24"/>
+              </w:rPr>
+            </w:pPr>
+            <w:r>
+              <w:rPr>
+                <w:rFonts w:ascii="標楷體" w:eastAsia="標楷體" w:hAnsi="標楷體" w:cs="新細明體" w:hint="eastAsia"/>
+                <w:szCs w:val="24"/>
+              </w:rPr>
+              <w:t>資料庫</w:t>
+            </w:r>
+          </w:p>
+        </w:tc>
+        <w:tc>
+          <w:tcPr>
+            <w:tcW w:w="6033" w:type="dxa"/>
+            <w:gridSpan w:val="3"/>
+            <w:vAlign w:val="center"/>
+          </w:tcPr>
+          <w:p>
+            <w:pPr>
+              <w:jc w:val="both"/>
+              <w:rPr>
+                <w:rFonts w:ascii="標楷體" w:eastAsia="標楷體" w:hAnsi="標楷體" w:hint="eastAsia"/>
+                <w:szCs w:val="24"/>
+              </w:rPr>
+            </w:pPr>
+            <w:r>
+              <w:rPr>
+                <w:rFonts w:ascii="標楷體" w:eastAsia="標楷體" w:hAnsi="標楷體" w:cs="新細明體" w:hint="eastAsia"/>
+                <w:szCs w:val="24"/>
+              </w:rPr>
+              <w:t>修改通知資訊</w:t>
+            </w:r>
+            <w:r>
+              <w:rPr>
+                <w:rFonts w:ascii="標楷體" w:eastAsia="標楷體" w:hAnsi="標楷體" w:cs="新細明體" w:hint="eastAsia"/>
+                <w:szCs w:val="24"/>
+              </w:rPr>
+              <w:t>(T</w:t>
+            </w:r>
+            <w:r>
+              <w:rPr>
+                <w:rFonts w:ascii="標楷體" w:eastAsia="標楷體" w:hAnsi="標楷體" w:cs="新細明體"/>
+                <w:szCs w:val="24"/>
+              </w:rPr>
+              <w:t>1</w:t>
+            </w:r>
+            <w:r>
+              <w:rPr>
+                <w:rFonts w:ascii="標楷體" w:eastAsia="標楷體" w:hAnsi="標楷體" w:cs="新細明體" w:hint="eastAsia"/>
+                <w:szCs w:val="24"/>
+              </w:rPr>
+              <w:t>7</w:t>
+            </w:r>
+            <w:r>
+              <w:rPr>
+                <w:rFonts w:ascii="標楷體" w:eastAsia="標楷體" w:hAnsi="標楷體" w:hint="eastAsia"/>
+                <w:szCs w:val="24"/>
+              </w:rPr>
+              <w:t>使用者資料表</w:t>
+            </w:r>
+            <w:r>
+              <w:rPr>
+                <w:rFonts w:ascii="標楷體" w:eastAsia="標楷體" w:hAnsi="標楷體" w:cs="新細明體" w:hint="eastAsia"/>
+                <w:szCs w:val="24"/>
+              </w:rPr>
+              <w:t>)</w:t>
+            </w:r>
+          </w:p>
+        </w:tc>
+      </w:tr>
+    </w:tbl>
+    <w:p>
+      <w:pPr>
+        <w:rPr>
+          <w:rFonts w:ascii="標楷體" w:eastAsia="標楷體" w:hAnsi="標楷體"/>
+          <w:szCs w:val="24"/>
+        </w:rPr>
+      </w:pPr>
+    </w:p>
+    <w:p>
+      <w:pPr>
+        <w:rPr>
+          <w:rFonts w:ascii="標楷體" w:eastAsia="標楷體" w:hAnsi="標楷體"/>
+          <w:szCs w:val="24"/>
+        </w:rPr>
+      </w:pPr>
+    </w:p>
+    <w:p>
+      <w:pPr>
+        <w:pStyle w:val="a3"/>
+      </w:pPr>
+      <w:r>
+        <w:t>表 6-2-</w:t>
+      </w:r>
+      <w:r>
+        <w:rPr>
+          <w:rFonts w:hint="eastAsia"/>
+        </w:rPr>
+        <w:t>1</w:t>
+      </w:r>
+      <w:r>
+        <w:t>1</w:t>
+      </w:r>
+      <w:r>
+        <w:t xml:space="preserve"> 說明</w:t>
+      </w:r>
+      <w:r>
+        <w:rPr>
+          <w:rFonts w:hint="eastAsia"/>
+        </w:rPr>
+        <w:t>拍照/上傳照片</w:t>
+      </w:r>
+    </w:p>
+    <w:tbl>
+      <w:tblPr>
+        <w:tblStyle w:val="ab"/>
+        <w:tblW w:w="0" w:type="auto"/>
+        <w:tblLook w:val="04A0" w:firstRow="1" w:lastRow="0" w:firstColumn="1" w:lastColumn="0" w:noHBand="0" w:noVBand="1"/>
+      </w:tblPr>
+      <w:tblGrid>
+        <w:gridCol w:w="1271"/>
+        <w:gridCol w:w="992"/>
+        <w:gridCol w:w="1885"/>
+        <w:gridCol w:w="1376"/>
+        <w:gridCol w:w="2772"/>
+      </w:tblGrid>
+      <w:tr>
+        <w:trPr>
+          <w:trHeight w:val="454"/>
+        </w:trPr>
+        <w:tc>
+          <w:tcPr>
+            <w:tcW w:w="1271" w:type="dxa"/>
+            <w:vAlign w:val="center"/>
+          </w:tcPr>
+          <w:p>
+            <w:pPr>
+              <w:jc w:val="both"/>
+              <w:rPr>
+                <w:rFonts w:ascii="標楷體" w:eastAsia="標楷體" w:hAnsi="標楷體"/>
+                <w:szCs w:val="24"/>
+              </w:rPr>
+            </w:pPr>
+            <w:r>
+              <w:rPr>
+                <w:rFonts w:ascii="標楷體" w:eastAsia="標楷體" w:hAnsi="標楷體" w:hint="eastAsia"/>
+                <w:szCs w:val="24"/>
+              </w:rPr>
+              <w:lastRenderedPageBreak/>
+              <w:t>編號</w:t>
+            </w:r>
+          </w:p>
+        </w:tc>
+        <w:tc>
+          <w:tcPr>
+            <w:tcW w:w="2877" w:type="dxa"/>
+            <w:gridSpan w:val="2"/>
+            <w:vAlign w:val="center"/>
+          </w:tcPr>
+          <w:p>
+            <w:pPr>
+              <w:jc w:val="both"/>
+              <w:rPr>
+                <w:rFonts w:ascii="標楷體" w:eastAsia="標楷體" w:hAnsi="標楷體"/>
+                <w:szCs w:val="24"/>
+              </w:rPr>
+            </w:pPr>
+            <w:r>
+              <w:rPr>
+                <w:rFonts w:ascii="標楷體" w:eastAsia="標楷體" w:hAnsi="標楷體"/>
+                <w:szCs w:val="24"/>
+              </w:rPr>
+              <w:t>2.1</w:t>
+            </w:r>
+          </w:p>
+        </w:tc>
+        <w:tc>
+          <w:tcPr>
+            <w:tcW w:w="1376" w:type="dxa"/>
+            <w:vAlign w:val="center"/>
+          </w:tcPr>
+          <w:p>
+            <w:pPr>
+              <w:jc w:val="both"/>
+              <w:rPr>
+                <w:rFonts w:ascii="標楷體" w:eastAsia="標楷體" w:hAnsi="標楷體"/>
+                <w:szCs w:val="24"/>
+              </w:rPr>
+            </w:pPr>
+            <w:r>
+              <w:rPr>
+                <w:rFonts w:ascii="標楷體" w:eastAsia="標楷體" w:hAnsi="標楷體" w:hint="eastAsia"/>
+                <w:szCs w:val="24"/>
+              </w:rPr>
+              <w:t>功能名稱</w:t>
+            </w:r>
+          </w:p>
+        </w:tc>
+        <w:tc>
+          <w:tcPr>
+            <w:tcW w:w="2772" w:type="dxa"/>
+            <w:vAlign w:val="center"/>
+          </w:tcPr>
+          <w:p>
+            <w:pPr>
+              <w:jc w:val="both"/>
+              <w:rPr>
+                <w:rFonts w:ascii="標楷體" w:eastAsia="標楷體" w:hAnsi="標楷體"/>
+                <w:szCs w:val="24"/>
+              </w:rPr>
+            </w:pPr>
+            <w:r>
+              <w:rPr>
+                <w:rFonts w:ascii="標楷體" w:eastAsia="標楷體" w:hAnsi="標楷體" w:cs="新細明體"/>
+                <w:szCs w:val="24"/>
+              </w:rPr>
+              <w:t>拍照/上傳照片</w:t>
+            </w:r>
+          </w:p>
+        </w:tc>
+      </w:tr>
+      <w:tr>
+        <w:tc>
+          <w:tcPr>
+            <w:tcW w:w="1271" w:type="dxa"/>
+            <w:vAlign w:val="center"/>
+          </w:tcPr>
+          <w:p>
+            <w:pPr>
+              <w:jc w:val="both"/>
+              <w:rPr>
+                <w:rFonts w:ascii="標楷體" w:eastAsia="標楷體" w:hAnsi="標楷體"/>
+                <w:szCs w:val="24"/>
+              </w:rPr>
+            </w:pPr>
+            <w:r>
+              <w:rPr>
+                <w:rFonts w:ascii="標楷體" w:eastAsia="標楷體" w:hAnsi="標楷體" w:hint="eastAsia"/>
+                <w:szCs w:val="24"/>
+              </w:rPr>
+              <w:t>操作說明</w:t>
+            </w:r>
+          </w:p>
+        </w:tc>
+        <w:tc>
+          <w:tcPr>
+            <w:tcW w:w="7025" w:type="dxa"/>
+            <w:gridSpan w:val="4"/>
+            <w:vAlign w:val="center"/>
+          </w:tcPr>
+          <w:p>
+            <w:pPr>
+              <w:jc w:val="both"/>
+              <w:rPr>
+                <w:rFonts w:ascii="標楷體" w:eastAsia="標楷體" w:hAnsi="標楷體"/>
+                <w:szCs w:val="24"/>
+              </w:rPr>
+            </w:pPr>
+            <w:r>
+              <w:rPr>
+                <w:rFonts w:ascii="標楷體" w:eastAsia="標楷體" w:hAnsi="標楷體" w:cs="新細明體"/>
+                <w:szCs w:val="24"/>
+              </w:rPr>
+              <w:t>使用者拍照或選擇照片上傳，系統取得照片檔案後傳入命名步驟。</w:t>
+            </w:r>
+          </w:p>
+        </w:tc>
+      </w:tr>
+      <w:tr>
+        <w:tc>
+          <w:tcPr>
+            <w:tcW w:w="1271" w:type="dxa"/>
+            <w:vAlign w:val="center"/>
+          </w:tcPr>
+          <w:p>
+            <w:pPr>
+              <w:jc w:val="both"/>
+              <w:rPr>
+                <w:rFonts w:ascii="標楷體" w:eastAsia="標楷體" w:hAnsi="標楷體"/>
+                <w:szCs w:val="24"/>
+              </w:rPr>
+            </w:pPr>
+            <w:r>
+              <w:rPr>
+                <w:rFonts w:ascii="標楷體" w:eastAsia="標楷體" w:hAnsi="標楷體" w:hint="eastAsia"/>
+                <w:szCs w:val="24"/>
+              </w:rPr>
+              <w:t>輸入值</w:t>
+            </w:r>
+          </w:p>
+        </w:tc>
+        <w:tc>
+          <w:tcPr>
+            <w:tcW w:w="992" w:type="dxa"/>
+            <w:vAlign w:val="center"/>
+          </w:tcPr>
+          <w:p>
+            <w:pPr>
+              <w:jc w:val="both"/>
+              <w:rPr>
+                <w:rFonts w:ascii="標楷體" w:eastAsia="標楷體" w:hAnsi="標楷體"/>
+                <w:szCs w:val="24"/>
+              </w:rPr>
+            </w:pPr>
+            <w:r>
+              <w:rPr>
+                <w:rFonts w:ascii="標楷體" w:eastAsia="標楷體" w:hAnsi="標楷體" w:cs="新細明體"/>
+                <w:szCs w:val="24"/>
+              </w:rPr>
+              <w:t>使用者</w:t>
+            </w:r>
+          </w:p>
+        </w:tc>
+        <w:tc>
+          <w:tcPr>
+            <w:tcW w:w="6033" w:type="dxa"/>
+            <w:gridSpan w:val="3"/>
+            <w:vAlign w:val="center"/>
+          </w:tcPr>
+          <w:p>
+            <w:pPr>
+              <w:jc w:val="both"/>
+              <w:rPr>
+                <w:rFonts w:ascii="標楷體" w:eastAsia="標楷體" w:hAnsi="標楷體"/>
+                <w:szCs w:val="24"/>
+              </w:rPr>
+            </w:pPr>
+            <w:r>
+              <w:rPr>
+                <w:rFonts w:ascii="標楷體" w:eastAsia="標楷體" w:hAnsi="標楷體" w:cs="新細明體"/>
+                <w:szCs w:val="24"/>
+              </w:rPr>
+              <w:t>拍照或選擇照片上傳</w:t>
+            </w:r>
+          </w:p>
+        </w:tc>
+      </w:tr>
+      <w:tr>
+        <w:tc>
+          <w:tcPr>
+            <w:tcW w:w="1271" w:type="dxa"/>
+            <w:vAlign w:val="center"/>
+          </w:tcPr>
+          <w:p>
+            <w:pPr>
+              <w:jc w:val="both"/>
+              <w:rPr>
+                <w:rFonts w:ascii="標楷體" w:eastAsia="標楷體" w:hAnsi="標楷體"/>
+                <w:szCs w:val="24"/>
+              </w:rPr>
+            </w:pPr>
+            <w:r>
+              <w:rPr>
+                <w:rFonts w:ascii="標楷體" w:eastAsia="標楷體" w:hAnsi="標楷體" w:hint="eastAsia"/>
+                <w:szCs w:val="24"/>
+              </w:rPr>
+              <w:t>輸出值</w:t>
+            </w:r>
+          </w:p>
+        </w:tc>
+        <w:tc>
+          <w:tcPr>
+            <w:tcW w:w="7025" w:type="dxa"/>
+            <w:gridSpan w:val="4"/>
+            <w:vAlign w:val="center"/>
+          </w:tcPr>
+          <w:p>
+            <w:pPr>
+              <w:jc w:val="both"/>
+              <w:rPr>
+                <w:rFonts w:ascii="標楷體" w:eastAsia="標楷體" w:hAnsi="標楷體"/>
+                <w:szCs w:val="24"/>
+              </w:rPr>
+            </w:pPr>
+            <w:r>
+              <w:rPr>
+                <w:rFonts w:ascii="標楷體" w:eastAsia="標楷體" w:hAnsi="標楷體" w:cs="新細明體"/>
+                <w:szCs w:val="24"/>
+              </w:rPr>
+              <w:t>照片檔案（傳入2.2）</w:t>
+            </w:r>
+          </w:p>
+        </w:tc>
+      </w:tr>
+    </w:tbl>
+    <w:p>
+      <w:pPr>
+        <w:rPr>
+          <w:rFonts w:ascii="標楷體" w:eastAsia="標楷體" w:hAnsi="標楷體"/>
+          <w:szCs w:val="24"/>
+        </w:rPr>
+      </w:pPr>
+    </w:p>
+    <w:p>
+      <w:pPr>
+        <w:pStyle w:val="a3"/>
+      </w:pPr>
+      <w:r>
+        <w:t>表 6-2-</w:t>
+      </w:r>
+      <w:r>
+        <w:rPr>
+          <w:rFonts w:hint="eastAsia"/>
+        </w:rPr>
+        <w:t>1</w:t>
+      </w:r>
+      <w:r>
+        <w:t>2</w:t>
+      </w:r>
+      <w:r>
+        <w:t xml:space="preserve"> 說明</w:t>
+      </w:r>
+      <w:r>
+        <w:rPr>
+          <w:rFonts w:hint="eastAsia"/>
+        </w:rPr>
+        <w:t>照片命名（可跳過）</w:t>
+      </w:r>
+    </w:p>
+    <w:tbl>
+      <w:tblPr>
+        <w:tblStyle w:val="ab"/>
+        <w:tblW w:w="0" w:type="auto"/>
+        <w:tblLook w:val="04A0" w:firstRow="1" w:lastRow="0" w:firstColumn="1" w:lastColumn="0" w:noHBand="0" w:noVBand="1"/>
+      </w:tblPr>
+      <w:tblGrid>
+        <w:gridCol w:w="1271"/>
+        <w:gridCol w:w="992"/>
+        <w:gridCol w:w="1885"/>
+        <w:gridCol w:w="1376"/>
+        <w:gridCol w:w="2772"/>
+      </w:tblGrid>
+      <w:tr>
+        <w:trPr>
+          <w:trHeight w:val="454"/>
+        </w:trPr>
+        <w:tc>
+          <w:tcPr>
+            <w:tcW w:w="1271" w:type="dxa"/>
+            <w:vAlign w:val="center"/>
+          </w:tcPr>
+          <w:p>
+            <w:pPr>
+              <w:jc w:val="both"/>
+              <w:rPr>
+                <w:rFonts w:ascii="標楷體" w:eastAsia="標楷體" w:hAnsi="標楷體"/>
+                <w:szCs w:val="24"/>
+              </w:rPr>
+            </w:pPr>
+            <w:r>
+              <w:rPr>
+                <w:rFonts w:ascii="標楷體" w:eastAsia="標楷體" w:hAnsi="標楷體" w:hint="eastAsia"/>
+                <w:szCs w:val="24"/>
+              </w:rPr>
+              <w:t>編號</w:t>
+            </w:r>
+          </w:p>
+        </w:tc>
+        <w:tc>
+          <w:tcPr>
+            <w:tcW w:w="2877" w:type="dxa"/>
+            <w:gridSpan w:val="2"/>
+            <w:vAlign w:val="center"/>
+          </w:tcPr>
+          <w:p>
+            <w:pPr>
+              <w:jc w:val="both"/>
+              <w:rPr>
+                <w:rFonts w:ascii="標楷體" w:eastAsia="標楷體" w:hAnsi="標楷體"/>
+                <w:szCs w:val="24"/>
+              </w:rPr>
+            </w:pPr>
+            <w:r>
+              <w:rPr>
                 <w:rFonts w:ascii="標楷體" w:eastAsia="標楷體" w:hAnsi="標楷體"/>
                 <w:szCs w:val="24"/>
               </w:rPr>
@@ -7182,7 +12281,6 @@
                 <w:rFonts w:ascii="標楷體" w:eastAsia="標楷體" w:hAnsi="標楷體" w:hint="eastAsia"/>
                 <w:szCs w:val="24"/>
               </w:rPr>
-              <w:lastRenderedPageBreak/>
               <w:t>編號</w:t>
             </w:r>
           </w:p>
@@ -8108,6 +13206,7 @@
         <w:pStyle w:val="a3"/>
       </w:pPr>
       <w:r>
+        <w:lastRenderedPageBreak/>
         <w:t>表 6-2-</w:t>
       </w:r>
       <w:r>
@@ -8698,7 +13797,6 @@
                 <w:rFonts w:ascii="標楷體" w:eastAsia="標楷體" w:hAnsi="標楷體" w:hint="eastAsia"/>
                 <w:szCs w:val="24"/>
               </w:rPr>
-              <w:lastRenderedPageBreak/>
               <w:t>輸出值</w:t>
             </w:r>
           </w:p>
@@ -9575,6 +14673,7 @@
                 <w:rFonts w:ascii="標楷體" w:eastAsia="標楷體" w:hAnsi="標楷體" w:hint="eastAsia"/>
                 <w:szCs w:val="24"/>
               </w:rPr>
+              <w:lastRenderedPageBreak/>
               <w:t>操作說明</w:t>
             </w:r>
           </w:p>
@@ -10142,7 +15241,6 @@
                 <w:rFonts w:ascii="標楷體" w:eastAsia="標楷體" w:hAnsi="標楷體" w:hint="eastAsia"/>
                 <w:szCs w:val="24"/>
               </w:rPr>
-              <w:lastRenderedPageBreak/>
               <w:t>編號</w:t>
             </w:r>
           </w:p>
@@ -11064,7 +16162,15 @@
                 <w:rFonts w:ascii="標楷體" w:eastAsia="標楷體" w:hAnsi="標楷體" w:cs="新細明體"/>
                 <w:szCs w:val="24"/>
               </w:rPr>
-              <w:t>使用者搜尋結果清單、邀請發送成功訊息、好友關係建立/拒絕結果、好友列表、建立成功/小組資訊、小組資訊/成員進度清單、結算通知</w:t>
+              <w:t>使用者搜尋結果清單、邀請發送成功訊息、好友關係建</w:t>
+            </w:r>
+            <w:r>
+              <w:rPr>
+                <w:rFonts w:ascii="標楷體" w:eastAsia="標楷體" w:hAnsi="標楷體" w:cs="新細明體"/>
+                <w:szCs w:val="24"/>
+              </w:rPr>
+              <w:lastRenderedPageBreak/>
+              <w:t>立/拒絕結果、好友列表、建立成功/小組資訊、小組資訊/成員進度清單、結算通知</w:t>
             </w:r>
           </w:p>
         </w:tc>
@@ -11458,7 +16564,6 @@
                 <w:rFonts w:ascii="標楷體" w:eastAsia="標楷體" w:hAnsi="標楷體" w:hint="eastAsia"/>
                 <w:szCs w:val="24"/>
               </w:rPr>
-              <w:lastRenderedPageBreak/>
               <w:t>編號</w:t>
             </w:r>
           </w:p>
@@ -12452,6 +17557,7 @@
                 <w:rFonts w:ascii="標楷體" w:eastAsia="標楷體" w:hAnsi="標楷體" w:hint="eastAsia"/>
                 <w:szCs w:val="24"/>
               </w:rPr>
+              <w:lastRenderedPageBreak/>
               <w:t>編號</w:t>
             </w:r>
           </w:p>
@@ -13066,7 +18172,6 @@
         <w:pStyle w:val="a3"/>
       </w:pPr>
       <w:r>
-        <w:lastRenderedPageBreak/>
         <w:t>表 6-2-</w:t>
       </w:r>
       <w:r>
@@ -14113,6 +19218,7 @@
                 <w:rFonts w:ascii="標楷體" w:eastAsia="標楷體" w:hAnsi="標楷體" w:hint="eastAsia"/>
                 <w:szCs w:val="24"/>
               </w:rPr>
+              <w:lastRenderedPageBreak/>
               <w:t>編號</w:t>
             </w:r>
           </w:p>
@@ -14234,23 +19340,7 @@
                 <w:rFonts w:ascii="標楷體" w:eastAsia="標楷體" w:hAnsi="標楷體" w:cs="新細明體"/>
                 <w:szCs w:val="24"/>
               </w:rPr>
-              <w:t xml:space="preserve">系統偵測到小組已跨 ISO </w:t>
-            </w:r>
-            <w:proofErr w:type="gramStart"/>
-            <w:r>
-              <w:rPr>
-                <w:rFonts w:ascii="標楷體" w:eastAsia="標楷體" w:hAnsi="標楷體" w:cs="新細明體"/>
-                <w:szCs w:val="24"/>
-              </w:rPr>
-              <w:t>週</w:t>
-            </w:r>
-            <w:proofErr w:type="gramEnd"/>
-            <w:r>
-              <w:rPr>
-                <w:rFonts w:ascii="標楷體" w:eastAsia="標楷體" w:hAnsi="標楷體" w:cs="新細明體"/>
-                <w:szCs w:val="24"/>
-              </w:rPr>
-              <w:t>次，自動觸發結算：達標則發放獎勵、退還押金；未達標則沒收押金，並發送結算通知。</w:t>
+              <w:t>系統偵測到小組已跨 ISO 週次，自動觸發結算：達標則發放獎勵、退還押金；未達標則沒收押金，並發送結算通知。</w:t>
             </w:r>
           </w:p>
         </w:tc>
@@ -14635,39 +19725,30 @@
                 <w:rFonts w:ascii="標楷體" w:eastAsia="標楷體" w:hAnsi="標楷體" w:cs="新細明體"/>
                 <w:szCs w:val="24"/>
               </w:rPr>
-              <w:t>查看點數請求、選擇購點方案、購買操作、使用點數購買</w:t>
-            </w:r>
-            <w:r>
-              <w:rPr>
-                <w:rFonts w:ascii="標楷體" w:eastAsia="標楷體" w:hAnsi="標楷體" w:cs="新細明體"/>
-                <w:szCs w:val="24"/>
-              </w:rPr>
-              <w:lastRenderedPageBreak/>
-              <w:t>功能請求、查看交易紀錄請求、查看訂閱狀態請求、選擇訂閱方案、訂閱付款、取消訂閱請求</w:t>
-            </w:r>
-          </w:p>
-        </w:tc>
-      </w:tr>
-      <w:tr>
-        <w:tc>
-          <w:tcPr>
-            <w:tcW w:w="1271" w:type="dxa"/>
-            <w:vAlign w:val="center"/>
-          </w:tcPr>
-          <w:p>
-            <w:pPr>
-              <w:jc w:val="both"/>
-              <w:rPr>
-                <w:rFonts w:ascii="標楷體" w:eastAsia="標楷體" w:hAnsi="標楷體"/>
-                <w:szCs w:val="24"/>
-              </w:rPr>
-            </w:pPr>
-            <w:r>
-              <w:rPr>
-                <w:rFonts w:ascii="標楷體" w:eastAsia="標楷體" w:hAnsi="標楷體" w:hint="eastAsia"/>
-                <w:szCs w:val="24"/>
-              </w:rPr>
-              <w:lastRenderedPageBreak/>
+              <w:t>查看點數請求、選擇購點方案、購買操作、使用點數購買功能請求、查看交易紀錄請求、查看訂閱狀態請求、選擇訂閱方案、訂閱付款、取消訂閱請求</w:t>
+            </w:r>
+          </w:p>
+        </w:tc>
+      </w:tr>
+      <w:tr>
+        <w:tc>
+          <w:tcPr>
+            <w:tcW w:w="1271" w:type="dxa"/>
+            <w:vAlign w:val="center"/>
+          </w:tcPr>
+          <w:p>
+            <w:pPr>
+              <w:jc w:val="both"/>
+              <w:rPr>
+                <w:rFonts w:ascii="標楷體" w:eastAsia="標楷體" w:hAnsi="標楷體"/>
+                <w:szCs w:val="24"/>
+              </w:rPr>
+            </w:pPr>
+            <w:r>
+              <w:rPr>
+                <w:rFonts w:ascii="標楷體" w:eastAsia="標楷體" w:hAnsi="標楷體" w:hint="eastAsia"/>
+                <w:szCs w:val="24"/>
+              </w:rPr>
               <w:t>輸出值</w:t>
             </w:r>
           </w:p>
@@ -14713,23 +19794,7 @@
                 <w:rFonts w:ascii="標楷體" w:eastAsia="標楷體" w:hAnsi="標楷體" w:cs="新細明體"/>
                 <w:szCs w:val="24"/>
               </w:rPr>
-              <w:t>點數餘額、購點方案清單（金額/點數）、付款結果（成功/失敗）、點數更新通知、交易紀錄清單、訂閱方案/到期日/自動續訂狀態、訂閱成功/到期日/</w:t>
-            </w:r>
-            <w:proofErr w:type="gramStart"/>
-            <w:r>
-              <w:rPr>
-                <w:rFonts w:ascii="標楷體" w:eastAsia="標楷體" w:hAnsi="標楷體" w:cs="新細明體"/>
-                <w:szCs w:val="24"/>
-              </w:rPr>
-              <w:t>贈點點數</w:t>
-            </w:r>
-            <w:proofErr w:type="gramEnd"/>
-            <w:r>
-              <w:rPr>
-                <w:rFonts w:ascii="標楷體" w:eastAsia="標楷體" w:hAnsi="標楷體" w:cs="新細明體"/>
-                <w:szCs w:val="24"/>
-              </w:rPr>
-              <w:t>、取消成功（當期仍可使用至到期日）、功能開放/次數不足/需升級提示</w:t>
+              <w:t>點數餘額、購點方案清單（金額/點數）、付款結果（成功/失敗）、點數更新通知、交易紀錄清單、訂閱方案/到期日/自動續訂狀態、訂閱成功/到期日/贈點點數、取消成功（當期仍可使用至到期日）、功能開放/次數不足/需升級提示</w:t>
             </w:r>
           </w:p>
         </w:tc>
@@ -15559,6 +20624,7 @@
         <w:jc w:val="left"/>
       </w:pPr>
       <w:r>
+        <w:lastRenderedPageBreak/>
         <w:tab/>
       </w:r>
       <w:r>
@@ -16070,39 +21136,30 @@
                 <w:rFonts w:ascii="標楷體" w:eastAsia="標楷體" w:hAnsi="標楷體" w:cs="新細明體"/>
                 <w:szCs w:val="24"/>
               </w:rPr>
-              <w:t>付款成功後系統更新使用者點數餘額、寫入購點加值紀錄至點數</w:t>
-            </w:r>
-            <w:r>
-              <w:rPr>
-                <w:rFonts w:ascii="標楷體" w:eastAsia="標楷體" w:hAnsi="標楷體" w:cs="新細明體"/>
-                <w:szCs w:val="24"/>
-              </w:rPr>
-              <w:lastRenderedPageBreak/>
-              <w:t>交易紀錄，並觸發點數加值完成通知。</w:t>
-            </w:r>
-          </w:p>
-        </w:tc>
-      </w:tr>
-      <w:tr>
-        <w:tc>
-          <w:tcPr>
-            <w:tcW w:w="1271" w:type="dxa"/>
-            <w:vAlign w:val="center"/>
-          </w:tcPr>
-          <w:p>
-            <w:pPr>
-              <w:jc w:val="both"/>
-              <w:rPr>
-                <w:rFonts w:ascii="標楷體" w:eastAsia="標楷體" w:hAnsi="標楷體"/>
-                <w:szCs w:val="24"/>
-              </w:rPr>
-            </w:pPr>
-            <w:r>
-              <w:rPr>
-                <w:rFonts w:ascii="標楷體" w:eastAsia="標楷體" w:hAnsi="標楷體" w:hint="eastAsia"/>
-                <w:szCs w:val="24"/>
-              </w:rPr>
-              <w:lastRenderedPageBreak/>
+              <w:t>付款成功後系統更新使用者點數餘額、寫入購點加值紀錄至點數交易紀錄，並觸發點數加值完成通知。</w:t>
+            </w:r>
+          </w:p>
+        </w:tc>
+      </w:tr>
+      <w:tr>
+        <w:tc>
+          <w:tcPr>
+            <w:tcW w:w="1271" w:type="dxa"/>
+            <w:vAlign w:val="center"/>
+          </w:tcPr>
+          <w:p>
+            <w:pPr>
+              <w:jc w:val="both"/>
+              <w:rPr>
+                <w:rFonts w:ascii="標楷體" w:eastAsia="標楷體" w:hAnsi="標楷體"/>
+                <w:szCs w:val="24"/>
+              </w:rPr>
+            </w:pPr>
+            <w:r>
+              <w:rPr>
+                <w:rFonts w:ascii="標楷體" w:eastAsia="標楷體" w:hAnsi="標楷體" w:hint="eastAsia"/>
+                <w:szCs w:val="24"/>
+              </w:rPr>
               <w:t>輸入值</w:t>
             </w:r>
           </w:p>
@@ -17069,30 +22126,39 @@
                 <w:rFonts w:ascii="標楷體" w:eastAsia="標楷體" w:hAnsi="標楷體" w:cs="新細明體"/>
                 <w:szCs w:val="24"/>
               </w:rPr>
-              <w:t>使用者查看目前訂閱狀態，系統讀取使用者訂閱紀錄回傳方案、到期日與自動續訂狀態。</w:t>
-            </w:r>
-          </w:p>
-        </w:tc>
-      </w:tr>
-      <w:tr>
-        <w:tc>
-          <w:tcPr>
-            <w:tcW w:w="1271" w:type="dxa"/>
-            <w:vAlign w:val="center"/>
-          </w:tcPr>
-          <w:p>
-            <w:pPr>
-              <w:jc w:val="both"/>
-              <w:rPr>
-                <w:rFonts w:ascii="標楷體" w:eastAsia="標楷體" w:hAnsi="標楷體"/>
-                <w:szCs w:val="24"/>
-              </w:rPr>
-            </w:pPr>
-            <w:r>
-              <w:rPr>
-                <w:rFonts w:ascii="標楷體" w:eastAsia="標楷體" w:hAnsi="標楷體" w:hint="eastAsia"/>
-                <w:szCs w:val="24"/>
-              </w:rPr>
+              <w:t>使用者查看目前訂閱狀態，系統讀取使用者訂閱紀錄回傳方案、到</w:t>
+            </w:r>
+            <w:r>
+              <w:rPr>
+                <w:rFonts w:ascii="標楷體" w:eastAsia="標楷體" w:hAnsi="標楷體" w:cs="新細明體"/>
+                <w:szCs w:val="24"/>
+              </w:rPr>
+              <w:lastRenderedPageBreak/>
+              <w:t>期日與自動續訂狀態。</w:t>
+            </w:r>
+          </w:p>
+        </w:tc>
+      </w:tr>
+      <w:tr>
+        <w:tc>
+          <w:tcPr>
+            <w:tcW w:w="1271" w:type="dxa"/>
+            <w:vAlign w:val="center"/>
+          </w:tcPr>
+          <w:p>
+            <w:pPr>
+              <w:jc w:val="both"/>
+              <w:rPr>
+                <w:rFonts w:ascii="標楷體" w:eastAsia="標楷體" w:hAnsi="標楷體"/>
+                <w:szCs w:val="24"/>
+              </w:rPr>
+            </w:pPr>
+            <w:r>
+              <w:rPr>
+                <w:rFonts w:ascii="標楷體" w:eastAsia="標楷體" w:hAnsi="標楷體" w:hint="eastAsia"/>
+                <w:szCs w:val="24"/>
+              </w:rPr>
+              <w:lastRenderedPageBreak/>
               <w:t>輸入值</w:t>
             </w:r>
           </w:p>
@@ -17564,7 +22630,6 @@
         <w:pStyle w:val="a3"/>
       </w:pPr>
       <w:r>
-        <w:lastRenderedPageBreak/>
         <w:t>表 6-2-</w:t>
       </w:r>
       <w:r>
@@ -17739,23 +22804,7 @@
                 <w:rFonts w:ascii="標楷體" w:eastAsia="標楷體" w:hAnsi="標楷體" w:cs="新細明體"/>
                 <w:szCs w:val="24"/>
               </w:rPr>
-              <w:t>系統處理訂閱付款（Demo模式），付款成功後寫入訂閱紀錄（方案/到期日/贈點）、更新使用者訂閱狀態並寫入</w:t>
-            </w:r>
-            <w:proofErr w:type="gramStart"/>
-            <w:r>
-              <w:rPr>
-                <w:rFonts w:ascii="標楷體" w:eastAsia="標楷體" w:hAnsi="標楷體" w:cs="新細明體"/>
-                <w:szCs w:val="24"/>
-              </w:rPr>
-              <w:t>訂閱贈點紀錄</w:t>
-            </w:r>
-            <w:proofErr w:type="gramEnd"/>
-            <w:r>
-              <w:rPr>
-                <w:rFonts w:ascii="標楷體" w:eastAsia="標楷體" w:hAnsi="標楷體" w:cs="新細明體"/>
-                <w:szCs w:val="24"/>
-              </w:rPr>
-              <w:t>至點數交易紀錄。</w:t>
+              <w:t>系統處理訂閱付款（Demo模式），付款成功後寫入訂閱紀錄（方案/到期日/贈點）、更新使用者訂閱狀態並寫入訂閱贈點紀錄至點數交易紀錄。</w:t>
             </w:r>
           </w:p>
         </w:tc>
@@ -17893,17 +22942,8 @@
                 <w:rFonts w:ascii="標楷體" w:eastAsia="標楷體" w:hAnsi="標楷體" w:cs="新細明體"/>
                 <w:szCs w:val="24"/>
               </w:rPr>
-              <w:t>訂閱成功、到期日、</w:t>
-            </w:r>
-            <w:proofErr w:type="gramStart"/>
-            <w:r>
-              <w:rPr>
-                <w:rFonts w:ascii="標楷體" w:eastAsia="標楷體" w:hAnsi="標楷體" w:cs="新細明體"/>
-                <w:szCs w:val="24"/>
-              </w:rPr>
-              <w:t>贈點點數</w:t>
-            </w:r>
-            <w:proofErr w:type="gramEnd"/>
+              <w:t>訂閱成功、到期日、贈點點數</w:t>
+            </w:r>
           </w:p>
         </w:tc>
       </w:tr>
@@ -18095,23 +23135,7 @@
                 <w:rFonts w:ascii="標楷體" w:eastAsia="標楷體" w:hAnsi="標楷體" w:cs="新細明體"/>
                 <w:szCs w:val="24"/>
               </w:rPr>
-              <w:t>系統定期檢查到期訂閱，自動執行續訂付款，成功則更新到期日，失敗則標記</w:t>
-            </w:r>
-            <w:proofErr w:type="gramStart"/>
-            <w:r>
-              <w:rPr>
-                <w:rFonts w:ascii="標楷體" w:eastAsia="標楷體" w:hAnsi="標楷體" w:cs="新細明體"/>
-                <w:szCs w:val="24"/>
-              </w:rPr>
-              <w:t>記</w:t>
-            </w:r>
-            <w:proofErr w:type="gramEnd"/>
-            <w:r>
-              <w:rPr>
-                <w:rFonts w:ascii="標楷體" w:eastAsia="標楷體" w:hAnsi="標楷體" w:cs="新細明體"/>
-                <w:szCs w:val="24"/>
-              </w:rPr>
-              <w:t>失效，並觸發 P6 續訂成功/扣款失敗通知。</w:t>
+              <w:t>系統定期檢查到期訂閱，自動執行續訂付款，成功則更新到期日，失敗則標記記失效，並觸發 P6 續訂成功/扣款失敗通知。</w:t>
             </w:r>
           </w:p>
         </w:tc>
@@ -18420,23 +23444,7 @@
                 <w:rFonts w:ascii="標楷體" w:eastAsia="標楷體" w:hAnsi="標楷體" w:cs="新細明體"/>
                 <w:szCs w:val="24"/>
               </w:rPr>
-              <w:t>使用者送出取消訂閱請求，系統標記</w:t>
-            </w:r>
-            <w:proofErr w:type="gramStart"/>
-            <w:r>
-              <w:rPr>
-                <w:rFonts w:ascii="標楷體" w:eastAsia="標楷體" w:hAnsi="標楷體" w:cs="新細明體"/>
-                <w:szCs w:val="24"/>
-              </w:rPr>
-              <w:t>不</w:t>
-            </w:r>
-            <w:proofErr w:type="gramEnd"/>
-            <w:r>
-              <w:rPr>
-                <w:rFonts w:ascii="標楷體" w:eastAsia="標楷體" w:hAnsi="標楷體" w:cs="新細明體"/>
-                <w:szCs w:val="24"/>
-              </w:rPr>
-              <w:t>自動續訂，當期訂閱仍可使用至到期日。</w:t>
+              <w:t>使用者送出取消訂閱請求，系統標記不自動續訂，當期訂閱仍可使用至到期日。</w:t>
             </w:r>
           </w:p>
         </w:tc>
@@ -18593,6 +23601,7 @@
         <w:pStyle w:val="a3"/>
       </w:pPr>
       <w:r>
+        <w:lastRenderedPageBreak/>
         <w:t>表 6-2-</w:t>
       </w:r>
       <w:r>
@@ -19068,7 +24077,6 @@
                 <w:rFonts w:ascii="標楷體" w:eastAsia="標楷體" w:hAnsi="標楷體" w:hint="eastAsia"/>
                 <w:szCs w:val="24"/>
               </w:rPr>
-              <w:lastRenderedPageBreak/>
               <w:t>操作說明</w:t>
             </w:r>
           </w:p>
@@ -20156,6 +25164,7 @@
                 <w:rFonts w:ascii="標楷體" w:eastAsia="標楷體" w:hAnsi="標楷體" w:hint="eastAsia"/>
                 <w:szCs w:val="24"/>
               </w:rPr>
+              <w:lastRenderedPageBreak/>
               <w:t>操作說明</w:t>
             </w:r>
           </w:p>
@@ -21135,23 +26144,7 @@
                 <w:rFonts w:ascii="標楷體" w:eastAsia="標楷體" w:hAnsi="標楷體" w:cs="新細明體"/>
                 <w:szCs w:val="24"/>
               </w:rPr>
-              <w:t>每月自動續訂完成後，系統</w:t>
-            </w:r>
-            <w:proofErr w:type="gramStart"/>
-            <w:r>
-              <w:rPr>
-                <w:rFonts w:ascii="標楷體" w:eastAsia="標楷體" w:hAnsi="標楷體" w:cs="新細明體"/>
-                <w:szCs w:val="24"/>
-              </w:rPr>
-              <w:t>推送續訂</w:t>
-            </w:r>
-            <w:proofErr w:type="gramEnd"/>
-            <w:r>
-              <w:rPr>
-                <w:rFonts w:ascii="標楷體" w:eastAsia="標楷體" w:hAnsi="標楷體" w:cs="新細明體"/>
-                <w:szCs w:val="24"/>
-              </w:rPr>
-              <w:t>成功或扣款失敗通知。</w:t>
+              <w:t>每月自動續訂完成後，系統推送續訂成功或扣款失敗通知。</w:t>
             </w:r>
           </w:p>
         </w:tc>
@@ -21592,6 +26585,7 @@
         <w:pStyle w:val="a3"/>
       </w:pPr>
       <w:r>
+        <w:lastRenderedPageBreak/>
         <w:t>表 6-2-</w:t>
       </w:r>
       <w:r>
@@ -22654,6 +27648,61 @@
       <w:szCs w:val="20"/>
     </w:rPr>
   </w:style>
+  <w:style w:type="character" w:styleId="af0">
+    <w:name w:val="annotation reference"/>
+    <w:basedOn w:val="a0"/>
+    <w:uiPriority w:val="99"/>
+    <w:semiHidden/>
+    <w:unhideWhenUsed/>
+    <w:rsid w:val="00A627F1"/>
+    <w:rPr>
+      <w:sz w:val="18"/>
+      <w:szCs w:val="18"/>
+    </w:rPr>
+  </w:style>
+  <w:style w:type="paragraph" w:styleId="af1">
+    <w:name w:val="annotation text"/>
+    <w:basedOn w:val="a"/>
+    <w:link w:val="af2"/>
+    <w:uiPriority w:val="99"/>
+    <w:semiHidden/>
+    <w:unhideWhenUsed/>
+    <w:rsid w:val="00A627F1"/>
+  </w:style>
+  <w:style w:type="character" w:customStyle="1" w:styleId="af2">
+    <w:name w:val="註解文字 字元"/>
+    <w:basedOn w:val="a0"/>
+    <w:link w:val="af1"/>
+    <w:uiPriority w:val="99"/>
+    <w:semiHidden/>
+    <w:rsid w:val="00A627F1"/>
+  </w:style>
+  <w:style w:type="paragraph" w:styleId="af3">
+    <w:name w:val="annotation subject"/>
+    <w:basedOn w:val="af1"/>
+    <w:next w:val="af1"/>
+    <w:link w:val="af4"/>
+    <w:uiPriority w:val="99"/>
+    <w:semiHidden/>
+    <w:unhideWhenUsed/>
+    <w:rsid w:val="00A627F1"/>
+    <w:rPr>
+      <w:b/>
+      <w:bCs/>
+    </w:rPr>
+  </w:style>
+  <w:style w:type="character" w:customStyle="1" w:styleId="af4">
+    <w:name w:val="註解主旨 字元"/>
+    <w:basedOn w:val="af2"/>
+    <w:link w:val="af3"/>
+    <w:uiPriority w:val="99"/>
+    <w:semiHidden/>
+    <w:rsid w:val="00A627F1"/>
+    <w:rPr>
+      <w:b/>
+      <w:bCs/>
+    </w:rPr>
+  </w:style>
 </w:styles>
 </file>
 
